--- a/downloads/workbook/ai-1-week-09.docx
+++ b/downloads/workbook/ai-1-week-09.docx
@@ -1328,6 +1328,178 @@
         <w:t>Project connection: Write the sorter’s steps in order, showing which values each step updates so a partner can reproduce the result.</w:t>
       </w:r>
     </w:p>
+    <w:p>
+      <w:pPr>
+        <w:pStyle w:val="Heading1"/>
+      </w:pPr>
+      <w:r>
+        <w:t>19. Project portfolio milestone</w:t>
+      </w:r>
+    </w:p>
+    <w:p>
+      <w:r>
+        <w:t>Project: Helpful Classroom Sorter</w:t>
+      </w:r>
+    </w:p>
+    <w:p>
+      <w:r>
+        <w:t>Current milestone: Make a transparent first version. Keep a trace of how one input becomes an output; explain the rule or learned component.</w:t>
+      </w:r>
+    </w:p>
+    <w:p>
+      <w:r>
+        <w:t>Write the sorter’s steps in order, showing which values each step updates so a partner can reproduce the result.</w:t>
+      </w:r>
+    </w:p>
+    <w:tbl>
+      <w:tblPr>
+        <w:tblStyle w:val="LightShading-Accent1"/>
+        <w:tblW w:type="auto" w:w="0"/>
+        <w:tblLook w:firstColumn="1" w:firstRow="1" w:lastColumn="0" w:lastRow="0" w:noHBand="0" w:noVBand="1" w:val="04A0"/>
+      </w:tblPr>
+      <w:tblGrid>
+        <w:gridCol w:w="5112"/>
+        <w:gridCol w:w="5112"/>
+      </w:tblGrid>
+      <w:tr>
+        <w:trPr>
+          <w:tblHeader/>
+        </w:trPr>
+        <w:tc>
+          <w:tcPr>
+            <w:tcW w:type="dxa" w:w="5112"/>
+          </w:tcPr>
+          <w:p>
+            <w:r>
+              <w:t>Evidence to keep</w:t>
+            </w:r>
+          </w:p>
+        </w:tc>
+        <w:tc>
+          <w:tcPr>
+            <w:tcW w:type="dxa" w:w="5112"/>
+          </w:tcPr>
+          <w:p>
+            <w:r>
+              <w:t>My record</w:t>
+            </w:r>
+          </w:p>
+        </w:tc>
+      </w:tr>
+      <w:tr>
+        <w:tc>
+          <w:tcPr>
+            <w:tcW w:type="dxa" w:w="5112"/>
+          </w:tcPr>
+          <w:p>
+            <w:r>
+              <w:t>This week’s input and deciding step</w:t>
+            </w:r>
+          </w:p>
+        </w:tc>
+        <w:tc>
+          <w:tcPr>
+            <w:tcW w:type="dxa" w:w="5112"/>
+          </w:tcPr>
+          <w:p>
+            <w:r/>
+          </w:p>
+        </w:tc>
+      </w:tr>
+      <w:tr>
+        <w:tc>
+          <w:tcPr>
+            <w:tcW w:type="dxa" w:w="5112"/>
+          </w:tcPr>
+          <w:p>
+            <w:r>
+              <w:t>Prediction and actual result (or labelled paper trace)</w:t>
+            </w:r>
+          </w:p>
+        </w:tc>
+        <w:tc>
+          <w:tcPr>
+            <w:tcW w:type="dxa" w:w="5112"/>
+          </w:tcPr>
+          <w:p>
+            <w:r/>
+          </w:p>
+        </w:tc>
+      </w:tr>
+      <w:tr>
+        <w:tc>
+          <w:tcPr>
+            <w:tcW w:type="dxa" w:w="5112"/>
+          </w:tcPr>
+          <w:p>
+            <w:r>
+              <w:t>One change since the previous checkpoint and why</w:t>
+            </w:r>
+          </w:p>
+        </w:tc>
+        <w:tc>
+          <w:tcPr>
+            <w:tcW w:type="dxa" w:w="5112"/>
+          </w:tcPr>
+          <w:p>
+            <w:r/>
+          </w:p>
+        </w:tc>
+      </w:tr>
+      <w:tr>
+        <w:tc>
+          <w:tcPr>
+            <w:tcW w:type="dxa" w:w="5112"/>
+          </w:tcPr>
+          <w:p>
+            <w:r>
+              <w:t>One error or limit and the next test</w:t>
+            </w:r>
+          </w:p>
+        </w:tc>
+        <w:tc>
+          <w:tcPr>
+            <w:tcW w:type="dxa" w:w="5112"/>
+          </w:tcPr>
+          <w:p>
+            <w:r/>
+          </w:p>
+        </w:tc>
+      </w:tr>
+    </w:tbl>
+    <w:p>
+      <w:pPr>
+        <w:pStyle w:val="Heading3"/>
+      </w:pPr>
+      <w:r>
+        <w:t>Explain what this week adds to your project. Reuse last week’s record rather than starting again.</w:t>
+      </w:r>
+    </w:p>
+    <w:p>
+      <w:r>
+        <w:t>________________________________________________________________</w:t>
+      </w:r>
+    </w:p>
+    <w:p>
+      <w:r>
+        <w:t>________________________________________________________________</w:t>
+      </w:r>
+    </w:p>
+    <w:p>
+      <w:r>
+        <w:t>________________________________________________________________</w:t>
+      </w:r>
+    </w:p>
+    <w:p>
+      <w:r>
+        <w:t>________________________________________________________________</w:t>
+      </w:r>
+    </w:p>
+    <w:p>
+      <w:r>
+        <w:t>________________________________________________________________</w:t>
+      </w:r>
+    </w:p>
     <w:sectPr>
       <w:pgSz w:w="12240" w:h="15840"/>
       <w:pgMar w:top="936" w:right="1008" w:bottom="936" w:left="1008" w:header="720" w:footer="720" w:gutter="0"/>

--- a/downloads/workbook/ai-1-week-09.docx
+++ b/downloads/workbook/ai-1-week-09.docx
@@ -1500,6 +1500,240 @@
         <w:t>________________________________________________________________</w:t>
       </w:r>
     </w:p>
+    <w:p>
+      <w:pPr>
+        <w:pStyle w:val="Heading1"/>
+      </w:pPr>
+      <w:r>
+        <w:t>20. Supported practice and learning evidence</w:t>
+      </w:r>
+    </w:p>
+    <w:p>
+      <w:r>
+        <w:t>Use this supported practice once, in the browser or on paper. Keep the reserved independent assessment for a separate first attempt before teacher feedback.</w:t>
+      </w:r>
+    </w:p>
+    <w:p>
+      <w:r>
+        <w:t>A fictional paper badge machine transforms an initial score using an ordered recipe.</w:t>
+      </w:r>
+    </w:p>
+    <w:p>
+      <w:pPr>
+        <w:pStyle w:val="Heading3"/>
+      </w:pPr>
+      <w:r>
+        <w:t>Practice 1: explain the deciding evidence</w:t>
+      </w:r>
+    </w:p>
+    <w:p>
+      <w:r>
+        <w:t>Which labelled step matches this detail? Same operations, different order: outputs 9 and 13.</w:t>
+      </w:r>
+    </w:p>
+    <w:p>
+      <w:r>
+        <w:t>1. Recipe A</w:t>
+      </w:r>
+    </w:p>
+    <w:p>
+      <w:r>
+        <w:t>2. Compare outputs</w:t>
+      </w:r>
+    </w:p>
+    <w:p>
+      <w:r>
+        <w:t>3. Recipe B</w:t>
+      </w:r>
+    </w:p>
+    <w:p>
+      <w:r>
+        <w:t>4. Start</w:t>
+      </w:r>
+    </w:p>
+    <w:p>
+      <w:pPr>
+        <w:pStyle w:val="Heading3"/>
+      </w:pPr>
+      <w:r>
+        <w:t>My selected conclusion, deciding fact and explanation</w:t>
+      </w:r>
+    </w:p>
+    <w:p>
+      <w:r>
+        <w:t>________________________________________________________________</w:t>
+      </w:r>
+    </w:p>
+    <w:p>
+      <w:r>
+        <w:t>________________________________________________________________</w:t>
+      </w:r>
+    </w:p>
+    <w:p>
+      <w:r>
+        <w:t>________________________________________________________________</w:t>
+      </w:r>
+    </w:p>
+    <w:p>
+      <w:r>
+        <w:t>________________________________________________________________</w:t>
+      </w:r>
+    </w:p>
+    <w:p>
+      <w:r>
+        <w:t>________________________________________________________________</w:t>
+      </w:r>
+    </w:p>
+    <w:p>
+      <w:r>
+        <w:t>Hint if needed: Read the steps in the pictorial case. Match the supplied detail to the stage that performs or records it.</w:t>
+      </w:r>
+    </w:p>
+    <w:p>
+      <w:r>
+        <w:t>After your attempt, compare with the supported explanation: Compare outputs Same operations, different order: outputs 9 and 13. Every instruction reads the current score, not the original one unless explicitly told to. In B, doubling also doubles the added 4. In A, the extra 4 is added after doubling. The final difference of 4 follows from that order, not from different starting data.</w:t>
+      </w:r>
+    </w:p>
+    <w:p>
+      <w:pPr>
+        <w:pStyle w:val="Heading3"/>
+      </w:pPr>
+      <w:r>
+        <w:t>Practice 2: explain the deciding evidence</w:t>
+      </w:r>
+    </w:p>
+    <w:p>
+      <w:r>
+        <w:t>Changed-case practice: Change the starting score to 0 for both recipes. Which conclusion is supported by the supplied facts?</w:t>
+      </w:r>
+    </w:p>
+    <w:p>
+      <w:r>
+        <w:t>1. A reports 3 and B reports 7.</w:t>
+      </w:r>
+    </w:p>
+    <w:p>
+      <w:r>
+        <w:t>2. This one example guarantees correct results for every future input.</w:t>
+      </w:r>
+    </w:p>
+    <w:p>
+      <w:r>
+        <w:t>3. We can decide the result without examining the changed input or the procedure.</w:t>
+      </w:r>
+    </w:p>
+    <w:p>
+      <w:pPr>
+        <w:pStyle w:val="Heading3"/>
+      </w:pPr>
+      <w:r>
+        <w:t>My selected conclusion, deciding fact and explanation</w:t>
+      </w:r>
+    </w:p>
+    <w:p>
+      <w:r>
+        <w:t>________________________________________________________________</w:t>
+      </w:r>
+    </w:p>
+    <w:p>
+      <w:r>
+        <w:t>________________________________________________________________</w:t>
+      </w:r>
+    </w:p>
+    <w:p>
+      <w:r>
+        <w:t>________________________________________________________________</w:t>
+      </w:r>
+    </w:p>
+    <w:p>
+      <w:r>
+        <w:t>________________________________________________________________</w:t>
+      </w:r>
+    </w:p>
+    <w:p>
+      <w:r>
+        <w:t>________________________________________________________________</w:t>
+      </w:r>
+    </w:p>
+    <w:p>
+      <w:r>
+        <w:t>Hint if needed: Use the changed condition and the deciding step in the pictorial trace. The answer must say what follows from those facts.</w:t>
+      </w:r>
+    </w:p>
+    <w:p>
+      <w:r>
+        <w:t>After your attempt, compare with the supported explanation: A reports 3 and B reports 7. A: 0→0→4→3. B: 0→4→8→7.</w:t>
+      </w:r>
+    </w:p>
+    <w:p>
+      <w:pPr>
+        <w:pStyle w:val="Heading3"/>
+      </w:pPr>
+      <w:r>
+        <w:t>Repair a missing building block</w:t>
+      </w:r>
+    </w:p>
+    <w:p>
+      <w:r>
+        <w:t>Review Features: Useful Clues (ai-1/8). Goal: Choose recorded properties that preserve distinctions needed for a stated task. Short practice: Point to the pair that tests pattern, then explain why the sticker is a bad early input.. Return to this week and explain what you changed.</w:t>
+      </w:r>
+    </w:p>
+    <w:p>
+      <w:r>
+        <w:t>Review Sound Becomes a Signal (ai-1/6). Goal: Interpret an ordered sequence of sound-signal samples with a stated time interval. Short practice: Does the all-zero retained record prove the full signal was silent? Use the picture.. Return to this week and explain what you changed.</w:t>
+      </w:r>
+    </w:p>
+    <w:p>
+      <w:r>
+        <w:t>Review Sensors Are Messengers (ai-1/3). Goal: Describe a measurement using its quantity, value, unit and conditions. Short practice: Why can we calculate the earlier gap but not predict an exact new B reading?. Return to this week and explain what you changed.</w:t>
+      </w:r>
+    </w:p>
+    <w:p>
+      <w:pPr>
+        <w:pStyle w:val="Heading3"/>
+      </w:pPr>
+      <w:r>
+        <w:t>Keep your completed work</w:t>
+      </w:r>
+    </w:p>
+    <w:p>
+      <w:r>
+        <w:t>Use Download completed work in the hosted lesson to export your answers, reflections, practice feedback and code-run evidence. Open the HTML copy to read or print it. Drafts stay in this browser when storage is available; clear drafts on a shared device.</w:t>
+      </w:r>
+    </w:p>
+    <w:p>
+      <w:pPr>
+        <w:pStyle w:val="Heading3"/>
+      </w:pPr>
+      <w:r>
+        <w:t>What I repaired, the evidence I kept and the next test</w:t>
+      </w:r>
+    </w:p>
+    <w:p>
+      <w:r>
+        <w:t>________________________________________________________________</w:t>
+      </w:r>
+    </w:p>
+    <w:p>
+      <w:r>
+        <w:t>________________________________________________________________</w:t>
+      </w:r>
+    </w:p>
+    <w:p>
+      <w:r>
+        <w:t>________________________________________________________________</w:t>
+      </w:r>
+    </w:p>
+    <w:p>
+      <w:r>
+        <w:t>________________________________________________________________</w:t>
+      </w:r>
+    </w:p>
+    <w:p>
+      <w:r>
+        <w:t>________________________________________________________________</w:t>
+      </w:r>
+    </w:p>
     <w:sectPr>
       <w:pgSz w:w="12240" w:h="15840"/>
       <w:pgMar w:top="936" w:right="1008" w:bottom="936" w:left="1008" w:header="720" w:footer="720" w:gutter="0"/>

--- a/downloads/workbook/ai-1-week-09.docx
+++ b/downloads/workbook/ai-1-week-09.docx
@@ -30,6 +30,17 @@
     </w:p>
     <w:p>
       <w:r>
+        <w:t>Record your starting explanation for Algorithms as Recipes before opening notes. Show any later correction separately.</w:t>
+      </w:r>
+    </w:p>
+    <w:p>
+      <w:pPr>
+        <w:spacing w:line="336" w:lineRule="auto" w:after="180"/>
+      </w:pPr>
+      <w:r>
+        <w:rPr>
+          <w:b w:val="0"/>
+        </w:rPr>
         <w:t>Try the recall before opening notes. Then use a different colour or a labelled second line to correct your explanation.</w:t>
       </w:r>
     </w:p>
@@ -42,7 +53,13 @@
       </w:r>
     </w:p>
     <w:p>
-      <w:r>
+      <w:pPr>
+        <w:spacing w:line="336" w:lineRule="auto" w:after="180"/>
+      </w:pPr>
+      <w:r>
+        <w:rPr>
+          <w:b w:val="0"/>
+        </w:rPr>
         <w:t>Without opening the old lesson, explain one key idea from Features: Useful Clues. Give an example and a mistake that the idea helps you avoid.</w:t>
       </w:r>
     </w:p>
@@ -78,7 +95,13 @@
       </w:r>
     </w:p>
     <w:p>
-      <w:r>
+      <w:pPr>
+        <w:spacing w:line="336" w:lineRule="auto" w:after="180"/>
+      </w:pPr>
+      <w:r>
+        <w:rPr>
+          <w:b w:val="0"/>
+        </w:rPr>
         <w:t>Without opening the old lesson, explain one key idea from Sound Becomes a Signal. Give an example and a mistake that the idea helps you avoid.</w:t>
       </w:r>
     </w:p>
@@ -114,7 +137,13 @@
       </w:r>
     </w:p>
     <w:p>
-      <w:r>
+      <w:pPr>
+        <w:spacing w:line="336" w:lineRule="auto" w:after="180"/>
+      </w:pPr>
+      <w:r>
+        <w:rPr>
+          <w:b w:val="0"/>
+        </w:rPr>
         <w:t>Without opening the old lesson, explain one key idea from Sensors Are Messengers. Give an example and a mistake that the idea helps you avoid.</w:t>
       </w:r>
     </w:p>
@@ -151,7 +180,42 @@
     </w:p>
     <w:p>
       <w:r>
-        <w:t>Use W2: Distinguish replacement from addition for Algorithms and changing state. Record the answer once; the lesson and workbook refer to the same attempt.</w:t>
+        <w:t>Complete the supported Algorithms as Recipes trace and record the first step you can explain without help.</w:t>
+      </w:r>
+    </w:p>
+    <w:p>
+      <w:pPr>
+        <w:spacing w:line="336" w:lineRule="auto" w:after="180"/>
+      </w:pPr>
+      <w:r>
+        <w:rPr>
+          <w:b w:val="0"/>
+        </w:rPr>
+        <w:t xml:space="preserve">Use W2: Distinguish replacement from addition for </w:t>
+      </w:r>
+      <w:r>
+        <w:rPr>
+          <w:b/>
+        </w:rPr>
+        <w:t>Algorithm</w:t>
+      </w:r>
+      <w:r>
+        <w:rPr>
+          <w:b w:val="0"/>
+        </w:rPr>
+        <w:t xml:space="preserve">s and changing </w:t>
+      </w:r>
+      <w:r>
+        <w:rPr>
+          <w:b/>
+        </w:rPr>
+        <w:t>state</w:t>
+      </w:r>
+      <w:r>
+        <w:rPr>
+          <w:b w:val="0"/>
+        </w:rPr>
+        <w:t>. Record the answer once; the lesson and workbook refer to the same attempt.</w:t>
       </w:r>
     </w:p>
     <w:tbl>
@@ -279,7 +343,65 @@
     </w:p>
     <w:p>
       <w:r>
-        <w:t>Use the worked case for Algorithms and changing state. Proposed explanation: “Every instruction uses the original number”. Decide whether this explanation is supported. Point to the step or supplied fact that decides; explain your repair if needed.</w:t>
+        <w:t>Check the proposed Algorithms as Recipes explanation against the supplied facts before discussing it.</w:t>
+      </w:r>
+    </w:p>
+    <w:p>
+      <w:pPr>
+        <w:spacing w:line="336" w:lineRule="auto" w:after="180"/>
+      </w:pPr>
+      <w:r>
+        <w:rPr>
+          <w:b w:val="0"/>
+        </w:rPr>
+        <w:t xml:space="preserve">Use the worked case for </w:t>
+      </w:r>
+      <w:r>
+        <w:rPr>
+          <w:b/>
+        </w:rPr>
+        <w:t>Algorithm</w:t>
+      </w:r>
+      <w:r>
+        <w:rPr>
+          <w:b w:val="0"/>
+        </w:rPr>
+        <w:t xml:space="preserve">s and changing </w:t>
+      </w:r>
+      <w:r>
+        <w:rPr>
+          <w:b/>
+        </w:rPr>
+        <w:t>state</w:t>
+      </w:r>
+      <w:r>
+        <w:rPr>
+          <w:b w:val="0"/>
+        </w:rPr>
+        <w:t>. Proposed explanation: “Every instruction uses the original number”. Decide whether this explanation is supported.</w:t>
+      </w:r>
+    </w:p>
+    <w:p>
+      <w:pPr>
+        <w:spacing w:line="336" w:lineRule="auto" w:after="180"/>
+      </w:pPr>
+      <w:r>
+        <w:rPr>
+          <w:b w:val="0"/>
+        </w:rPr>
+        <w:t xml:space="preserve">Point to the </w:t>
+      </w:r>
+      <w:r>
+        <w:rPr>
+          <w:b/>
+        </w:rPr>
+        <w:t>step</w:t>
+      </w:r>
+      <w:r>
+        <w:rPr>
+          <w:b w:val="0"/>
+        </w:rPr>
+        <w:t xml:space="preserve"> or supplied fact that decides; explain your repair if needed.</w:t>
       </w:r>
     </w:p>
     <w:p>
@@ -319,6 +441,11 @@
       </w:r>
     </w:p>
     <w:p>
+      <w:r>
+        <w:t>Write one first attempt at the reserved independent case before feedback. Repeated copies of that case refer to the same recorded attempt.</w:t>
+      </w:r>
+    </w:p>
+    <w:p>
       <w:pPr>
         <w:pStyle w:val="Heading3"/>
       </w:pPr>
@@ -327,8 +454,49 @@
       </w:r>
     </w:p>
     <w:p>
-      <w:r>
-        <w:t>For a new display, X starts at 4 and Y starts at 1. Copy the current X into Y; add 3 to X; double Y; report both and stop. Record X and Y initially and after each instruction. Explain why Y does not become 7 when X changes. Then swap the first two instructions and trace the new procedure from the same initial state.</w:t>
+      <w:pPr>
+        <w:spacing w:line="336" w:lineRule="auto" w:after="180"/>
+      </w:pPr>
+      <w:r>
+        <w:rPr>
+          <w:b w:val="0"/>
+        </w:rPr>
+        <w:t>For a new display, X starts at 4 and Y starts at 1. Copy the current X into Y; add 3 to X; double Y; report both and stop. Record X and Y initially and after each instruction. Explain why Y does not become 7 when X changes.</w:t>
+      </w:r>
+    </w:p>
+    <w:p>
+      <w:pPr>
+        <w:spacing w:line="336" w:lineRule="auto" w:after="180"/>
+      </w:pPr>
+      <w:r>
+        <w:rPr>
+          <w:b w:val="0"/>
+        </w:rPr>
+        <w:t xml:space="preserve">Then swap the first two instructions and </w:t>
+      </w:r>
+      <w:r>
+        <w:rPr>
+          <w:b/>
+        </w:rPr>
+        <w:t>trace</w:t>
+      </w:r>
+      <w:r>
+        <w:rPr>
+          <w:b w:val="0"/>
+        </w:rPr>
+        <w:t xml:space="preserve"> the new procedure from the same </w:t>
+      </w:r>
+      <w:r>
+        <w:rPr>
+          <w:b/>
+        </w:rPr>
+        <w:t>initial state</w:t>
+      </w:r>
+      <w:r>
+        <w:rPr>
+          <w:b w:val="0"/>
+        </w:rPr>
+        <w:t>.</w:t>
       </w:r>
     </w:p>
     <w:p>
@@ -375,7 +543,13 @@
       </w:r>
     </w:p>
     <w:p>
-      <w:r>
+      <w:pPr>
+        <w:spacing w:line="336" w:lineRule="auto" w:after="180"/>
+      </w:pPr>
+      <w:r>
+        <w:rPr>
+          <w:b w:val="0"/>
+        </w:rPr>
         <w:t>Attempt this case before feedback. Record any help. Earlier examples below are further practice; a case already practised with feedback cannot establish fresh transfer.</w:t>
       </w:r>
     </w:p>
@@ -389,7 +563,31 @@
     </w:p>
     <w:p>
       <w:r>
-        <w:t>On numbered squares 0–5, start at 1 facing increasing numbers. Execute FORWARD 2, TURN, FORWARD 1, STOP. Define TURN as reversing direction. Trace position and direction after every instruction. What if TURN were unspecified?</w:t>
+        <w:t>Connect the Algorithms as Recipes target to a trace and a justified conclusion.</w:t>
+      </w:r>
+    </w:p>
+    <w:p>
+      <w:pPr>
+        <w:spacing w:line="336" w:lineRule="auto" w:after="180"/>
+        <w:shd w:fill="F5F1FB"/>
+      </w:pPr>
+      <w:r>
+        <w:rPr>
+          <w:b w:val="0"/>
+        </w:rPr>
+        <w:t xml:space="preserve">On numbered squares 0–5, start at 1 facing increasing numbers. Execute FORWARD 2, TURN, FORWARD 1, STOP. Define TURN as reversing direction. </w:t>
+      </w:r>
+      <w:r>
+        <w:rPr>
+          <w:b/>
+        </w:rPr>
+        <w:t>Trace</w:t>
+      </w:r>
+      <w:r>
+        <w:rPr>
+          <w:b w:val="0"/>
+        </w:rPr>
+        <w:t xml:space="preserve"> position and direction after every instruction. What if TURN were unspecified?</w:t>
       </w:r>
     </w:p>
     <w:p>
@@ -402,17 +600,64 @@
     </w:p>
     <w:p>
       <w:r>
+        <w:t>Solve the supplied Algorithms as Recipes case and show the deciding evidence.</w:t>
+      </w:r>
+    </w:p>
+    <w:p>
+      <w:pPr>
+        <w:spacing w:line="336" w:lineRule="auto" w:after="180"/>
+      </w:pPr>
+      <w:r>
+        <w:rPr>
+          <w:b w:val="0"/>
+        </w:rPr>
         <w:t>A robot starts on the left of three squares, facing right. It executes MOVE, MOVE, STOP, each MOVE being one square.</w:t>
       </w:r>
     </w:p>
     <w:p>
-      <w:r>
-        <w:t>Trace the position after each command.</w:t>
-      </w:r>
-    </w:p>
-    <w:p>
-      <w:r>
-        <w:t>Show your trace, calculation or evidence</w:t>
+      <w:pPr>
+        <w:spacing w:line="336" w:lineRule="auto" w:after="180"/>
+      </w:pPr>
+      <w:r>
+        <w:rPr>
+          <w:b/>
+        </w:rPr>
+        <w:t>Trace</w:t>
+      </w:r>
+      <w:r>
+        <w:rPr>
+          <w:b w:val="0"/>
+        </w:rPr>
+        <w:t xml:space="preserve"> the position after each command.</w:t>
+      </w:r>
+    </w:p>
+    <w:p>
+      <w:pPr>
+        <w:spacing w:line="336" w:lineRule="auto" w:after="180"/>
+      </w:pPr>
+      <w:r>
+        <w:rPr>
+          <w:b w:val="0"/>
+        </w:rPr>
+        <w:t xml:space="preserve">Show your </w:t>
+      </w:r>
+      <w:r>
+        <w:rPr>
+          <w:b/>
+        </w:rPr>
+        <w:t>trace</w:t>
+      </w:r>
+      <w:r>
+        <w:rPr>
+          <w:b w:val="0"/>
+        </w:rPr>
+        <w:t xml:space="preserve">, calculation or </w:t>
+      </w:r>
+      <w:r>
+        <w:rPr>
+          <w:b/>
+        </w:rPr>
+        <w:t>evidence</w:t>
       </w:r>
     </w:p>
     <w:p>
@@ -458,11 +703,40 @@
     </w:p>
     <w:p>
       <w:r>
-        <w:t>Instructions say pick up a pencil, write your name, then find paper. Find the first ordering problem and rewrite the three steps so another learner can follow them.</w:t>
-      </w:r>
-    </w:p>
-    <w:p>
-      <w:r>
+        <w:t>Apply the procedure to the changed case and record why the conclusion follows.</w:t>
+      </w:r>
+    </w:p>
+    <w:p>
+      <w:pPr>
+        <w:spacing w:line="336" w:lineRule="auto" w:after="180"/>
+      </w:pPr>
+      <w:r>
+        <w:rPr>
+          <w:b w:val="0"/>
+        </w:rPr>
+        <w:t xml:space="preserve">Instructions say pick up a pencil, write your name, then find paper. Find the first ordering problem and rewrite the three </w:t>
+      </w:r>
+      <w:r>
+        <w:rPr>
+          <w:b/>
+        </w:rPr>
+        <w:t>step</w:t>
+      </w:r>
+      <w:r>
+        <w:rPr>
+          <w:b w:val="0"/>
+        </w:rPr>
+        <w:t>s so another learner can follow them.</w:t>
+      </w:r>
+    </w:p>
+    <w:p>
+      <w:pPr>
+        <w:spacing w:line="336" w:lineRule="auto" w:after="180"/>
+      </w:pPr>
+      <w:r>
+        <w:rPr>
+          <w:b w:val="0"/>
+        </w:rPr>
         <w:t>My independent answer and reason</w:t>
       </w:r>
     </w:p>
@@ -517,7 +791,30 @@
     </w:p>
     <w:p>
       <w:r>
-        <w:t>Create a changed input, boundary case or missing-information case. Write the expected answer or safe response before testing.</w:t>
+        <w:t>Specify a changed input, expected result and observation separately.</w:t>
+      </w:r>
+    </w:p>
+    <w:p>
+      <w:pPr>
+        <w:spacing w:line="336" w:lineRule="auto" w:after="180"/>
+      </w:pPr>
+      <w:r>
+        <w:rPr>
+          <w:b w:val="0"/>
+        </w:rPr>
+        <w:t xml:space="preserve">Create a changed </w:t>
+      </w:r>
+      <w:r>
+        <w:rPr>
+          <w:b/>
+        </w:rPr>
+        <w:t>input</w:t>
+      </w:r>
+      <w:r>
+        <w:rPr>
+          <w:b w:val="0"/>
+        </w:rPr>
+        <w:t>, boundary case or missing-information case. Write the expected answer or safe response before testing.</w:t>
       </w:r>
     </w:p>
     <w:tbl>
@@ -646,12 +943,53 @@
     </w:p>
     <w:p>
       <w:r>
-        <w:t>Write the first executable sorting algorithm for one easy item before adding branches or AI.</w:t>
-      </w:r>
-    </w:p>
-    <w:p>
-      <w:r>
-        <w:t>The project change and evidence I will keep</w:t>
+        <w:t>Justify what Algorithms as Recipes adds to Helpful Classroom Sorter and keep the evidence.</w:t>
+      </w:r>
+    </w:p>
+    <w:p>
+      <w:pPr>
+        <w:spacing w:line="336" w:lineRule="auto" w:after="180"/>
+      </w:pPr>
+      <w:r>
+        <w:rPr>
+          <w:b w:val="0"/>
+        </w:rPr>
+        <w:t xml:space="preserve">Write the first executable sorting </w:t>
+      </w:r>
+      <w:r>
+        <w:rPr>
+          <w:b/>
+        </w:rPr>
+        <w:t>algorithm</w:t>
+      </w:r>
+      <w:r>
+        <w:rPr>
+          <w:b w:val="0"/>
+        </w:rPr>
+        <w:t xml:space="preserve"> for one easy item before adding branches or AI.</w:t>
+      </w:r>
+    </w:p>
+    <w:p>
+      <w:pPr>
+        <w:spacing w:line="336" w:lineRule="auto" w:after="180"/>
+      </w:pPr>
+      <w:r>
+        <w:rPr>
+          <w:b w:val="0"/>
+        </w:rPr>
+        <w:t xml:space="preserve">The project change and </w:t>
+      </w:r>
+      <w:r>
+        <w:rPr>
+          <w:b/>
+        </w:rPr>
+        <w:t>evidence</w:t>
+      </w:r>
+      <w:r>
+        <w:rPr>
+          <w:b w:val="0"/>
+        </w:rPr>
+        <w:t xml:space="preserve"> I will keep</w:t>
       </w:r>
     </w:p>
     <w:p>
@@ -697,12 +1035,67 @@
     </w:p>
     <w:p>
       <w:r>
-        <w:t>I can explain the mechanism. I can show evidence. I can handle a changed case. I can name a limit. Mark each as not yet, with help or independently, and attach supporting work.</w:t>
-      </w:r>
-    </w:p>
-    <w:p>
-      <w:r>
-        <w:t>Teacher review ____________________  Next step ____________________</w:t>
+        <w:t>Judge explanation, evidence, transfer and limits separately; attach the work behind your judgement.</w:t>
+      </w:r>
+    </w:p>
+    <w:p>
+      <w:pPr>
+        <w:pStyle w:val="ListBullet"/>
+      </w:pPr>
+      <w:r>
+        <w:t>I can explain the mechanism.</w:t>
+      </w:r>
+    </w:p>
+    <w:p>
+      <w:pPr>
+        <w:pStyle w:val="ListBullet"/>
+      </w:pPr>
+      <w:r>
+        <w:t>I can show evidence.</w:t>
+      </w:r>
+    </w:p>
+    <w:p>
+      <w:pPr>
+        <w:pStyle w:val="ListBullet"/>
+      </w:pPr>
+      <w:r>
+        <w:t>I can handle a changed case.</w:t>
+      </w:r>
+    </w:p>
+    <w:p>
+      <w:pPr>
+        <w:pStyle w:val="ListBullet"/>
+      </w:pPr>
+      <w:r>
+        <w:t>I can name a limit.</w:t>
+      </w:r>
+    </w:p>
+    <w:p>
+      <w:r>
+        <w:t>Mark each as not yet, with help or independently, and attach supporting work.</w:t>
+      </w:r>
+    </w:p>
+    <w:p>
+      <w:pPr>
+        <w:spacing w:line="336" w:lineRule="auto" w:after="180"/>
+      </w:pPr>
+      <w:r>
+        <w:rPr>
+          <w:b w:val="0"/>
+        </w:rPr>
+        <w:t xml:space="preserve">Teacher review ____________________  Next </w:t>
+      </w:r>
+      <w:r>
+        <w:rPr>
+          <w:b/>
+        </w:rPr>
+        <w:t>step</w:t>
+      </w:r>
+      <w:r>
+        <w:rPr>
+          <w:b w:val="0"/>
+        </w:rPr>
+        <w:t xml:space="preserve"> ____________________</w:t>
       </w:r>
     </w:p>
     <w:p>
@@ -715,7 +1108,31 @@
     </w:p>
     <w:p>
       <w:r>
-        <w:t>On numbered squares 0–5, start at 1 facing increasing numbers. Execute FORWARD 2, TURN, FORWARD 1, STOP. Define TURN as reversing direction. Trace position and direction after every instruction. What if TURN were unspecified?</w:t>
+        <w:t>Use this earlier case as transfer practice. A case already discussed with feedback is not fresh assessment evidence.</w:t>
+      </w:r>
+    </w:p>
+    <w:p>
+      <w:pPr>
+        <w:spacing w:line="336" w:lineRule="auto" w:after="180"/>
+        <w:shd w:fill="F5F1FB"/>
+      </w:pPr>
+      <w:r>
+        <w:rPr>
+          <w:b w:val="0"/>
+        </w:rPr>
+        <w:t xml:space="preserve">On numbered squares 0–5, start at 1 facing increasing numbers. Execute FORWARD 2, TURN, FORWARD 1, STOP. Define TURN as reversing direction. </w:t>
+      </w:r>
+      <w:r>
+        <w:rPr>
+          <w:b/>
+        </w:rPr>
+        <w:t>Trace</w:t>
+      </w:r>
+      <w:r>
+        <w:rPr>
+          <w:b w:val="0"/>
+        </w:rPr>
+        <w:t xml:space="preserve"> position and direction after every instruction. What if TURN were unspecified?</w:t>
       </w:r>
     </w:p>
     <w:p>
@@ -762,7 +1179,13 @@
       </w:r>
     </w:p>
     <w:p>
-      <w:r>
+      <w:pPr>
+        <w:spacing w:line="336" w:lineRule="auto" w:after="180"/>
+      </w:pPr>
+      <w:r>
+        <w:rPr>
+          <w:b w:val="0"/>
+        </w:rPr>
         <w:t>Record support used: none, hint or teacher explanation.</w:t>
       </w:r>
     </w:p>
@@ -776,7 +1199,54 @@
     </w:p>
     <w:p>
       <w:r>
-        <w:t>Start score at 3. Add 4 to score, double score, then subtract 5. Record the initial state and the state after each instruction. Underline the number used by the doubling step and explain where it came from.</w:t>
+        <w:t>Trace the current value. Apply the supplied Algorithms as Recipes facts and keep your reasoning.</w:t>
+      </w:r>
+    </w:p>
+    <w:p>
+      <w:pPr>
+        <w:spacing w:line="336" w:lineRule="auto" w:after="180"/>
+      </w:pPr>
+      <w:r>
+        <w:rPr>
+          <w:b w:val="0"/>
+        </w:rPr>
+        <w:t xml:space="preserve">Start score at 3. Add 4 to score, double score, then subtract 5. Record the </w:t>
+      </w:r>
+      <w:r>
+        <w:rPr>
+          <w:b/>
+        </w:rPr>
+        <w:t>initial state</w:t>
+      </w:r>
+      <w:r>
+        <w:rPr>
+          <w:b w:val="0"/>
+        </w:rPr>
+        <w:t xml:space="preserve"> and the </w:t>
+      </w:r>
+      <w:r>
+        <w:rPr>
+          <w:b/>
+        </w:rPr>
+        <w:t>state</w:t>
+      </w:r>
+      <w:r>
+        <w:rPr>
+          <w:b w:val="0"/>
+        </w:rPr>
+        <w:t xml:space="preserve"> after each instruction. Underline the number used by the doubling </w:t>
+      </w:r>
+      <w:r>
+        <w:rPr>
+          <w:b/>
+        </w:rPr>
+        <w:t>step</w:t>
+      </w:r>
+      <w:r>
+        <w:rPr>
+          <w:b w:val="0"/>
+        </w:rPr>
+        <w:t xml:space="preserve"> and explain where it came from.</w:t>
       </w:r>
     </w:p>
     <w:p>
@@ -827,7 +1297,30 @@
     </w:p>
     <w:p>
       <w:r>
-        <w:t>Two procedures start score at 6. Procedure A sets score to 4, then adds 2. Procedure B adds 4 to score, then adds 2. Trace both and explain why the first instructions are different.</w:t>
+        <w:t>Distinguish replacement from addition. Apply the supplied Algorithms as Recipes facts and keep your reasoning.</w:t>
+      </w:r>
+    </w:p>
+    <w:p>
+      <w:pPr>
+        <w:spacing w:line="336" w:lineRule="auto" w:after="180"/>
+      </w:pPr>
+      <w:r>
+        <w:rPr>
+          <w:b w:val="0"/>
+        </w:rPr>
+        <w:t xml:space="preserve">Two procedures start score at 6. Procedure A sets score to 4, then adds 2. Procedure B adds 4 to score, then adds 2. </w:t>
+      </w:r>
+      <w:r>
+        <w:rPr>
+          <w:b/>
+        </w:rPr>
+        <w:t>Trace</w:t>
+      </w:r>
+      <w:r>
+        <w:rPr>
+          <w:b w:val="0"/>
+        </w:rPr>
+        <w:t xml:space="preserve"> both and explain why the first instructions are different.</w:t>
       </w:r>
     </w:p>
     <w:p>
@@ -878,7 +1371,55 @@
     </w:p>
     <w:p>
       <w:r>
-        <w:t>A procedure starts score at 6, adds 2, doubles score, then subtracts 3. A trace says 6, 8, 12, 9. Identify the first wrong transition, explain the likely mistake and write a complete corrected trace. Why is changing only the last value inadequate?</w:t>
+        <w:t>Repair the first error. Apply the supplied Algorithms as Recipes facts and keep your reasoning.</w:t>
+      </w:r>
+    </w:p>
+    <w:p>
+      <w:pPr>
+        <w:spacing w:line="336" w:lineRule="auto" w:after="180"/>
+        <w:shd w:fill="F5F1FB"/>
+      </w:pPr>
+      <w:r>
+        <w:rPr>
+          <w:b w:val="0"/>
+        </w:rPr>
+        <w:t xml:space="preserve">A procedure starts score at 6, adds 2, doubles score, then subtracts 3. A </w:t>
+      </w:r>
+      <w:r>
+        <w:rPr>
+          <w:b/>
+        </w:rPr>
+        <w:t>trace</w:t>
+      </w:r>
+      <w:r>
+        <w:rPr>
+          <w:b w:val="0"/>
+        </w:rPr>
+        <w:t xml:space="preserve"> says 6, 8, 12, 9. Identify the first wrong transition, explain the likely mistake and write a complete corrected </w:t>
+      </w:r>
+      <w:r>
+        <w:rPr>
+          <w:b/>
+        </w:rPr>
+        <w:t>trace</w:t>
+      </w:r>
+      <w:r>
+        <w:rPr>
+          <w:b w:val="0"/>
+        </w:rPr>
+        <w:t>.</w:t>
+      </w:r>
+    </w:p>
+    <w:p>
+      <w:pPr>
+        <w:spacing w:line="336" w:lineRule="auto" w:after="180"/>
+        <w:shd w:fill="F5F1FB"/>
+      </w:pPr>
+      <w:r>
+        <w:rPr>
+          <w:b w:val="0"/>
+        </w:rPr>
+        <w:t>Why is changing only the last value inadequate?</w:t>
       </w:r>
     </w:p>
     <w:p>
@@ -929,7 +1470,53 @@
     </w:p>
     <w:p>
       <w:r>
-        <w:t>For a new display, X starts at 4 and Y starts at 1. Copy the current X into Y; add 3 to X; double Y; report both and stop. Record X and Y initially and after each instruction. Explain why Y does not become 7 when X changes. Then swap the first two instructions and trace the new procedure from the same initial state.</w:t>
+        <w:t>Attempt before feedback. If this repeats the selected independent case, reuse that first attempt; otherwise keep a separate record. Trace two changing number boxes. Apply the supplied Algorithms as Recipes facts and keep your reasoning.</w:t>
+      </w:r>
+    </w:p>
+    <w:p>
+      <w:pPr>
+        <w:spacing w:line="336" w:lineRule="auto" w:after="180"/>
+      </w:pPr>
+      <w:r>
+        <w:rPr>
+          <w:b w:val="0"/>
+        </w:rPr>
+        <w:t>For a new display, X starts at 4 and Y starts at 1. Copy the current X into Y; add 3 to X; double Y; report both and stop. Record X and Y initially and after each instruction. Explain why Y does not become 7 when X changes.</w:t>
+      </w:r>
+    </w:p>
+    <w:p>
+      <w:pPr>
+        <w:spacing w:line="336" w:lineRule="auto" w:after="180"/>
+      </w:pPr>
+      <w:r>
+        <w:rPr>
+          <w:b w:val="0"/>
+        </w:rPr>
+        <w:t xml:space="preserve">Then swap the first two instructions and </w:t>
+      </w:r>
+      <w:r>
+        <w:rPr>
+          <w:b/>
+        </w:rPr>
+        <w:t>trace</w:t>
+      </w:r>
+      <w:r>
+        <w:rPr>
+          <w:b w:val="0"/>
+        </w:rPr>
+        <w:t xml:space="preserve"> the new procedure from the same </w:t>
+      </w:r>
+      <w:r>
+        <w:rPr>
+          <w:b/>
+        </w:rPr>
+        <w:t>initial state</w:t>
+      </w:r>
+      <w:r>
+        <w:rPr>
+          <w:b w:val="0"/>
+        </w:rPr>
+        <w:t>.</w:t>
       </w:r>
     </w:p>
     <w:p>
@@ -990,7 +1577,41 @@
     </w:p>
     <w:p>
       <w:r>
-        <w:t>The required procedure starts score at 10, adds 2 and subtracts 2. A learner instead adds 4 and subtracts 4. Both report 10. Write both traces and explain whether matching the final result proves that the learner followed the required procedure.</w:t>
+        <w:t>Test what a final answer can prove. Apply the supplied Algorithms as Recipes facts and keep your reasoning.</w:t>
+      </w:r>
+    </w:p>
+    <w:p>
+      <w:pPr>
+        <w:spacing w:line="336" w:lineRule="auto" w:after="180"/>
+      </w:pPr>
+      <w:r>
+        <w:rPr>
+          <w:b w:val="0"/>
+        </w:rPr>
+        <w:t>The required procedure starts score at 10, adds 2 and subtracts 2. A learner instead adds 4 and subtracts 4. Both report 10.</w:t>
+      </w:r>
+    </w:p>
+    <w:p>
+      <w:pPr>
+        <w:spacing w:line="336" w:lineRule="auto" w:after="180"/>
+      </w:pPr>
+      <w:r>
+        <w:rPr>
+          <w:b w:val="0"/>
+        </w:rPr>
+        <w:t xml:space="preserve">Write both </w:t>
+      </w:r>
+      <w:r>
+        <w:rPr>
+          <w:b/>
+        </w:rPr>
+        <w:t>trace</w:t>
+      </w:r>
+      <w:r>
+        <w:rPr>
+          <w:b w:val="0"/>
+        </w:rPr>
+        <w:t>s and explain whether matching the final result proves that the learner followed the required procedure.</w:t>
       </w:r>
     </w:p>
     <w:p>
@@ -1037,6 +1658,11 @@
       </w:pPr>
       <w:r>
         <w:t>17. Feedback, return check and learning record</w:t>
+      </w:r>
+    </w:p>
+    <w:p>
+      <w:r>
+        <w:t>Record the first repaired step and a different case to revisit after a delay.</w:t>
       </w:r>
     </w:p>
     <w:tbl>
@@ -1176,7 +1802,13 @@
       </w:tr>
     </w:tbl>
     <w:p>
-      <w:r>
+      <w:pPr>
+        <w:spacing w:line="336" w:lineRule="auto" w:after="180"/>
+      </w:pPr>
+      <w:r>
+        <w:rPr>
+          <w:b w:val="0"/>
+        </w:rPr>
         <w:t>Revisit this idea with your teacher after a delay. Familiarity is different from explaining and using it on a changed case.</w:t>
       </w:r>
     </w:p>
@@ -1190,16 +1822,39 @@
     </w:p>
     <w:p>
       <w:r>
+        <w:t>A fictional paper badge machine transforms an initial score using an ordered recipe. Explain the labelled step before checking the changed condition.</w:t>
+      </w:r>
+    </w:p>
+    <w:p>
+      <w:pPr>
+        <w:spacing w:line="336" w:lineRule="auto" w:after="180"/>
+      </w:pPr>
+      <w:r>
+        <w:rPr>
+          <w:b w:val="0"/>
+        </w:rPr>
         <w:t>A fictional paper badge machine transforms an initial score using an ordered recipe.</w:t>
       </w:r>
     </w:p>
     <w:p>
-      <w:r>
+      <w:pPr>
+        <w:spacing w:line="336" w:lineRule="auto" w:after="180"/>
+      </w:pPr>
+      <w:r>
+        <w:rPr>
+          <w:b w:val="0"/>
+        </w:rPr>
         <w:t>Start score=3. Recipe A: double, add 4, subtract 1, report.</w:t>
       </w:r>
     </w:p>
     <w:p>
-      <w:r>
+      <w:pPr>
+        <w:spacing w:line="336" w:lineRule="auto" w:after="180"/>
+      </w:pPr>
+      <w:r>
+        <w:rPr>
+          <w:b w:val="0"/>
+        </w:rPr>
         <w:t>Recipe B swaps the first two operations but keeps the same starting score.</w:t>
       </w:r>
     </w:p>
@@ -1276,7 +1931,13 @@
       </w:r>
     </w:p>
     <w:p>
-      <w:r>
+      <w:pPr>
+        <w:spacing w:line="336" w:lineRule="auto" w:after="180"/>
+      </w:pPr>
+      <w:r>
+        <w:rPr>
+          <w:b w:val="0"/>
+        </w:rPr>
         <w:t>Use the arrows to explain where the two zero-start runs first differ.</w:t>
       </w:r>
     </w:p>
@@ -1319,13 +1980,70 @@
       </w:r>
     </w:p>
     <w:p>
-      <w:r>
-        <w:t>Support used: alone / hint / worked example. This record is practice evidence.</w:t>
-      </w:r>
-    </w:p>
-    <w:p>
-      <w:r>
-        <w:t>Project connection: Write the sorter’s steps in order, showing which values each step updates so a partner can reproduce the result.</w:t>
+      <w:pPr>
+        <w:pStyle w:val="Heading3"/>
+      </w:pPr>
+      <w:r>
+        <w:t>Record the help used</w:t>
+      </w:r>
+    </w:p>
+    <w:p>
+      <w:pPr>
+        <w:spacing w:line="336" w:lineRule="auto" w:after="180"/>
+        <w:shd w:fill="F1F6F8"/>
+      </w:pPr>
+      <w:r>
+        <w:rPr>
+          <w:b w:val="0"/>
+        </w:rPr>
+        <w:t xml:space="preserve">Support used: alone / hint / worked example. This record is practice </w:t>
+      </w:r>
+      <w:r>
+        <w:rPr>
+          <w:b/>
+        </w:rPr>
+        <w:t>evidence</w:t>
+      </w:r>
+      <w:r>
+        <w:rPr>
+          <w:b w:val="0"/>
+        </w:rPr>
+        <w:t>.</w:t>
+      </w:r>
+    </w:p>
+    <w:p>
+      <w:pPr>
+        <w:spacing w:line="336" w:lineRule="auto" w:after="180"/>
+      </w:pPr>
+      <w:r>
+        <w:rPr>
+          <w:b w:val="0"/>
+        </w:rPr>
+        <w:t xml:space="preserve">Project connection: Write the sorter’s </w:t>
+      </w:r>
+      <w:r>
+        <w:rPr>
+          <w:b/>
+        </w:rPr>
+        <w:t>step</w:t>
+      </w:r>
+      <w:r>
+        <w:rPr>
+          <w:b w:val="0"/>
+        </w:rPr>
+        <w:t xml:space="preserve">s in order, showing which values each </w:t>
+      </w:r>
+      <w:r>
+        <w:rPr>
+          <w:b/>
+        </w:rPr>
+        <w:t>step</w:t>
+      </w:r>
+      <w:r>
+        <w:rPr>
+          <w:b w:val="0"/>
+        </w:rPr>
+        <w:t xml:space="preserve"> updates so a partner can reproduce the result.</w:t>
       </w:r>
     </w:p>
     <w:p>
@@ -1338,17 +2056,100 @@
     </w:p>
     <w:p>
       <w:r>
+        <w:t>Keep this week’s input, deciding step, result and limit together in the Helpful Classroom Sorter record.</w:t>
+      </w:r>
+    </w:p>
+    <w:p>
+      <w:pPr>
+        <w:spacing w:line="336" w:lineRule="auto" w:after="180"/>
+      </w:pPr>
+      <w:r>
+        <w:rPr>
+          <w:b w:val="0"/>
+        </w:rPr>
         <w:t>Project: Helpful Classroom Sorter</w:t>
       </w:r>
     </w:p>
     <w:p>
-      <w:r>
-        <w:t>Current milestone: Make a transparent first version. Keep a trace of how one input becomes an output; explain the rule or learned component.</w:t>
-      </w:r>
-    </w:p>
-    <w:p>
-      <w:r>
-        <w:t>Write the sorter’s steps in order, showing which values each step updates so a partner can reproduce the result.</w:t>
+      <w:pPr>
+        <w:spacing w:line="336" w:lineRule="auto" w:after="180"/>
+      </w:pPr>
+      <w:r>
+        <w:rPr>
+          <w:b w:val="0"/>
+        </w:rPr>
+        <w:t xml:space="preserve">Current milestone: Make a transparent first version. Keep a </w:t>
+      </w:r>
+      <w:r>
+        <w:rPr>
+          <w:b/>
+        </w:rPr>
+        <w:t>trace</w:t>
+      </w:r>
+      <w:r>
+        <w:rPr>
+          <w:b w:val="0"/>
+        </w:rPr>
+        <w:t xml:space="preserve"> of how one </w:t>
+      </w:r>
+      <w:r>
+        <w:rPr>
+          <w:b/>
+        </w:rPr>
+        <w:t>input</w:t>
+      </w:r>
+      <w:r>
+        <w:rPr>
+          <w:b w:val="0"/>
+        </w:rPr>
+        <w:t xml:space="preserve"> becomes an </w:t>
+      </w:r>
+      <w:r>
+        <w:rPr>
+          <w:b/>
+        </w:rPr>
+        <w:t>output</w:t>
+      </w:r>
+      <w:r>
+        <w:rPr>
+          <w:b w:val="0"/>
+        </w:rPr>
+        <w:t>; explain the rule or learned component.</w:t>
+      </w:r>
+    </w:p>
+    <w:p>
+      <w:pPr>
+        <w:spacing w:line="336" w:lineRule="auto" w:after="180"/>
+      </w:pPr>
+      <w:r>
+        <w:rPr>
+          <w:b w:val="0"/>
+        </w:rPr>
+        <w:t xml:space="preserve">Write the sorter’s </w:t>
+      </w:r>
+      <w:r>
+        <w:rPr>
+          <w:b/>
+        </w:rPr>
+        <w:t>step</w:t>
+      </w:r>
+      <w:r>
+        <w:rPr>
+          <w:b w:val="0"/>
+        </w:rPr>
+        <w:t xml:space="preserve">s in order, showing which values each </w:t>
+      </w:r>
+      <w:r>
+        <w:rPr>
+          <w:b/>
+        </w:rPr>
+        <w:t>step</w:t>
+      </w:r>
+      <w:r>
+        <w:rPr>
+          <w:b w:val="0"/>
+        </w:rPr>
+        <w:t xml:space="preserve"> updates so a partner can reproduce the result.</w:t>
       </w:r>
     </w:p>
     <w:tbl>
@@ -1510,11 +2311,28 @@
     </w:p>
     <w:p>
       <w:r>
+        <w:t>Try the supported questions before comparing with hints and feedback. Record what you repaired and the evidence you retained.</w:t>
+      </w:r>
+    </w:p>
+    <w:p>
+      <w:pPr>
+        <w:spacing w:line="336" w:lineRule="auto" w:after="180"/>
+      </w:pPr>
+      <w:r>
+        <w:rPr>
+          <w:b w:val="0"/>
+        </w:rPr>
         <w:t>Use this supported practice once, in the browser or on paper. Keep the reserved independent assessment for a separate first attempt before teacher feedback.</w:t>
       </w:r>
     </w:p>
     <w:p>
-      <w:r>
+      <w:pPr>
+        <w:spacing w:line="336" w:lineRule="auto" w:after="180"/>
+      </w:pPr>
+      <w:r>
+        <w:rPr>
+          <w:b w:val="0"/>
+        </w:rPr>
         <w:t>A fictional paper badge machine transforms an initial score using an ordered recipe.</w:t>
       </w:r>
     </w:p>
@@ -1527,27 +2345,97 @@
       </w:r>
     </w:p>
     <w:p>
-      <w:r>
-        <w:t>Which labelled step matches this detail? Same operations, different order: outputs 9 and 13.</w:t>
-      </w:r>
-    </w:p>
-    <w:p>
-      <w:r>
+      <w:pPr>
+        <w:spacing w:line="336" w:lineRule="auto" w:after="180"/>
+      </w:pPr>
+      <w:r>
+        <w:rPr>
+          <w:b w:val="0"/>
+        </w:rPr>
+        <w:t xml:space="preserve">Which labelled </w:t>
+      </w:r>
+      <w:r>
+        <w:rPr>
+          <w:b/>
+        </w:rPr>
+        <w:t>step</w:t>
+      </w:r>
+      <w:r>
+        <w:rPr>
+          <w:b w:val="0"/>
+        </w:rPr>
+        <w:t xml:space="preserve"> matches this detail? Same operations, different order: </w:t>
+      </w:r>
+      <w:r>
+        <w:rPr>
+          <w:b/>
+        </w:rPr>
+        <w:t>output</w:t>
+      </w:r>
+      <w:r>
+        <w:rPr>
+          <w:b w:val="0"/>
+        </w:rPr>
+        <w:t>s 9 and 13.</w:t>
+      </w:r>
+    </w:p>
+    <w:p>
+      <w:pPr>
+        <w:spacing w:line="336" w:lineRule="auto" w:after="180"/>
+        <w:shd w:fill="F4F9FC"/>
+      </w:pPr>
+      <w:r>
+        <w:rPr>
+          <w:b w:val="0"/>
+        </w:rPr>
         <w:t>1. Recipe A</w:t>
       </w:r>
     </w:p>
     <w:p>
-      <w:r>
-        <w:t>2. Compare outputs</w:t>
-      </w:r>
-    </w:p>
-    <w:p>
-      <w:r>
+      <w:pPr>
+        <w:spacing w:line="336" w:lineRule="auto" w:after="180"/>
+        <w:shd w:fill="F4F9FC"/>
+      </w:pPr>
+      <w:r>
+        <w:rPr>
+          <w:b w:val="0"/>
+        </w:rPr>
+        <w:t xml:space="preserve">2. Compare </w:t>
+      </w:r>
+      <w:r>
+        <w:rPr>
+          <w:b/>
+        </w:rPr>
+        <w:t>output</w:t>
+      </w:r>
+      <w:r>
+        <w:rPr>
+          <w:b w:val="0"/>
+        </w:rPr>
+        <w:t>s</w:t>
+      </w:r>
+    </w:p>
+    <w:p>
+      <w:pPr>
+        <w:spacing w:line="336" w:lineRule="auto" w:after="180"/>
+        <w:shd w:fill="F4F9FC"/>
+      </w:pPr>
+      <w:r>
+        <w:rPr>
+          <w:b w:val="0"/>
+        </w:rPr>
         <w:t>3. Recipe B</w:t>
       </w:r>
     </w:p>
     <w:p>
-      <w:r>
+      <w:pPr>
+        <w:spacing w:line="336" w:lineRule="auto" w:after="180"/>
+        <w:shd w:fill="F4F9FC"/>
+      </w:pPr>
+      <w:r>
+        <w:rPr>
+          <w:b w:val="0"/>
+        </w:rPr>
         <w:t>4. Start</w:t>
       </w:r>
     </w:p>
@@ -1585,41 +2473,179 @@
       </w:r>
     </w:p>
     <w:p>
-      <w:r>
-        <w:t>Hint if needed: Read the steps in the pictorial case. Match the supplied detail to the stage that performs or records it.</w:t>
-      </w:r>
-    </w:p>
-    <w:p>
-      <w:r>
-        <w:t>After your attempt, compare with the supported explanation: Compare outputs Same operations, different order: outputs 9 and 13. Every instruction reads the current score, not the original one unless explicitly told to. In B, doubling also doubles the added 4. In A, the extra 4 is added after doubling. The final difference of 4 follows from that order, not from different starting data.</w:t>
-      </w:r>
-    </w:p>
-    <w:p>
       <w:pPr>
         <w:pStyle w:val="Heading3"/>
       </w:pPr>
       <w:r>
+        <w:t>Hint · try first</w:t>
+      </w:r>
+    </w:p>
+    <w:p>
+      <w:pPr>
+        <w:spacing w:line="336" w:lineRule="auto" w:after="180"/>
+        <w:shd w:fill="F1F6F8"/>
+      </w:pPr>
+      <w:r>
+        <w:rPr>
+          <w:b w:val="0"/>
+        </w:rPr>
+        <w:t xml:space="preserve">Hint if needed: Read the </w:t>
+      </w:r>
+      <w:r>
+        <w:rPr>
+          <w:b/>
+        </w:rPr>
+        <w:t>step</w:t>
+      </w:r>
+      <w:r>
+        <w:rPr>
+          <w:b w:val="0"/>
+        </w:rPr>
+        <w:t>s in the pictorial case. Match the supplied detail to the stage that performs or records it.</w:t>
+      </w:r>
+    </w:p>
+    <w:p>
+      <w:pPr>
+        <w:pStyle w:val="Heading3"/>
+      </w:pPr>
+      <w:r>
+        <w:t>Feedback · compare after trying</w:t>
+      </w:r>
+    </w:p>
+    <w:p>
+      <w:pPr>
+        <w:spacing w:line="336" w:lineRule="auto" w:after="180"/>
+        <w:shd w:fill="F1F6FC"/>
+      </w:pPr>
+      <w:r>
+        <w:rPr>
+          <w:b w:val="0"/>
+        </w:rPr>
+        <w:t xml:space="preserve">After your attempt, compare with the supported explanation: Compare </w:t>
+      </w:r>
+      <w:r>
+        <w:rPr>
+          <w:b/>
+        </w:rPr>
+        <w:t>output</w:t>
+      </w:r>
+      <w:r>
+        <w:rPr>
+          <w:b w:val="0"/>
+        </w:rPr>
+        <w:t xml:space="preserve">s Same operations, different order: </w:t>
+      </w:r>
+      <w:r>
+        <w:rPr>
+          <w:b/>
+        </w:rPr>
+        <w:t>output</w:t>
+      </w:r>
+      <w:r>
+        <w:rPr>
+          <w:b w:val="0"/>
+        </w:rPr>
+        <w:t>s 9 and 13. Every instruction reads the current score, not the original one unless explicitly told to.</w:t>
+      </w:r>
+    </w:p>
+    <w:p>
+      <w:pPr>
+        <w:spacing w:line="336" w:lineRule="auto" w:after="180"/>
+        <w:shd w:fill="F1F6FC"/>
+      </w:pPr>
+      <w:r>
+        <w:rPr>
+          <w:b w:val="0"/>
+        </w:rPr>
+        <w:t>In B, doubling also doubles the added 4. In A, the extra 4 is added after doubling. The final difference of 4 follows from that order, not from different starting data.</w:t>
+      </w:r>
+    </w:p>
+    <w:p>
+      <w:pPr>
+        <w:pStyle w:val="Heading3"/>
+      </w:pPr>
+      <w:r>
         <w:t>Practice 2: explain the deciding evidence</w:t>
       </w:r>
     </w:p>
     <w:p>
-      <w:r>
+      <w:pPr>
+        <w:pStyle w:val="Heading3"/>
+      </w:pPr>
+      <w:r>
+        <w:t>Changed case · predict first</w:t>
+      </w:r>
+    </w:p>
+    <w:p>
+      <w:pPr>
+        <w:spacing w:line="336" w:lineRule="auto" w:after="180"/>
+        <w:shd w:fill="F5F1FB"/>
+      </w:pPr>
+      <w:r>
+        <w:rPr>
+          <w:b w:val="0"/>
+        </w:rPr>
         <w:t>Changed-case practice: Change the starting score to 0 for both recipes. Which conclusion is supported by the supplied facts?</w:t>
       </w:r>
     </w:p>
     <w:p>
-      <w:r>
+      <w:pPr>
+        <w:spacing w:line="336" w:lineRule="auto" w:after="180"/>
+        <w:shd w:fill="F4F9FC"/>
+      </w:pPr>
+      <w:r>
+        <w:rPr>
+          <w:b w:val="0"/>
+        </w:rPr>
         <w:t>1. A reports 3 and B reports 7.</w:t>
       </w:r>
     </w:p>
     <w:p>
-      <w:r>
-        <w:t>2. This one example guarantees correct results for every future input.</w:t>
-      </w:r>
-    </w:p>
-    <w:p>
-      <w:r>
-        <w:t>3. We can decide the result without examining the changed input or the procedure.</w:t>
+      <w:pPr>
+        <w:spacing w:line="336" w:lineRule="auto" w:after="180"/>
+        <w:shd w:fill="F4F9FC"/>
+      </w:pPr>
+      <w:r>
+        <w:rPr>
+          <w:b w:val="0"/>
+        </w:rPr>
+        <w:t xml:space="preserve">2. This one example guarantees correct results for every future </w:t>
+      </w:r>
+      <w:r>
+        <w:rPr>
+          <w:b/>
+        </w:rPr>
+        <w:t>input</w:t>
+      </w:r>
+      <w:r>
+        <w:rPr>
+          <w:b w:val="0"/>
+        </w:rPr>
+        <w:t>.</w:t>
+      </w:r>
+    </w:p>
+    <w:p>
+      <w:pPr>
+        <w:spacing w:line="336" w:lineRule="auto" w:after="180"/>
+        <w:shd w:fill="F4F9FC"/>
+      </w:pPr>
+      <w:r>
+        <w:rPr>
+          <w:b w:val="0"/>
+        </w:rPr>
+        <w:t xml:space="preserve">3. We can decide the result without examining the changed </w:t>
+      </w:r>
+      <w:r>
+        <w:rPr>
+          <w:b/>
+        </w:rPr>
+        <w:t>input</w:t>
+      </w:r>
+      <w:r>
+        <w:rPr>
+          <w:b w:val="0"/>
+        </w:rPr>
+        <w:t xml:space="preserve"> or the procedure.</w:t>
       </w:r>
     </w:p>
     <w:p>
@@ -1656,12 +2682,66 @@
       </w:r>
     </w:p>
     <w:p>
-      <w:r>
-        <w:t>Hint if needed: Use the changed condition and the deciding step in the pictorial trace. The answer must say what follows from those facts.</w:t>
-      </w:r>
-    </w:p>
-    <w:p>
-      <w:r>
+      <w:pPr>
+        <w:pStyle w:val="Heading3"/>
+      </w:pPr>
+      <w:r>
+        <w:t>Hint · try first</w:t>
+      </w:r>
+    </w:p>
+    <w:p>
+      <w:pPr>
+        <w:spacing w:line="336" w:lineRule="auto" w:after="180"/>
+        <w:shd w:fill="F1F6F8"/>
+      </w:pPr>
+      <w:r>
+        <w:rPr>
+          <w:b w:val="0"/>
+        </w:rPr>
+        <w:t xml:space="preserve">Hint if needed: Use the changed condition and the deciding </w:t>
+      </w:r>
+      <w:r>
+        <w:rPr>
+          <w:b/>
+        </w:rPr>
+        <w:t>step</w:t>
+      </w:r>
+      <w:r>
+        <w:rPr>
+          <w:b w:val="0"/>
+        </w:rPr>
+        <w:t xml:space="preserve"> in the pictorial </w:t>
+      </w:r>
+      <w:r>
+        <w:rPr>
+          <w:b/>
+        </w:rPr>
+        <w:t>trace</w:t>
+      </w:r>
+      <w:r>
+        <w:rPr>
+          <w:b w:val="0"/>
+        </w:rPr>
+        <w:t>. The answer must say what follows from those facts.</w:t>
+      </w:r>
+    </w:p>
+    <w:p>
+      <w:pPr>
+        <w:pStyle w:val="Heading3"/>
+      </w:pPr>
+      <w:r>
+        <w:t>Feedback · compare after trying</w:t>
+      </w:r>
+    </w:p>
+    <w:p>
+      <w:pPr>
+        <w:spacing w:line="336" w:lineRule="auto" w:after="180"/>
+        <w:shd w:fill="F1F6FC"/>
+      </w:pPr>
+      <w:r>
+        <w:rPr>
+          <w:b w:val="0"/>
+        </w:rPr>
         <w:t>After your attempt, compare with the supported explanation: A reports 3 and B reports 7. A: 0→0→4→3. B: 0→4→8→7.</w:t>
       </w:r>
     </w:p>
@@ -1674,18 +2754,117 @@
       </w:r>
     </w:p>
     <w:p>
-      <w:r>
-        <w:t>Review Features: Useful Clues (ai-1/8). Goal: Choose recorded properties that preserve distinctions needed for a stated task. Short practice: Point to the pair that tests pattern, then explain why the sticker is a bad early input.. Return to this week and explain what you changed.</w:t>
-      </w:r>
-    </w:p>
-    <w:p>
-      <w:r>
-        <w:t>Review Sound Becomes a Signal (ai-1/6). Goal: Interpret an ordered sequence of sound-signal samples with a stated time interval. Short practice: Does the all-zero retained record prove the full signal was silent? Use the picture.. Return to this week and explain what you changed.</w:t>
-      </w:r>
-    </w:p>
-    <w:p>
-      <w:r>
-        <w:t>Review Sensors Are Messengers (ai-1/3). Goal: Describe a measurement using its quantity, value, unit and conditions. Short practice: Why can we calculate the earlier gap but not predict an exact new B reading?. Return to this week and explain what you changed.</w:t>
+      <w:pPr>
+        <w:spacing w:line="336" w:lineRule="auto" w:after="180"/>
+      </w:pPr>
+      <w:r>
+        <w:rPr>
+          <w:b w:val="0"/>
+        </w:rPr>
+        <w:t xml:space="preserve">Review Features: Useful Clues (ai-1/8). Goal: Choose recorded properties that preserve distinctions needed for a </w:t>
+      </w:r>
+      <w:r>
+        <w:rPr>
+          <w:b/>
+        </w:rPr>
+        <w:t>state</w:t>
+      </w:r>
+      <w:r>
+        <w:rPr>
+          <w:b w:val="0"/>
+        </w:rPr>
+        <w:t>d task.</w:t>
+      </w:r>
+    </w:p>
+    <w:p>
+      <w:pPr>
+        <w:spacing w:line="336" w:lineRule="auto" w:after="180"/>
+      </w:pPr>
+      <w:r>
+        <w:rPr>
+          <w:b w:val="0"/>
+        </w:rPr>
+        <w:t xml:space="preserve">Short practice: Point to the pair that tests pattern, then explain why the sticker is a bad early </w:t>
+      </w:r>
+      <w:r>
+        <w:rPr>
+          <w:b/>
+        </w:rPr>
+        <w:t>input</w:t>
+      </w:r>
+      <w:r>
+        <w:rPr>
+          <w:b w:val="0"/>
+        </w:rPr>
+        <w:t>.. Return to this week and explain what you changed.</w:t>
+      </w:r>
+    </w:p>
+    <w:p>
+      <w:pPr>
+        <w:spacing w:line="336" w:lineRule="auto" w:after="180"/>
+      </w:pPr>
+      <w:r>
+        <w:rPr>
+          <w:b w:val="0"/>
+        </w:rPr>
+        <w:t xml:space="preserve">Review Sound Becomes a Signal (ai-1/6). Goal: Interpret an ordered </w:t>
+      </w:r>
+      <w:r>
+        <w:rPr>
+          <w:b/>
+        </w:rPr>
+        <w:t>sequence</w:t>
+      </w:r>
+      <w:r>
+        <w:rPr>
+          <w:b w:val="0"/>
+        </w:rPr>
+        <w:t xml:space="preserve"> of sound-signal samples with a </w:t>
+      </w:r>
+      <w:r>
+        <w:rPr>
+          <w:b/>
+        </w:rPr>
+        <w:t>state</w:t>
+      </w:r>
+      <w:r>
+        <w:rPr>
+          <w:b w:val="0"/>
+        </w:rPr>
+        <w:t>d time interval. Short practice: Does the all-zero retained record prove the full signal was silent?</w:t>
+      </w:r>
+    </w:p>
+    <w:p>
+      <w:pPr>
+        <w:spacing w:line="336" w:lineRule="auto" w:after="180"/>
+      </w:pPr>
+      <w:r>
+        <w:rPr>
+          <w:b w:val="0"/>
+        </w:rPr>
+        <w:t>Use the picture.. Return to this week and explain what you changed.</w:t>
+      </w:r>
+    </w:p>
+    <w:p>
+      <w:pPr>
+        <w:spacing w:line="336" w:lineRule="auto" w:after="180"/>
+      </w:pPr>
+      <w:r>
+        <w:rPr>
+          <w:b w:val="0"/>
+        </w:rPr>
+        <w:t>Review Sensors Are Messengers (ai-1/3). Goal: Describe a measurement using its quantity, value, unit and conditions. Short practice: Why can we calculate the earlier gap but not predict an exact new B reading?.</w:t>
+      </w:r>
+    </w:p>
+    <w:p>
+      <w:pPr>
+        <w:spacing w:line="336" w:lineRule="auto" w:after="180"/>
+      </w:pPr>
+      <w:r>
+        <w:rPr>
+          <w:b w:val="0"/>
+        </w:rPr>
+        <w:t>Return to this week and explain what you changed.</w:t>
       </w:r>
     </w:p>
     <w:p>
@@ -1697,8 +2876,37 @@
       </w:r>
     </w:p>
     <w:p>
-      <w:r>
-        <w:t>Use Download completed work in the hosted lesson to export your answers, reflections, practice feedback and code-run evidence. Open the HTML copy to read or print it. Drafts stay in this browser when storage is available; clear drafts on a shared device.</w:t>
+      <w:pPr>
+        <w:spacing w:line="336" w:lineRule="auto" w:after="180"/>
+      </w:pPr>
+      <w:r>
+        <w:rPr>
+          <w:b w:val="0"/>
+        </w:rPr>
+        <w:t xml:space="preserve">Use Download completed work in the hosted lesson to export your answers, reflections, practice feedback and code-run </w:t>
+      </w:r>
+      <w:r>
+        <w:rPr>
+          <w:b/>
+        </w:rPr>
+        <w:t>evidence</w:t>
+      </w:r>
+      <w:r>
+        <w:rPr>
+          <w:b w:val="0"/>
+        </w:rPr>
+        <w:t>. Open the HTML copy to read or print it.</w:t>
+      </w:r>
+    </w:p>
+    <w:p>
+      <w:pPr>
+        <w:spacing w:line="336" w:lineRule="auto" w:after="180"/>
+      </w:pPr>
+      <w:r>
+        <w:rPr>
+          <w:b w:val="0"/>
+        </w:rPr>
+        <w:t>Drafts stay in this browser when storage is available; clear drafts on a shared device.</w:t>
       </w:r>
     </w:p>
     <w:p>
@@ -1712,6 +2920,826 @@
     <w:p>
       <w:r>
         <w:t>________________________________________________________________</w:t>
+      </w:r>
+    </w:p>
+    <w:p>
+      <w:r>
+        <w:t>________________________________________________________________</w:t>
+      </w:r>
+    </w:p>
+    <w:p>
+      <w:r>
+        <w:t>________________________________________________________________</w:t>
+      </w:r>
+    </w:p>
+    <w:p>
+      <w:r>
+        <w:t>________________________________________________________________</w:t>
+      </w:r>
+    </w:p>
+    <w:p>
+      <w:r>
+        <w:t>________________________________________________________________</w:t>
+      </w:r>
+    </w:p>
+    <w:p>
+      <w:pPr>
+        <w:pStyle w:val="Heading1"/>
+      </w:pPr>
+      <w:r>
+        <w:t>21. Visual concept journey</w:t>
+      </w:r>
+    </w:p>
+    <w:p>
+      <w:r>
+        <w:t>Explain each Algorithms as Recipes picture from its labels, then record a relevant limit.</w:t>
+      </w:r>
+    </w:p>
+    <w:p>
+      <w:pPr>
+        <w:pStyle w:val="Heading3"/>
+      </w:pPr>
+      <w:r>
+        <w:t>01. Algorithms as Recipes: the case</w:t>
+      </w:r>
+    </w:p>
+    <w:p>
+      <w:r>
+        <w:drawing>
+          <wp:inline xmlns:a="http://schemas.openxmlformats.org/drawingml/2006/main" xmlns:pic="http://schemas.openxmlformats.org/drawingml/2006/picture">
+            <wp:extent cx="5486400" cy="2834640"/>
+            <wp:docPr id="3" name="Picture 3" descr="A fictional paper badge machine transforms an initial score using an ordered recipe. Supplied facts: Start score=3. Recipe A: double, add 4, subtract 1, report. Recipe B swaps the first two operations but keeps the same starting score."/>
+            <wp:cNvGraphicFramePr>
+              <a:graphicFrameLocks noChangeAspect="1"/>
+            </wp:cNvGraphicFramePr>
+            <a:graphic>
+              <a:graphicData uri="http://schemas.openxmlformats.org/drawingml/2006/picture">
+                <pic:pic>
+                  <pic:nvPicPr>
+                    <pic:cNvPr id="0" name="academy-story-ai-1-9-01.png"/>
+                    <pic:cNvPicPr/>
+                  </pic:nvPicPr>
+                  <pic:blipFill>
+                    <a:blip r:embed="rId11"/>
+                    <a:stretch>
+                      <a:fillRect/>
+                    </a:stretch>
+                  </pic:blipFill>
+                  <pic:spPr>
+                    <a:xfrm>
+                      <a:off x="0" y="0"/>
+                      <a:ext cx="5486400" cy="2834640"/>
+                    </a:xfrm>
+                    <a:prstGeom prst="rect"/>
+                  </pic:spPr>
+                </pic:pic>
+              </a:graphicData>
+            </a:graphic>
+          </wp:inline>
+        </w:drawing>
+      </w:r>
+    </w:p>
+    <w:p>
+      <w:pPr>
+        <w:spacing w:line="336" w:lineRule="auto" w:after="180"/>
+      </w:pPr>
+      <w:r>
+        <w:rPr>
+          <w:b w:val="0"/>
+        </w:rPr>
+        <w:t>A fictional paper badge machine transforms an initial score using an ordered recipe. Supplied facts: Start score=3. Recipe A: double, add 4, subtract 1, report.</w:t>
+      </w:r>
+    </w:p>
+    <w:p>
+      <w:pPr>
+        <w:spacing w:line="336" w:lineRule="auto" w:after="180"/>
+      </w:pPr>
+      <w:r>
+        <w:rPr>
+          <w:b w:val="0"/>
+        </w:rPr>
+        <w:t>Recipe B swaps the first two operations but keeps the same starting score.</w:t>
+      </w:r>
+    </w:p>
+    <w:p>
+      <w:pPr>
+        <w:spacing w:line="336" w:lineRule="auto" w:after="180"/>
+        <w:shd w:fill="F5F1FB"/>
+      </w:pPr>
+      <w:r>
+        <w:rPr>
+          <w:b w:val="0"/>
+        </w:rPr>
+        <w:t>Point to the given fact that matters most. Explain why it matters.</w:t>
+      </w:r>
+    </w:p>
+    <w:p>
+      <w:pPr>
+        <w:pStyle w:val="Heading3"/>
+      </w:pPr>
+      <w:r>
+        <w:t>My picture explanation, deciding evidence and one limit</w:t>
+      </w:r>
+    </w:p>
+    <w:p>
+      <w:r>
+        <w:t>________________________________________________________________</w:t>
+      </w:r>
+    </w:p>
+    <w:p>
+      <w:r>
+        <w:t>________________________________________________________________</w:t>
+      </w:r>
+    </w:p>
+    <w:p>
+      <w:r>
+        <w:t>________________________________________________________________</w:t>
+      </w:r>
+    </w:p>
+    <w:p>
+      <w:r>
+        <w:t>________________________________________________________________</w:t>
+      </w:r>
+    </w:p>
+    <w:p>
+      <w:pPr>
+        <w:pStyle w:val="Heading3"/>
+      </w:pPr>
+      <w:r>
+        <w:t>02. Follow the deciding steps</w:t>
+      </w:r>
+    </w:p>
+    <w:p>
+      <w:r>
+        <w:drawing>
+          <wp:inline xmlns:a="http://schemas.openxmlformats.org/drawingml/2006/main" xmlns:pic="http://schemas.openxmlformats.org/drawingml/2006/picture">
+            <wp:extent cx="5486400" cy="4005072"/>
+            <wp:docPr id="4" name="Picture 4" descr="Start: Both runs begin at 3. → Recipe A: 3 → 6 after doubling → 10 after adding 4 → 9 after subtracting 1. → Recipe B: 3 → 7 after adding 4 → 14 after doubling → 13 after subtracting 1. → Compare outputs: Same operations, different order: outputs 9 and 13."/>
+            <wp:cNvGraphicFramePr>
+              <a:graphicFrameLocks noChangeAspect="1"/>
+            </wp:cNvGraphicFramePr>
+            <a:graphic>
+              <a:graphicData uri="http://schemas.openxmlformats.org/drawingml/2006/picture">
+                <pic:pic>
+                  <pic:nvPicPr>
+                    <pic:cNvPr id="0" name="academy-story-ai-1-9-02.png"/>
+                    <pic:cNvPicPr/>
+                  </pic:nvPicPr>
+                  <pic:blipFill>
+                    <a:blip r:embed="rId12"/>
+                    <a:stretch>
+                      <a:fillRect/>
+                    </a:stretch>
+                  </pic:blipFill>
+                  <pic:spPr>
+                    <a:xfrm>
+                      <a:off x="0" y="0"/>
+                      <a:ext cx="5486400" cy="4005072"/>
+                    </a:xfrm>
+                    <a:prstGeom prst="rect"/>
+                  </pic:spPr>
+                </pic:pic>
+              </a:graphicData>
+            </a:graphic>
+          </wp:inline>
+        </w:drawing>
+      </w:r>
+    </w:p>
+    <w:p>
+      <w:pPr>
+        <w:spacing w:line="336" w:lineRule="auto" w:after="180"/>
+      </w:pPr>
+      <w:r>
+        <w:rPr>
+          <w:b w:val="0"/>
+        </w:rPr>
+        <w:t xml:space="preserve">Start: Both runs begin at 3. → Recipe A: 3 → 6 after doubling → 10 after adding 4 → 9 after subtracting 1. → Recipe B: 3 → 7 after adding 4 → 14 after doubling → 13 after subtracting 1. → Compare </w:t>
+      </w:r>
+      <w:r>
+        <w:rPr>
+          <w:b/>
+        </w:rPr>
+        <w:t>output</w:t>
+      </w:r>
+      <w:r>
+        <w:rPr>
+          <w:b w:val="0"/>
+        </w:rPr>
+        <w:t xml:space="preserve">s: Same operations, different order: </w:t>
+      </w:r>
+      <w:r>
+        <w:rPr>
+          <w:b/>
+        </w:rPr>
+        <w:t>output</w:t>
+      </w:r>
+      <w:r>
+        <w:rPr>
+          <w:b w:val="0"/>
+        </w:rPr>
+        <w:t>s 9 and 13.</w:t>
+      </w:r>
+    </w:p>
+    <w:p>
+      <w:pPr>
+        <w:spacing w:line="336" w:lineRule="auto" w:after="180"/>
+        <w:shd w:fill="F5F1FB"/>
+      </w:pPr>
+      <w:r>
+        <w:rPr>
+          <w:b w:val="0"/>
+        </w:rPr>
+        <w:t xml:space="preserve">Point to each numbered stage and explain which recorded </w:t>
+      </w:r>
+      <w:r>
+        <w:rPr>
+          <w:b/>
+        </w:rPr>
+        <w:t>input</w:t>
+      </w:r>
+      <w:r>
+        <w:rPr>
+          <w:b w:val="0"/>
+        </w:rPr>
+        <w:t xml:space="preserve"> it uses.</w:t>
+      </w:r>
+    </w:p>
+    <w:p>
+      <w:pPr>
+        <w:pStyle w:val="Heading3"/>
+      </w:pPr>
+      <w:r>
+        <w:t>My picture explanation, deciding evidence and one limit</w:t>
+      </w:r>
+    </w:p>
+    <w:p>
+      <w:r>
+        <w:t>________________________________________________________________</w:t>
+      </w:r>
+    </w:p>
+    <w:p>
+      <w:r>
+        <w:t>________________________________________________________________</w:t>
+      </w:r>
+    </w:p>
+    <w:p>
+      <w:r>
+        <w:t>________________________________________________________________</w:t>
+      </w:r>
+    </w:p>
+    <w:p>
+      <w:r>
+        <w:t>________________________________________________________________</w:t>
+      </w:r>
+    </w:p>
+    <w:p>
+      <w:pPr>
+        <w:pStyle w:val="Heading3"/>
+      </w:pPr>
+      <w:r>
+        <w:t>03. Changing instruction order</w:t>
+      </w:r>
+    </w:p>
+    <w:p>
+      <w:r>
+        <w:drawing>
+          <wp:inline xmlns:a="http://schemas.openxmlformats.org/drawingml/2006/main" xmlns:pic="http://schemas.openxmlformats.org/drawingml/2006/picture">
+            <wp:extent cx="5486400" cy="3096768"/>
+            <wp:docPr id="5" name="Picture 5" descr="Changing instruction order. Recipe A: Start = 3, After step 1 = 6, After step 2 = 10, Report = 9. Recipe B: Start = 3, After step 1 = 7, After step 2 = 14, Report = 13."/>
+            <wp:cNvGraphicFramePr>
+              <a:graphicFrameLocks noChangeAspect="1"/>
+            </wp:cNvGraphicFramePr>
+            <a:graphic>
+              <a:graphicData uri="http://schemas.openxmlformats.org/drawingml/2006/picture">
+                <pic:pic>
+                  <pic:nvPicPr>
+                    <pic:cNvPr id="0" name="academy-story-ai-1-9-03.png"/>
+                    <pic:cNvPicPr/>
+                  </pic:nvPicPr>
+                  <pic:blipFill>
+                    <a:blip r:embed="rId13"/>
+                    <a:stretch>
+                      <a:fillRect/>
+                    </a:stretch>
+                  </pic:blipFill>
+                  <pic:spPr>
+                    <a:xfrm>
+                      <a:off x="0" y="0"/>
+                      <a:ext cx="5486400" cy="3096768"/>
+                    </a:xfrm>
+                    <a:prstGeom prst="rect"/>
+                  </pic:spPr>
+                </pic:pic>
+              </a:graphicData>
+            </a:graphic>
+          </wp:inline>
+        </w:drawing>
+      </w:r>
+    </w:p>
+    <w:p>
+      <w:pPr>
+        <w:spacing w:line="336" w:lineRule="auto" w:after="180"/>
+      </w:pPr>
+      <w:r>
+        <w:rPr>
+          <w:b w:val="0"/>
+        </w:rPr>
+        <w:t xml:space="preserve">Changing instruction order. Recipe A: Start = 3, After </w:t>
+      </w:r>
+      <w:r>
+        <w:rPr>
+          <w:b/>
+        </w:rPr>
+        <w:t>step</w:t>
+      </w:r>
+      <w:r>
+        <w:rPr>
+          <w:b w:val="0"/>
+        </w:rPr>
+        <w:t xml:space="preserve"> 1 = 6, After </w:t>
+      </w:r>
+      <w:r>
+        <w:rPr>
+          <w:b/>
+        </w:rPr>
+        <w:t>step</w:t>
+      </w:r>
+      <w:r>
+        <w:rPr>
+          <w:b w:val="0"/>
+        </w:rPr>
+        <w:t xml:space="preserve"> 2 = 10, Report = 9. Recipe B: Start = 3, After </w:t>
+      </w:r>
+      <w:r>
+        <w:rPr>
+          <w:b/>
+        </w:rPr>
+        <w:t>step</w:t>
+      </w:r>
+      <w:r>
+        <w:rPr>
+          <w:b w:val="0"/>
+        </w:rPr>
+        <w:t xml:space="preserve"> 1 = 7, After </w:t>
+      </w:r>
+      <w:r>
+        <w:rPr>
+          <w:b/>
+        </w:rPr>
+        <w:t>step</w:t>
+      </w:r>
+      <w:r>
+        <w:rPr>
+          <w:b w:val="0"/>
+        </w:rPr>
+        <w:t xml:space="preserve"> 2 = 14, Report = 13.</w:t>
+      </w:r>
+    </w:p>
+    <w:p>
+      <w:pPr>
+        <w:spacing w:line="336" w:lineRule="auto" w:after="180"/>
+        <w:shd w:fill="F5F1FB"/>
+      </w:pPr>
+      <w:r>
+        <w:rPr>
+          <w:b w:val="0"/>
+        </w:rPr>
+        <w:t>Read the labels and values. Explain the relationship the model shows.</w:t>
+      </w:r>
+    </w:p>
+    <w:p>
+      <w:pPr>
+        <w:pStyle w:val="Heading3"/>
+      </w:pPr>
+      <w:r>
+        <w:t>My picture explanation, deciding evidence and one limit</w:t>
+      </w:r>
+    </w:p>
+    <w:p>
+      <w:r>
+        <w:t>________________________________________________________________</w:t>
+      </w:r>
+    </w:p>
+    <w:p>
+      <w:r>
+        <w:t>________________________________________________________________</w:t>
+      </w:r>
+    </w:p>
+    <w:p>
+      <w:r>
+        <w:t>________________________________________________________________</w:t>
+      </w:r>
+    </w:p>
+    <w:p>
+      <w:r>
+        <w:t>________________________________________________________________</w:t>
+      </w:r>
+    </w:p>
+    <w:p>
+      <w:pPr>
+        <w:pStyle w:val="Heading3"/>
+      </w:pPr>
+      <w:r>
+        <w:t>04. Change one thing. Trace what follows.</w:t>
+      </w:r>
+    </w:p>
+    <w:p>
+      <w:r>
+        <w:drawing>
+          <wp:inline xmlns:a="http://schemas.openxmlformats.org/drawingml/2006/main" xmlns:pic="http://schemas.openxmlformats.org/drawingml/2006/picture">
+            <wp:extent cx="5486400" cy="3026664"/>
+            <wp:docPr id="6" name="Picture 6" descr="Original case: Same operations, different order: outputs 9 and 13. Changed condition: Change the starting score to 0 for both recipes. Expected result: A reports 3 and B reports 7. Reason: A: 0→0→4→3. B: 0→4→8→7."/>
+            <wp:cNvGraphicFramePr>
+              <a:graphicFrameLocks noChangeAspect="1"/>
+            </wp:cNvGraphicFramePr>
+            <a:graphic>
+              <a:graphicData uri="http://schemas.openxmlformats.org/drawingml/2006/picture">
+                <pic:pic>
+                  <pic:nvPicPr>
+                    <pic:cNvPr id="0" name="academy-story-ai-1-9-04.png"/>
+                    <pic:cNvPicPr/>
+                  </pic:nvPicPr>
+                  <pic:blipFill>
+                    <a:blip r:embed="rId14"/>
+                    <a:stretch>
+                      <a:fillRect/>
+                    </a:stretch>
+                  </pic:blipFill>
+                  <pic:spPr>
+                    <a:xfrm>
+                      <a:off x="0" y="0"/>
+                      <a:ext cx="5486400" cy="3026664"/>
+                    </a:xfrm>
+                    <a:prstGeom prst="rect"/>
+                  </pic:spPr>
+                </pic:pic>
+              </a:graphicData>
+            </a:graphic>
+          </wp:inline>
+        </w:drawing>
+      </w:r>
+    </w:p>
+    <w:p>
+      <w:pPr>
+        <w:spacing w:line="336" w:lineRule="auto" w:after="180"/>
+      </w:pPr>
+      <w:r>
+        <w:rPr>
+          <w:b w:val="0"/>
+        </w:rPr>
+        <w:t xml:space="preserve">Original case: Same operations, different order: </w:t>
+      </w:r>
+      <w:r>
+        <w:rPr>
+          <w:b/>
+        </w:rPr>
+        <w:t>output</w:t>
+      </w:r>
+      <w:r>
+        <w:rPr>
+          <w:b w:val="0"/>
+        </w:rPr>
+        <w:t>s 9 and 13. Changed condition: Change the starting score to 0 for both recipes. Expected result: A reports 3 and B reports 7. Reason: A: 0→0→4→3. B: 0→4→8→7.</w:t>
+      </w:r>
+    </w:p>
+    <w:p>
+      <w:pPr>
+        <w:spacing w:line="336" w:lineRule="auto" w:after="180"/>
+        <w:shd w:fill="F5F1FB"/>
+      </w:pPr>
+      <w:r>
+        <w:rPr>
+          <w:b w:val="0"/>
+        </w:rPr>
+        <w:t>Predict before checking the worked changed-case result. Name what changed and what the supplied facts allow you to conclude.</w:t>
+      </w:r>
+    </w:p>
+    <w:p>
+      <w:pPr>
+        <w:pStyle w:val="Heading3"/>
+      </w:pPr>
+      <w:r>
+        <w:t>My picture explanation, deciding evidence and one limit</w:t>
+      </w:r>
+    </w:p>
+    <w:p>
+      <w:r>
+        <w:t>________________________________________________________________</w:t>
+      </w:r>
+    </w:p>
+    <w:p>
+      <w:r>
+        <w:t>________________________________________________________________</w:t>
+      </w:r>
+    </w:p>
+    <w:p>
+      <w:r>
+        <w:t>________________________________________________________________</w:t>
+      </w:r>
+    </w:p>
+    <w:p>
+      <w:r>
+        <w:t>________________________________________________________________</w:t>
+      </w:r>
+    </w:p>
+    <w:p>
+      <w:pPr>
+        <w:pStyle w:val="Heading3"/>
+      </w:pPr>
+      <w:r>
+        <w:t>05. Connect the explanation to its limit</w:t>
+      </w:r>
+    </w:p>
+    <w:p>
+      <w:r>
+        <w:drawing>
+          <wp:inline xmlns:a="http://schemas.openxmlformats.org/drawingml/2006/main" xmlns:pic="http://schemas.openxmlformats.org/drawingml/2006/picture">
+            <wp:extent cx="5486400" cy="2834640"/>
+            <wp:docPr id="7" name="Picture 7" descr="Every instruction reads the current score, not the original one unless explicitly told to. In B, doubling also doubles the added 4. In A, the extra 4 is added after doubling. The final difference of 4 follows from that order, not from different starting data. Limit: One traced input checks one run; it does not establish every recipe is equivalent or validate an entire program."/>
+            <wp:cNvGraphicFramePr>
+              <a:graphicFrameLocks noChangeAspect="1"/>
+            </wp:cNvGraphicFramePr>
+            <a:graphic>
+              <a:graphicData uri="http://schemas.openxmlformats.org/drawingml/2006/picture">
+                <pic:pic>
+                  <pic:nvPicPr>
+                    <pic:cNvPr id="0" name="academy-story-ai-1-9-05.png"/>
+                    <pic:cNvPicPr/>
+                  </pic:nvPicPr>
+                  <pic:blipFill>
+                    <a:blip r:embed="rId15"/>
+                    <a:stretch>
+                      <a:fillRect/>
+                    </a:stretch>
+                  </pic:blipFill>
+                  <pic:spPr>
+                    <a:xfrm>
+                      <a:off x="0" y="0"/>
+                      <a:ext cx="5486400" cy="2834640"/>
+                    </a:xfrm>
+                    <a:prstGeom prst="rect"/>
+                  </pic:spPr>
+                </pic:pic>
+              </a:graphicData>
+            </a:graphic>
+          </wp:inline>
+        </w:drawing>
+      </w:r>
+    </w:p>
+    <w:p>
+      <w:pPr>
+        <w:spacing w:line="336" w:lineRule="auto" w:after="180"/>
+      </w:pPr>
+      <w:r>
+        <w:rPr>
+          <w:b w:val="0"/>
+        </w:rPr>
+        <w:t>Every instruction reads the current score, not the original one unless explicitly told to. In B, doubling also doubles the added 4. In A, the extra 4 is added after doubling.</w:t>
+      </w:r>
+    </w:p>
+    <w:p>
+      <w:pPr>
+        <w:spacing w:line="336" w:lineRule="auto" w:after="180"/>
+      </w:pPr>
+      <w:r>
+        <w:rPr>
+          <w:b w:val="0"/>
+        </w:rPr>
+        <w:t xml:space="preserve">The final difference of 4 follows from that order, not from different starting data. Limit: One </w:t>
+      </w:r>
+      <w:r>
+        <w:rPr>
+          <w:b/>
+        </w:rPr>
+        <w:t>trace</w:t>
+      </w:r>
+      <w:r>
+        <w:rPr>
+          <w:b w:val="0"/>
+        </w:rPr>
+        <w:t xml:space="preserve">d </w:t>
+      </w:r>
+      <w:r>
+        <w:rPr>
+          <w:b/>
+        </w:rPr>
+        <w:t>input</w:t>
+      </w:r>
+      <w:r>
+        <w:rPr>
+          <w:b w:val="0"/>
+        </w:rPr>
+        <w:t xml:space="preserve"> checks one run; it does not establish every recipe is equivalent or validate an entire program.</w:t>
+      </w:r>
+    </w:p>
+    <w:p>
+      <w:pPr>
+        <w:spacing w:line="336" w:lineRule="auto" w:after="180"/>
+        <w:shd w:fill="F5F1FB"/>
+      </w:pPr>
+      <w:r>
+        <w:rPr>
+          <w:b w:val="0"/>
+        </w:rPr>
+        <w:t>Explain the case, then point to a limit on the claim.</w:t>
+      </w:r>
+    </w:p>
+    <w:p>
+      <w:pPr>
+        <w:pStyle w:val="Heading3"/>
+      </w:pPr>
+      <w:r>
+        <w:t>My picture explanation, deciding evidence and one limit</w:t>
+      </w:r>
+    </w:p>
+    <w:p>
+      <w:r>
+        <w:t>________________________________________________________________</w:t>
+      </w:r>
+    </w:p>
+    <w:p>
+      <w:r>
+        <w:t>________________________________________________________________</w:t>
+      </w:r>
+    </w:p>
+    <w:p>
+      <w:r>
+        <w:t>________________________________________________________________</w:t>
+      </w:r>
+    </w:p>
+    <w:p>
+      <w:r>
+        <w:t>________________________________________________________________</w:t>
+      </w:r>
+    </w:p>
+    <w:p>
+      <w:pPr>
+        <w:pStyle w:val="Heading3"/>
+      </w:pPr>
+      <w:r>
+        <w:t>06. Make the idea visible in your project</w:t>
+      </w:r>
+    </w:p>
+    <w:p>
+      <w:r>
+        <w:drawing>
+          <wp:inline xmlns:a="http://schemas.openxmlformats.org/drawingml/2006/main" xmlns:pic="http://schemas.openxmlformats.org/drawingml/2006/picture">
+            <wp:extent cx="5486400" cy="3380232"/>
+            <wp:docPr id="8" name="Picture 8" descr="Write the sorter’s steps in order, showing which values each step updates so a partner can reproduce the result. Draw your input, deciding step, result and limit. Supported question: Use the arrows to explain where the two zero-start runs first differ."/>
+            <wp:cNvGraphicFramePr>
+              <a:graphicFrameLocks noChangeAspect="1"/>
+            </wp:cNvGraphicFramePr>
+            <a:graphic>
+              <a:graphicData uri="http://schemas.openxmlformats.org/drawingml/2006/picture">
+                <pic:pic>
+                  <pic:nvPicPr>
+                    <pic:cNvPr id="0" name="academy-story-ai-1-9-06.png"/>
+                    <pic:cNvPicPr/>
+                  </pic:nvPicPr>
+                  <pic:blipFill>
+                    <a:blip r:embed="rId16"/>
+                    <a:stretch>
+                      <a:fillRect/>
+                    </a:stretch>
+                  </pic:blipFill>
+                  <pic:spPr>
+                    <a:xfrm>
+                      <a:off x="0" y="0"/>
+                      <a:ext cx="5486400" cy="3380232"/>
+                    </a:xfrm>
+                    <a:prstGeom prst="rect"/>
+                  </pic:spPr>
+                </pic:pic>
+              </a:graphicData>
+            </a:graphic>
+          </wp:inline>
+        </w:drawing>
+      </w:r>
+    </w:p>
+    <w:p>
+      <w:pPr>
+        <w:spacing w:line="336" w:lineRule="auto" w:after="180"/>
+      </w:pPr>
+      <w:r>
+        <w:rPr>
+          <w:b w:val="0"/>
+        </w:rPr>
+        <w:t xml:space="preserve">Write the sorter’s </w:t>
+      </w:r>
+      <w:r>
+        <w:rPr>
+          <w:b/>
+        </w:rPr>
+        <w:t>step</w:t>
+      </w:r>
+      <w:r>
+        <w:rPr>
+          <w:b w:val="0"/>
+        </w:rPr>
+        <w:t xml:space="preserve">s in order, showing which values each </w:t>
+      </w:r>
+      <w:r>
+        <w:rPr>
+          <w:b/>
+        </w:rPr>
+        <w:t>step</w:t>
+      </w:r>
+      <w:r>
+        <w:rPr>
+          <w:b w:val="0"/>
+        </w:rPr>
+        <w:t xml:space="preserve"> updates so a partner can reproduce the result. Draw your </w:t>
+      </w:r>
+      <w:r>
+        <w:rPr>
+          <w:b/>
+        </w:rPr>
+        <w:t>input</w:t>
+      </w:r>
+      <w:r>
+        <w:rPr>
+          <w:b w:val="0"/>
+        </w:rPr>
+        <w:t xml:space="preserve">, deciding </w:t>
+      </w:r>
+      <w:r>
+        <w:rPr>
+          <w:b/>
+        </w:rPr>
+        <w:t>step</w:t>
+      </w:r>
+      <w:r>
+        <w:rPr>
+          <w:b w:val="0"/>
+        </w:rPr>
+        <w:t>, result and limit.</w:t>
+      </w:r>
+    </w:p>
+    <w:p>
+      <w:pPr>
+        <w:spacing w:line="336" w:lineRule="auto" w:after="180"/>
+      </w:pPr>
+      <w:r>
+        <w:rPr>
+          <w:b w:val="0"/>
+        </w:rPr>
+        <w:t>Supported question: Use the arrows to explain where the two zero-start runs first differ.</w:t>
+      </w:r>
+    </w:p>
+    <w:p>
+      <w:pPr>
+        <w:spacing w:line="336" w:lineRule="auto" w:after="180"/>
+        <w:shd w:fill="F5F1FB"/>
+      </w:pPr>
+      <w:r>
+        <w:rPr>
+          <w:b w:val="0"/>
+        </w:rPr>
+        <w:t xml:space="preserve">Draw your project </w:t>
+      </w:r>
+      <w:r>
+        <w:rPr>
+          <w:b/>
+        </w:rPr>
+        <w:t>trace</w:t>
+      </w:r>
+      <w:r>
+        <w:rPr>
+          <w:b w:val="0"/>
+        </w:rPr>
+        <w:t xml:space="preserve"> and justify the deciding </w:t>
+      </w:r>
+      <w:r>
+        <w:rPr>
+          <w:b/>
+        </w:rPr>
+        <w:t>step</w:t>
+      </w:r>
+      <w:r>
+        <w:rPr>
+          <w:b w:val="0"/>
+        </w:rPr>
+        <w:t xml:space="preserve"> using </w:t>
+      </w:r>
+      <w:r>
+        <w:rPr>
+          <w:b/>
+        </w:rPr>
+        <w:t>evidence</w:t>
+      </w:r>
+      <w:r>
+        <w:rPr>
+          <w:b w:val="0"/>
+        </w:rPr>
+        <w:t>.</w:t>
+      </w:r>
+    </w:p>
+    <w:p>
+      <w:pPr>
+        <w:pStyle w:val="Heading3"/>
+      </w:pPr>
+      <w:r>
+        <w:t>My picture explanation, deciding evidence and one limit</w:t>
       </w:r>
     </w:p>
     <w:p>

--- a/downloads/workbook/ai-1-week-09.docx
+++ b/downloads/workbook/ai-1-week-09.docx
@@ -25,50 +25,208 @@
         <w:pStyle w:val="Heading1"/>
       </w:pPr>
       <w:r>
-        <w:t>01. Recall and choose your starting point</w:t>
-      </w:r>
-    </w:p>
-    <w:p>
-      <w:r>
-        <w:t>Record your starting explanation for Algorithms as Recipes before opening notes. Show any later correction separately.</w:t>
-      </w:r>
-    </w:p>
-    <w:p>
-      <w:pPr>
-        <w:spacing w:line="336" w:lineRule="auto" w:after="180"/>
-      </w:pPr>
-      <w:r>
-        <w:rPr>
-          <w:b w:val="0"/>
-        </w:rPr>
+        <w:t>One connected execution record.</w:t>
+      </w:r>
+    </w:p>
+    <w:p>
+      <w:r>
+        <w:t>Trace updates, distinguish replacement, repair an error and compare equal outputs.</w:t>
+      </w:r>
+    </w:p>
+    <w:p>
+      <w:r>
+        <w:t>Keep the instructions, initial state and every intermediate value.</w:t>
+      </w:r>
+    </w:p>
+    <w:p>
+      <w:pPr>
+        <w:pStyle w:val="Heading1"/>
+      </w:pPr>
+      <w:r>
+        <w:t>01. Recall: reconnect earlier ideas</w:t>
+      </w:r>
+    </w:p>
+    <w:p>
+      <w:r>
+        <w:t>Retrieve before opening notes.</w:t>
+      </w:r>
+    </w:p>
+    <w:p>
+      <w:pPr>
+        <w:pStyle w:val="Heading2"/>
+      </w:pPr>
+      <w:r>
+        <w:t>Retrieve and explain</w:t>
+      </w:r>
+    </w:p>
+    <w:p>
+      <w:pPr>
+        <w:pStyle w:val="ListBullet"/>
+      </w:pPr>
+      <w:r>
         <w:t>Try the recall before opening notes. Then use a different colour or a labelled second line to correct your explanation.</w:t>
       </w:r>
     </w:p>
     <w:p>
       <w:pPr>
+        <w:pStyle w:val="ListBullet"/>
+      </w:pPr>
+      <w:r>
+        <w:t>Without opening the old lesson, explain one key idea from Features: Useful Clues. Give an example and a mistake that the idea helps you avoid.</w:t>
+      </w:r>
+    </w:p>
+    <w:p>
+      <w:pPr>
         <w:pStyle w:val="Heading3"/>
       </w:pPr>
       <w:r>
+        <w:t>My remembered idea, example and correction</w:t>
+      </w:r>
+    </w:p>
+    <w:p>
+      <w:r>
+        <w:t>________________________________________________________________</w:t>
+      </w:r>
+    </w:p>
+    <w:p>
+      <w:r>
+        <w:t>________________________________________________________________</w:t>
+      </w:r>
+    </w:p>
+    <w:p>
+      <w:r>
+        <w:t>________________________________________________________________</w:t>
+      </w:r>
+    </w:p>
+    <w:p>
+      <w:pPr>
+        <w:pStyle w:val="ListBullet"/>
+      </w:pPr>
+      <w:r>
+        <w:t>Without opening the old lesson, explain one key idea from Sound Becomes a Signal. Give an example and a mistake that the idea helps you avoid.</w:t>
+      </w:r>
+    </w:p>
+    <w:p>
+      <w:pPr>
+        <w:pStyle w:val="Heading3"/>
+      </w:pPr>
+      <w:r>
+        <w:t>My remembered idea, example and correction</w:t>
+      </w:r>
+    </w:p>
+    <w:p>
+      <w:r>
+        <w:t>________________________________________________________________</w:t>
+      </w:r>
+    </w:p>
+    <w:p>
+      <w:r>
+        <w:t>________________________________________________________________</w:t>
+      </w:r>
+    </w:p>
+    <w:p>
+      <w:r>
+        <w:t>________________________________________________________________</w:t>
+      </w:r>
+    </w:p>
+    <w:p>
+      <w:pPr>
+        <w:pStyle w:val="ListBullet"/>
+      </w:pPr>
+      <w:r>
+        <w:t>Without opening the old lesson, explain one key idea from Sensors Are Messengers. Give an example and a mistake that the idea helps you avoid.</w:t>
+      </w:r>
+    </w:p>
+    <w:p>
+      <w:pPr>
+        <w:pStyle w:val="Heading3"/>
+      </w:pPr>
+      <w:r>
+        <w:t>My remembered idea, example and correction</w:t>
+      </w:r>
+    </w:p>
+    <w:p>
+      <w:r>
+        <w:t>________________________________________________________________</w:t>
+      </w:r>
+    </w:p>
+    <w:p>
+      <w:r>
+        <w:t>________________________________________________________________</w:t>
+      </w:r>
+    </w:p>
+    <w:p>
+      <w:r>
+        <w:t>________________________________________________________________</w:t>
+      </w:r>
+    </w:p>
+    <w:p>
+      <w:pPr>
+        <w:pStyle w:val="Heading2"/>
+      </w:pPr>
+      <w:r>
+        <w:t>Earlier wording, alternatives and picture transcripts · reference / check after trying</w:t>
+      </w:r>
+    </w:p>
+    <w:p>
+      <w:pPr>
+        <w:pStyle w:val="Heading3"/>
+      </w:pPr>
+      <w:r>
         <w:t>Features: Useful Clues</w:t>
       </w:r>
     </w:p>
     <w:p>
       <w:pPr>
-        <w:spacing w:line="336" w:lineRule="auto" w:after="180"/>
-      </w:pPr>
-      <w:r>
-        <w:rPr>
-          <w:b w:val="0"/>
-        </w:rPr>
-        <w:t>Without opening the old lesson, explain one key idea from Features: Useful Clues. Give an example and a mistake that the idea helps you avoid.</w:t>
-      </w:r>
-    </w:p>
-    <w:p>
-      <w:pPr>
         <w:pStyle w:val="Heading3"/>
       </w:pPr>
       <w:r>
-        <w:t>My remembered idea, example and correction</w:t>
+        <w:t>Sound Becomes a Signal</w:t>
+      </w:r>
+    </w:p>
+    <w:p>
+      <w:pPr>
+        <w:pStyle w:val="Heading3"/>
+      </w:pPr>
+      <w:r>
+        <w:t>Sensors Are Messengers</w:t>
+      </w:r>
+    </w:p>
+    <w:p>
+      <w:pPr>
+        <w:pStyle w:val="Heading1"/>
+      </w:pPr>
+      <w:r>
+        <w:t>12. W1 · Trace each current value</w:t>
+      </w:r>
+    </w:p>
+    <w:p>
+      <w:r>
+        <w:t>Show the start and every arithmetic update.</w:t>
+      </w:r>
+    </w:p>
+    <w:p>
+      <w:pPr>
+        <w:pStyle w:val="Heading2"/>
+      </w:pPr>
+      <w:r>
+        <w:t>Your evidence record</w:t>
+      </w:r>
+    </w:p>
+    <w:p>
+      <w:pPr>
+        <w:pStyle w:val="ListBullet"/>
+      </w:pPr>
+      <w:r>
+        <w:t>Start score at 3. Add 4 to score, double score, then subtract 5. Record the initial state and the state after each instruction. Underline the number used by the doubling step and explain where it came from.</w:t>
+      </w:r>
+    </w:p>
+    <w:p>
+      <w:pPr>
+        <w:pStyle w:val="Heading3"/>
+      </w:pPr>
+      <w:r>
+        <w:t>My reasoning and evidence</w:t>
       </w:r>
     </w:p>
     <w:p>
@@ -87,22 +245,114 @@
       </w:r>
     </w:p>
     <w:p>
+      <w:r>
+        <w:t>________________________________________________________________</w:t>
+      </w:r>
+    </w:p>
+    <w:p>
+      <w:r>
+        <w:t>________________________________________________________________</w:t>
+      </w:r>
+    </w:p>
+    <w:p>
+      <w:r>
+        <w:t>________________________________________________________________</w:t>
+      </w:r>
+    </w:p>
+    <w:p>
+      <w:pPr>
+        <w:pStyle w:val="Heading1"/>
+      </w:pPr>
+      <w:r>
+        <w:t>13. W2 · Distinguish set from add</w:t>
+      </w:r>
+    </w:p>
+    <w:p>
+      <w:r>
+        <w:t>Compare both procedures from the same initial value.</w:t>
+      </w:r>
+    </w:p>
+    <w:p>
+      <w:pPr>
+        <w:pStyle w:val="Heading2"/>
+      </w:pPr>
+      <w:r>
+        <w:t>Your evidence record</w:t>
+      </w:r>
+    </w:p>
+    <w:p>
+      <w:pPr>
+        <w:pStyle w:val="ListBullet"/>
+      </w:pPr>
+      <w:r>
+        <w:t>Two procedures start score at 6. Procedure A sets score to 4, then adds 2. Procedure B adds 4 to score, then adds 2. Trace both and explain why the first instructions are different.</w:t>
+      </w:r>
+    </w:p>
+    <w:p>
       <w:pPr>
         <w:pStyle w:val="Heading3"/>
       </w:pPr>
       <w:r>
-        <w:t>Sound Becomes a Signal</w:t>
-      </w:r>
-    </w:p>
-    <w:p>
-      <w:pPr>
-        <w:spacing w:line="336" w:lineRule="auto" w:after="180"/>
-      </w:pPr>
-      <w:r>
-        <w:rPr>
-          <w:b w:val="0"/>
-        </w:rPr>
-        <w:t>Without opening the old lesson, explain one key idea from Sound Becomes a Signal. Give an example and a mistake that the idea helps you avoid.</w:t>
+        <w:t>My reasoning and evidence</w:t>
+      </w:r>
+    </w:p>
+    <w:p>
+      <w:r>
+        <w:t>________________________________________________________________</w:t>
+      </w:r>
+    </w:p>
+    <w:p>
+      <w:r>
+        <w:t>________________________________________________________________</w:t>
+      </w:r>
+    </w:p>
+    <w:p>
+      <w:r>
+        <w:t>________________________________________________________________</w:t>
+      </w:r>
+    </w:p>
+    <w:p>
+      <w:r>
+        <w:t>________________________________________________________________</w:t>
+      </w:r>
+    </w:p>
+    <w:p>
+      <w:r>
+        <w:t>________________________________________________________________</w:t>
+      </w:r>
+    </w:p>
+    <w:p>
+      <w:r>
+        <w:t>________________________________________________________________</w:t>
+      </w:r>
+    </w:p>
+    <w:p>
+      <w:pPr>
+        <w:pStyle w:val="Heading1"/>
+      </w:pPr>
+      <w:r>
+        <w:t>14. W3 · Repair the earliest wrong transition</w:t>
+      </w:r>
+    </w:p>
+    <w:p>
+      <w:r>
+        <w:t>Recompute later values from the corrected state.</w:t>
+      </w:r>
+    </w:p>
+    <w:p>
+      <w:pPr>
+        <w:pStyle w:val="Heading2"/>
+      </w:pPr>
+      <w:r>
+        <w:t>Your evidence record</w:t>
+      </w:r>
+    </w:p>
+    <w:p>
+      <w:pPr>
+        <w:pStyle w:val="ListBullet"/>
+      </w:pPr>
+      <w:r>
+        <w:t>A procedure starts score at 6, adds 2, doubles score, then subtracts 3. A trace says 6, 8, 12, 9. Identify the first wrong transition, explain the likely mistake and write a complete corrected trace. Why is changing only the last value inadequate?</w:t>
       </w:r>
     </w:p>
     <w:p>
@@ -110,7 +360,7 @@
         <w:pStyle w:val="Heading3"/>
       </w:pPr>
       <w:r>
-        <w:t>My remembered idea, example and correction</w:t>
+        <w:t>My reasoning and evidence</w:t>
       </w:r>
     </w:p>
     <w:p>
@@ -129,30 +379,55 @@
       </w:r>
     </w:p>
     <w:p>
+      <w:r>
+        <w:t>________________________________________________________________</w:t>
+      </w:r>
+    </w:p>
+    <w:p>
+      <w:r>
+        <w:t>________________________________________________________________</w:t>
+      </w:r>
+    </w:p>
+    <w:p>
+      <w:r>
+        <w:t>________________________________________________________________</w:t>
+      </w:r>
+    </w:p>
+    <w:p>
+      <w:pPr>
+        <w:pStyle w:val="Heading1"/>
+      </w:pPr>
+      <w:r>
+        <w:t>16. W5 · Compare procedures with equal outputs</w:t>
+      </w:r>
+    </w:p>
+    <w:p>
+      <w:r>
+        <w:t>Use intermediate states to check whether the required steps were followed.</w:t>
+      </w:r>
+    </w:p>
+    <w:p>
+      <w:pPr>
+        <w:pStyle w:val="Heading2"/>
+      </w:pPr>
+      <w:r>
+        <w:t>Your evidence record</w:t>
+      </w:r>
+    </w:p>
+    <w:p>
+      <w:pPr>
+        <w:pStyle w:val="ListBullet"/>
+      </w:pPr>
+      <w:r>
+        <w:t>The required procedure starts score at 10, adds 2 and subtracts 2. A learner instead adds 4 and subtracts 4. Both report 10. Write both traces and explain whether matching the final result proves that the learner followed the required procedure.</w:t>
+      </w:r>
+    </w:p>
+    <w:p>
       <w:pPr>
         <w:pStyle w:val="Heading3"/>
       </w:pPr>
       <w:r>
-        <w:t>Sensors Are Messengers</w:t>
-      </w:r>
-    </w:p>
-    <w:p>
-      <w:pPr>
-        <w:spacing w:line="336" w:lineRule="auto" w:after="180"/>
-      </w:pPr>
-      <w:r>
-        <w:rPr>
-          <w:b w:val="0"/>
-        </w:rPr>
-        <w:t>Without opening the old lesson, explain one key idea from Sensors Are Messengers. Give an example and a mistake that the idea helps you avoid.</w:t>
-      </w:r>
-    </w:p>
-    <w:p>
-      <w:pPr>
-        <w:pStyle w:val="Heading3"/>
-      </w:pPr>
-      <w:r>
-        <w:t>My remembered idea, example and correction</w:t>
+        <w:t>My reasoning and evidence</w:t>
       </w:r>
     </w:p>
     <w:p>
@@ -171,286 +446,39 @@
       </w:r>
     </w:p>
     <w:p>
+      <w:r>
+        <w:t>________________________________________________________________</w:t>
+      </w:r>
+    </w:p>
+    <w:p>
+      <w:r>
+        <w:t>________________________________________________________________</w:t>
+      </w:r>
+    </w:p>
+    <w:p>
+      <w:r>
+        <w:t>________________________________________________________________</w:t>
+      </w:r>
+    </w:p>
+    <w:p>
       <w:pPr>
         <w:pStyle w:val="Heading1"/>
       </w:pPr>
       <w:r>
-        <w:t>02. Practise with fading help</w:t>
-      </w:r>
-    </w:p>
-    <w:p>
-      <w:r>
-        <w:t>Complete the supported Algorithms as Recipes trace and record the first step you can explain without help.</w:t>
-      </w:r>
-    </w:p>
-    <w:p>
-      <w:pPr>
-        <w:spacing w:line="336" w:lineRule="auto" w:after="180"/>
-      </w:pPr>
-      <w:r>
-        <w:rPr>
-          <w:b w:val="0"/>
-        </w:rPr>
-        <w:t xml:space="preserve">Use W2: Distinguish replacement from addition for </w:t>
-      </w:r>
-      <w:r>
-        <w:rPr>
-          <w:b/>
-        </w:rPr>
-        <w:t>Algorithm</w:t>
-      </w:r>
-      <w:r>
-        <w:rPr>
-          <w:b w:val="0"/>
-        </w:rPr>
-        <w:t xml:space="preserve">s and changing </w:t>
-      </w:r>
-      <w:r>
-        <w:rPr>
-          <w:b/>
-        </w:rPr>
-        <w:t>state</w:t>
-      </w:r>
-      <w:r>
-        <w:rPr>
-          <w:b w:val="0"/>
-        </w:rPr>
-        <w:t>. Record the answer once; the lesson and workbook refer to the same attempt.</w:t>
-      </w:r>
-    </w:p>
-    <w:tbl>
-      <w:tblPr>
-        <w:tblStyle w:val="LightShading-Accent1"/>
-        <w:tblW w:type="auto" w:w="0"/>
-        <w:tblLook w:firstColumn="1" w:firstRow="1" w:lastColumn="0" w:lastRow="0" w:noHBand="0" w:noVBand="1" w:val="04A0"/>
-      </w:tblPr>
-      <w:tblGrid>
-        <w:gridCol w:w="2556"/>
-        <w:gridCol w:w="2556"/>
-        <w:gridCol w:w="2556"/>
-        <w:gridCol w:w="2556"/>
-      </w:tblGrid>
-      <w:tr>
-        <w:trPr>
-          <w:tblHeader/>
-        </w:trPr>
-        <w:tc>
-          <w:tcPr>
-            <w:tcW w:type="dxa" w:w="2556"/>
-          </w:tcPr>
-          <w:p>
-            <w:r>
-              <w:t>Given inputs</w:t>
-            </w:r>
-          </w:p>
-        </w:tc>
-        <w:tc>
-          <w:tcPr>
-            <w:tcW w:type="dxa" w:w="2556"/>
-          </w:tcPr>
-          <w:p>
-            <w:r>
-              <w:t>Procedure I chose</w:t>
-            </w:r>
-          </w:p>
-        </w:tc>
-        <w:tc>
-          <w:tcPr>
-            <w:tcW w:type="dxa" w:w="2556"/>
-          </w:tcPr>
-          <w:p>
-            <w:r>
-              <w:t>Middle steps</w:t>
-            </w:r>
-          </w:p>
-        </w:tc>
-        <w:tc>
-          <w:tcPr>
-            <w:tcW w:type="dxa" w:w="2556"/>
-          </w:tcPr>
-          <w:p>
-            <w:r>
-              <w:t>Result and check</w:t>
-            </w:r>
-          </w:p>
-        </w:tc>
-      </w:tr>
-      <w:tr>
-        <w:tc>
-          <w:tcPr>
-            <w:tcW w:type="dxa" w:w="2556"/>
-          </w:tcPr>
-          <w:p>
-            <w:r/>
-          </w:p>
-        </w:tc>
-        <w:tc>
-          <w:tcPr>
-            <w:tcW w:type="dxa" w:w="2556"/>
-          </w:tcPr>
-          <w:p>
-            <w:r/>
-          </w:p>
-        </w:tc>
-        <w:tc>
-          <w:tcPr>
-            <w:tcW w:type="dxa" w:w="2556"/>
-          </w:tcPr>
-          <w:p>
-            <w:r/>
-          </w:p>
-        </w:tc>
-        <w:tc>
-          <w:tcPr>
-            <w:tcW w:type="dxa" w:w="2556"/>
-          </w:tcPr>
-          <w:p>
-            <w:r/>
-          </w:p>
-        </w:tc>
-      </w:tr>
-    </w:tbl>
-    <w:p>
-      <w:pPr>
-        <w:pStyle w:val="Heading3"/>
-      </w:pPr>
-      <w:r>
-        <w:t>The step I completed without help, and the hint I needed</w:t>
-      </w:r>
-    </w:p>
-    <w:p>
-      <w:r>
-        <w:t>________________________________________________________________</w:t>
-      </w:r>
-    </w:p>
-    <w:p>
-      <w:r>
-        <w:t>________________________________________________________________</w:t>
-      </w:r>
-    </w:p>
-    <w:p>
-      <w:r>
-        <w:t>________________________________________________________________</w:t>
-      </w:r>
-    </w:p>
-    <w:p>
-      <w:pPr>
-        <w:pStyle w:val="Heading1"/>
-      </w:pPr>
-      <w:r>
-        <w:t>03. Individual reasoning check</w:t>
-      </w:r>
-    </w:p>
-    <w:p>
-      <w:r>
-        <w:t>Check the proposed Algorithms as Recipes explanation against the supplied facts before discussing it.</w:t>
-      </w:r>
-    </w:p>
-    <w:p>
-      <w:pPr>
-        <w:spacing w:line="336" w:lineRule="auto" w:after="180"/>
-      </w:pPr>
-      <w:r>
-        <w:rPr>
-          <w:b w:val="0"/>
-        </w:rPr>
-        <w:t xml:space="preserve">Use the worked case for </w:t>
-      </w:r>
-      <w:r>
-        <w:rPr>
-          <w:b/>
-        </w:rPr>
-        <w:t>Algorithm</w:t>
-      </w:r>
-      <w:r>
-        <w:rPr>
-          <w:b w:val="0"/>
-        </w:rPr>
-        <w:t xml:space="preserve">s and changing </w:t>
-      </w:r>
-      <w:r>
-        <w:rPr>
-          <w:b/>
-        </w:rPr>
-        <w:t>state</w:t>
-      </w:r>
-      <w:r>
-        <w:rPr>
-          <w:b w:val="0"/>
-        </w:rPr>
-        <w:t>. Proposed explanation: “Every instruction uses the original number”. Decide whether this explanation is supported.</w:t>
-      </w:r>
-    </w:p>
-    <w:p>
-      <w:pPr>
-        <w:spacing w:line="336" w:lineRule="auto" w:after="180"/>
-      </w:pPr>
-      <w:r>
-        <w:rPr>
-          <w:b w:val="0"/>
-        </w:rPr>
-        <w:t xml:space="preserve">Point to the </w:t>
-      </w:r>
-      <w:r>
-        <w:rPr>
-          <w:b/>
-        </w:rPr>
-        <w:t>step</w:t>
-      </w:r>
-      <w:r>
-        <w:rPr>
-          <w:b w:val="0"/>
-        </w:rPr>
-        <w:t xml:space="preserve"> or supplied fact that decides; explain your repair if needed.</w:t>
-      </w:r>
-    </w:p>
-    <w:p>
-      <w:pPr>
-        <w:pStyle w:val="Heading3"/>
-      </w:pPr>
-      <w:r>
-        <w:t>My explanation before partner discussion</w:t>
-      </w:r>
-    </w:p>
-    <w:p>
-      <w:r>
-        <w:t>________________________________________________________________</w:t>
-      </w:r>
-    </w:p>
-    <w:p>
-      <w:r>
-        <w:t>________________________________________________________________</w:t>
-      </w:r>
-    </w:p>
-    <w:p>
-      <w:r>
-        <w:t>________________________________________________________________</w:t>
-      </w:r>
-    </w:p>
-    <w:p>
-      <w:r>
-        <w:t>________________________________________________________________</w:t>
-      </w:r>
-    </w:p>
-    <w:p>
-      <w:pPr>
-        <w:pStyle w:val="Heading1"/>
-      </w:pPr>
-      <w:r>
-        <w:t>04. Independent transfer case</w:t>
-      </w:r>
-    </w:p>
-    <w:p>
-      <w:r>
-        <w:t>Write one first attempt at the reserved independent case before feedback. Repeated copies of that case refer to the same recorded attempt.</w:t>
-      </w:r>
-    </w:p>
-    <w:p>
-      <w:pPr>
-        <w:pStyle w:val="Heading3"/>
-      </w:pPr>
-      <w:r>
-        <w:t>Independent case: Trace two changing number boxes</w:t>
+        <w:t>04. W4 · Trace two changing number boxes</w:t>
+      </w:r>
+    </w:p>
+    <w:p>
+      <w:r>
+        <w:t>Keep one first attempt before hints or feedback.</w:t>
+      </w:r>
+    </w:p>
+    <w:p>
+      <w:pPr>
+        <w:pStyle w:val="Heading2"/>
+      </w:pPr>
+      <w:r>
+        <w:t>Read and explain independently</w:t>
       </w:r>
     </w:p>
     <w:p>
@@ -544,6 +572,14 @@
     </w:p>
     <w:p>
       <w:pPr>
+        <w:pStyle w:val="Heading2"/>
+      </w:pPr>
+      <w:r>
+        <w:t>Keep a fair record</w:t>
+      </w:r>
+    </w:p>
+    <w:p>
+      <w:pPr>
         <w:spacing w:line="336" w:lineRule="auto" w:after="180"/>
       </w:pPr>
       <w:r>
@@ -555,52 +591,62 @@
     </w:p>
     <w:p>
       <w:pPr>
+        <w:pStyle w:val="Heading2"/>
+      </w:pPr>
+      <w:r>
+        <w:t>Earlier wording, alternatives and picture transcripts · reference / check after trying</w:t>
+      </w:r>
+    </w:p>
+    <w:p>
+      <w:pPr>
+        <w:pStyle w:val="Heading3"/>
+      </w:pPr>
+      <w:r>
+        <w:t>Independent case: Trace two changing number boxes</w:t>
+      </w:r>
+    </w:p>
+    <w:p>
+      <w:pPr>
         <w:pStyle w:val="Heading1"/>
       </w:pPr>
       <w:r>
-        <w:t>05. Your learning target</w:t>
-      </w:r>
-    </w:p>
-    <w:p>
-      <w:r>
-        <w:t>Connect the Algorithms as Recipes target to a trace and a justified conclusion.</w:t>
+        <w:t>09. Project · Keep the decision and its evidence</w:t>
+      </w:r>
+    </w:p>
+    <w:p>
+      <w:r>
+        <w:t>Add this week’s change to your existing project record.</w:t>
+      </w:r>
+    </w:p>
+    <w:p>
+      <w:pPr>
+        <w:pStyle w:val="Heading2"/>
+      </w:pPr>
+      <w:r>
+        <w:t>Your evidence record</w:t>
       </w:r>
     </w:p>
     <w:p>
       <w:pPr>
         <w:spacing w:line="336" w:lineRule="auto" w:after="180"/>
-        <w:shd w:fill="F5F1FB"/>
       </w:pPr>
       <w:r>
         <w:rPr>
           <w:b w:val="0"/>
         </w:rPr>
-        <w:t xml:space="preserve">On numbered squares 0–5, start at 1 facing increasing numbers. Execute FORWARD 2, TURN, FORWARD 1, STOP. Define TURN as reversing direction. </w:t>
+        <w:t xml:space="preserve">Write the first executable sorting </w:t>
       </w:r>
       <w:r>
         <w:rPr>
           <w:b/>
         </w:rPr>
-        <w:t>Trace</w:t>
+        <w:t>algorithm</w:t>
       </w:r>
       <w:r>
         <w:rPr>
           <w:b w:val="0"/>
         </w:rPr>
-        <w:t xml:space="preserve"> position and direction after every instruction. What if TURN were unspecified?</w:t>
-      </w:r>
-    </w:p>
-    <w:p>
-      <w:pPr>
-        <w:pStyle w:val="Heading1"/>
-      </w:pPr>
-      <w:r>
-        <w:t>06. Solve the given case</w:t>
-      </w:r>
-    </w:p>
-    <w:p>
-      <w:r>
-        <w:t>Solve the supplied Algorithms as Recipes case and show the deciding evidence.</w:t>
+        <w:t xml:space="preserve"> for one easy item before adding branches or AI.</w:t>
       </w:r>
     </w:p>
     <w:p>
@@ -611,47 +657,7 @@
         <w:rPr>
           <w:b w:val="0"/>
         </w:rPr>
-        <w:t>A robot starts on the left of three squares, facing right. It executes MOVE, MOVE, STOP, each MOVE being one square.</w:t>
-      </w:r>
-    </w:p>
-    <w:p>
-      <w:pPr>
-        <w:spacing w:line="336" w:lineRule="auto" w:after="180"/>
-      </w:pPr>
-      <w:r>
-        <w:rPr>
-          <w:b/>
-        </w:rPr>
-        <w:t>Trace</w:t>
-      </w:r>
-      <w:r>
-        <w:rPr>
-          <w:b w:val="0"/>
-        </w:rPr>
-        <w:t xml:space="preserve"> the position after each command.</w:t>
-      </w:r>
-    </w:p>
-    <w:p>
-      <w:pPr>
-        <w:spacing w:line="336" w:lineRule="auto" w:after="180"/>
-      </w:pPr>
-      <w:r>
-        <w:rPr>
-          <w:b w:val="0"/>
-        </w:rPr>
-        <w:t xml:space="preserve">Show your </w:t>
-      </w:r>
-      <w:r>
-        <w:rPr>
-          <w:b/>
-        </w:rPr>
-        <w:t>trace</w:t>
-      </w:r>
-      <w:r>
-        <w:rPr>
-          <w:b w:val="0"/>
-        </w:rPr>
-        <w:t xml:space="preserve">, calculation or </w:t>
+        <w:t xml:space="preserve">The project change and </w:t>
       </w:r>
       <w:r>
         <w:rPr>
@@ -659,332 +665,6 @@
         </w:rPr>
         <w:t>evidence</w:t>
       </w:r>
-    </w:p>
-    <w:p>
-      <w:pPr>
-        <w:pStyle w:val="Heading3"/>
-      </w:pPr>
-      <w:r>
-        <w:t>Write or draw your reasoning and evidence.</w:t>
-      </w:r>
-    </w:p>
-    <w:p>
-      <w:r>
-        <w:t>________________________________________________________________</w:t>
-      </w:r>
-    </w:p>
-    <w:p>
-      <w:r>
-        <w:t>________________________________________________________________</w:t>
-      </w:r>
-    </w:p>
-    <w:p>
-      <w:r>
-        <w:t>________________________________________________________________</w:t>
-      </w:r>
-    </w:p>
-    <w:p>
-      <w:r>
-        <w:t>________________________________________________________________</w:t>
-      </w:r>
-    </w:p>
-    <w:p>
-      <w:r>
-        <w:t>________________________________________________________________</w:t>
-      </w:r>
-    </w:p>
-    <w:p>
-      <w:pPr>
-        <w:pStyle w:val="Heading1"/>
-      </w:pPr>
-      <w:r>
-        <w:t>07. Check a changed case</w:t>
-      </w:r>
-    </w:p>
-    <w:p>
-      <w:r>
-        <w:t>Apply the procedure to the changed case and record why the conclusion follows.</w:t>
-      </w:r>
-    </w:p>
-    <w:p>
-      <w:pPr>
-        <w:spacing w:line="336" w:lineRule="auto" w:after="180"/>
-      </w:pPr>
-      <w:r>
-        <w:rPr>
-          <w:b w:val="0"/>
-        </w:rPr>
-        <w:t xml:space="preserve">Instructions say pick up a pencil, write your name, then find paper. Find the first ordering problem and rewrite the three </w:t>
-      </w:r>
-      <w:r>
-        <w:rPr>
-          <w:b/>
-        </w:rPr>
-        <w:t>step</w:t>
-      </w:r>
-      <w:r>
-        <w:rPr>
-          <w:b w:val="0"/>
-        </w:rPr>
-        <w:t>s so another learner can follow them.</w:t>
-      </w:r>
-    </w:p>
-    <w:p>
-      <w:pPr>
-        <w:spacing w:line="336" w:lineRule="auto" w:after="180"/>
-      </w:pPr>
-      <w:r>
-        <w:rPr>
-          <w:b w:val="0"/>
-        </w:rPr>
-        <w:t>My independent answer and reason</w:t>
-      </w:r>
-    </w:p>
-    <w:p>
-      <w:pPr>
-        <w:pStyle w:val="Heading3"/>
-      </w:pPr>
-      <w:r>
-        <w:t>Write or draw your reasoning and evidence.</w:t>
-      </w:r>
-    </w:p>
-    <w:p>
-      <w:r>
-        <w:t>________________________________________________________________</w:t>
-      </w:r>
-    </w:p>
-    <w:p>
-      <w:r>
-        <w:t>________________________________________________________________</w:t>
-      </w:r>
-    </w:p>
-    <w:p>
-      <w:r>
-        <w:t>________________________________________________________________</w:t>
-      </w:r>
-    </w:p>
-    <w:p>
-      <w:r>
-        <w:t>________________________________________________________________</w:t>
-      </w:r>
-    </w:p>
-    <w:p>
-      <w:r>
-        <w:t>________________________________________________________________</w:t>
-      </w:r>
-    </w:p>
-    <w:p>
-      <w:pPr>
-        <w:pStyle w:val="Heading3"/>
-      </w:pPr>
-      <w:r>
-        <w:t>Week 9 Test and reflect</w:t>
-      </w:r>
-    </w:p>
-    <w:p>
-      <w:pPr>
-        <w:pStyle w:val="Heading1"/>
-      </w:pPr>
-      <w:r>
-        <w:t>08. Design a revealing test</w:t>
-      </w:r>
-    </w:p>
-    <w:p>
-      <w:r>
-        <w:t>Specify a changed input, expected result and observation separately.</w:t>
-      </w:r>
-    </w:p>
-    <w:p>
-      <w:pPr>
-        <w:spacing w:line="336" w:lineRule="auto" w:after="180"/>
-      </w:pPr>
-      <w:r>
-        <w:rPr>
-          <w:b w:val="0"/>
-        </w:rPr>
-        <w:t xml:space="preserve">Create a changed </w:t>
-      </w:r>
-      <w:r>
-        <w:rPr>
-          <w:b/>
-        </w:rPr>
-        <w:t>input</w:t>
-      </w:r>
-      <w:r>
-        <w:rPr>
-          <w:b w:val="0"/>
-        </w:rPr>
-        <w:t>, boundary case or missing-information case. Write the expected answer or safe response before testing.</w:t>
-      </w:r>
-    </w:p>
-    <w:tbl>
-      <w:tblPr>
-        <w:tblStyle w:val="LightShading-Accent1"/>
-        <w:tblW w:type="auto" w:w="0"/>
-        <w:tblLook w:firstColumn="1" w:firstRow="1" w:lastColumn="0" w:lastRow="0" w:noHBand="0" w:noVBand="1" w:val="04A0"/>
-      </w:tblPr>
-      <w:tblGrid>
-        <w:gridCol w:w="5112"/>
-        <w:gridCol w:w="5112"/>
-      </w:tblGrid>
-      <w:tr>
-        <w:trPr>
-          <w:tblHeader/>
-        </w:trPr>
-        <w:tc>
-          <w:tcPr>
-            <w:tcW w:type="dxa" w:w="5112"/>
-          </w:tcPr>
-          <w:p>
-            <w:r>
-              <w:t>Test record</w:t>
-            </w:r>
-          </w:p>
-        </w:tc>
-        <w:tc>
-          <w:tcPr>
-            <w:tcW w:type="dxa" w:w="5112"/>
-          </w:tcPr>
-          <w:p>
-            <w:r>
-              <w:t>My evidence</w:t>
-            </w:r>
-          </w:p>
-        </w:tc>
-      </w:tr>
-      <w:tr>
-        <w:tc>
-          <w:tcPr>
-            <w:tcW w:type="dxa" w:w="5112"/>
-          </w:tcPr>
-          <w:p>
-            <w:r>
-              <w:t>Changed input or condition</w:t>
-            </w:r>
-          </w:p>
-        </w:tc>
-        <w:tc>
-          <w:tcPr>
-            <w:tcW w:type="dxa" w:w="5112"/>
-          </w:tcPr>
-          <w:p>
-            <w:r/>
-          </w:p>
-        </w:tc>
-      </w:tr>
-      <w:tr>
-        <w:tc>
-          <w:tcPr>
-            <w:tcW w:type="dxa" w:w="5112"/>
-          </w:tcPr>
-          <w:p>
-            <w:r>
-              <w:t>Expected answer or fallback</w:t>
-            </w:r>
-          </w:p>
-        </w:tc>
-        <w:tc>
-          <w:tcPr>
-            <w:tcW w:type="dxa" w:w="5112"/>
-          </w:tcPr>
-          <w:p>
-            <w:r/>
-          </w:p>
-        </w:tc>
-      </w:tr>
-      <w:tr>
-        <w:tc>
-          <w:tcPr>
-            <w:tcW w:type="dxa" w:w="5112"/>
-          </w:tcPr>
-          <w:p>
-            <w:r>
-              <w:t>Observed result</w:t>
-            </w:r>
-          </w:p>
-        </w:tc>
-        <w:tc>
-          <w:tcPr>
-            <w:tcW w:type="dxa" w:w="5112"/>
-          </w:tcPr>
-          <w:p>
-            <w:r/>
-          </w:p>
-        </w:tc>
-      </w:tr>
-      <w:tr>
-        <w:tc>
-          <w:tcPr>
-            <w:tcW w:type="dxa" w:w="5112"/>
-          </w:tcPr>
-          <w:p>
-            <w:r>
-              <w:t>Why the result occurred</w:t>
-            </w:r>
-          </w:p>
-        </w:tc>
-        <w:tc>
-          <w:tcPr>
-            <w:tcW w:type="dxa" w:w="5112"/>
-          </w:tcPr>
-          <w:p>
-            <w:r/>
-          </w:p>
-        </w:tc>
-      </w:tr>
-    </w:tbl>
-    <w:p>
-      <w:pPr>
-        <w:pStyle w:val="Heading1"/>
-      </w:pPr>
-      <w:r>
-        <w:t>09. Project checkpoint</w:t>
-      </w:r>
-    </w:p>
-    <w:p>
-      <w:r>
-        <w:t>Justify what Algorithms as Recipes adds to Helpful Classroom Sorter and keep the evidence.</w:t>
-      </w:r>
-    </w:p>
-    <w:p>
-      <w:pPr>
-        <w:spacing w:line="336" w:lineRule="auto" w:after="180"/>
-      </w:pPr>
-      <w:r>
-        <w:rPr>
-          <w:b w:val="0"/>
-        </w:rPr>
-        <w:t xml:space="preserve">Write the first executable sorting </w:t>
-      </w:r>
-      <w:r>
-        <w:rPr>
-          <w:b/>
-        </w:rPr>
-        <w:t>algorithm</w:t>
-      </w:r>
-      <w:r>
-        <w:rPr>
-          <w:b w:val="0"/>
-        </w:rPr>
-        <w:t xml:space="preserve"> for one easy item before adding branches or AI.</w:t>
-      </w:r>
-    </w:p>
-    <w:p>
-      <w:pPr>
-        <w:spacing w:line="336" w:lineRule="auto" w:after="180"/>
-      </w:pPr>
-      <w:r>
-        <w:rPr>
-          <w:b w:val="0"/>
-        </w:rPr>
-        <w:t xml:space="preserve">The project change and </w:t>
-      </w:r>
-      <w:r>
-        <w:rPr>
-          <w:b/>
-        </w:rPr>
-        <w:t>evidence</w:t>
-      </w:r>
       <w:r>
         <w:rPr>
           <w:b w:val="0"/>
@@ -1030,639 +710,20 @@
         <w:pStyle w:val="Heading1"/>
       </w:pPr>
       <w:r>
-        <w:t>10. Self check</w:t>
-      </w:r>
-    </w:p>
-    <w:p>
-      <w:r>
-        <w:t>Judge explanation, evidence, transfer and limits separately; attach the work behind your judgement.</w:t>
-      </w:r>
-    </w:p>
-    <w:p>
-      <w:pPr>
-        <w:pStyle w:val="ListBullet"/>
-      </w:pPr>
-      <w:r>
-        <w:t>I can explain the mechanism.</w:t>
-      </w:r>
-    </w:p>
-    <w:p>
-      <w:pPr>
-        <w:pStyle w:val="ListBullet"/>
-      </w:pPr>
-      <w:r>
-        <w:t>I can show evidence.</w:t>
-      </w:r>
-    </w:p>
-    <w:p>
-      <w:pPr>
-        <w:pStyle w:val="ListBullet"/>
-      </w:pPr>
-      <w:r>
-        <w:t>I can handle a changed case.</w:t>
-      </w:r>
-    </w:p>
-    <w:p>
-      <w:pPr>
-        <w:pStyle w:val="ListBullet"/>
-      </w:pPr>
-      <w:r>
-        <w:t>I can name a limit.</w:t>
-      </w:r>
-    </w:p>
-    <w:p>
-      <w:r>
-        <w:t>Mark each as not yet, with help or independently, and attach supporting work.</w:t>
-      </w:r>
-    </w:p>
-    <w:p>
-      <w:pPr>
-        <w:spacing w:line="336" w:lineRule="auto" w:after="180"/>
-      </w:pPr>
-      <w:r>
-        <w:rPr>
-          <w:b w:val="0"/>
-        </w:rPr>
-        <w:t xml:space="preserve">Teacher review ____________________  Next </w:t>
-      </w:r>
-      <w:r>
-        <w:rPr>
-          <w:b/>
-        </w:rPr>
-        <w:t>step</w:t>
-      </w:r>
-      <w:r>
-        <w:rPr>
-          <w:b w:val="0"/>
-        </w:rPr>
-        <w:t xml:space="preserve"> ____________________</w:t>
-      </w:r>
-    </w:p>
-    <w:p>
-      <w:pPr>
-        <w:pStyle w:val="Heading1"/>
-      </w:pPr>
-      <w:r>
-        <w:t>11. Transfer practice from the original programme</w:t>
-      </w:r>
-    </w:p>
-    <w:p>
-      <w:r>
-        <w:t>Use this earlier case as transfer practice. A case already discussed with feedback is not fresh assessment evidence.</w:t>
-      </w:r>
-    </w:p>
-    <w:p>
-      <w:pPr>
-        <w:spacing w:line="336" w:lineRule="auto" w:after="180"/>
-        <w:shd w:fill="F5F1FB"/>
-      </w:pPr>
-      <w:r>
-        <w:rPr>
-          <w:b w:val="0"/>
-        </w:rPr>
-        <w:t xml:space="preserve">On numbered squares 0–5, start at 1 facing increasing numbers. Execute FORWARD 2, TURN, FORWARD 1, STOP. Define TURN as reversing direction. </w:t>
-      </w:r>
-      <w:r>
-        <w:rPr>
-          <w:b/>
-        </w:rPr>
-        <w:t>Trace</w:t>
-      </w:r>
-      <w:r>
-        <w:rPr>
-          <w:b w:val="0"/>
-        </w:rPr>
-        <w:t xml:space="preserve"> position and direction after every instruction. What if TURN were unspecified?</w:t>
-      </w:r>
-    </w:p>
-    <w:p>
-      <w:pPr>
-        <w:pStyle w:val="Heading3"/>
-      </w:pPr>
-      <w:r>
-        <w:t>My independently reasoned answer</w:t>
-      </w:r>
-    </w:p>
-    <w:p>
-      <w:r>
-        <w:t>________________________________________________________________</w:t>
-      </w:r>
-    </w:p>
-    <w:p>
-      <w:r>
-        <w:t>________________________________________________________________</w:t>
-      </w:r>
-    </w:p>
-    <w:p>
-      <w:r>
-        <w:t>________________________________________________________________</w:t>
-      </w:r>
-    </w:p>
-    <w:p>
-      <w:r>
-        <w:t>________________________________________________________________</w:t>
-      </w:r>
-    </w:p>
-    <w:p>
-      <w:r>
-        <w:t>________________________________________________________________</w:t>
-      </w:r>
-    </w:p>
-    <w:p>
-      <w:r>
-        <w:t>________________________________________________________________</w:t>
-      </w:r>
-    </w:p>
-    <w:p>
-      <w:r>
-        <w:t>________________________________________________________________</w:t>
-      </w:r>
-    </w:p>
-    <w:p>
-      <w:pPr>
-        <w:spacing w:line="336" w:lineRule="auto" w:after="180"/>
-      </w:pPr>
-      <w:r>
-        <w:rPr>
-          <w:b w:val="0"/>
-        </w:rPr>
-        <w:t>Record support used: none, hint or teacher explanation.</w:t>
-      </w:r>
-    </w:p>
-    <w:p>
-      <w:pPr>
-        <w:pStyle w:val="Heading1"/>
-      </w:pPr>
-      <w:r>
-        <w:t>12. W1 Trace the current value</w:t>
-      </w:r>
-    </w:p>
-    <w:p>
-      <w:r>
-        <w:t>Trace the current value. Apply the supplied Algorithms as Recipes facts and keep your reasoning.</w:t>
-      </w:r>
-    </w:p>
-    <w:p>
-      <w:pPr>
-        <w:spacing w:line="336" w:lineRule="auto" w:after="180"/>
-      </w:pPr>
-      <w:r>
-        <w:rPr>
-          <w:b w:val="0"/>
-        </w:rPr>
-        <w:t xml:space="preserve">Start score at 3. Add 4 to score, double score, then subtract 5. Record the </w:t>
-      </w:r>
-      <w:r>
-        <w:rPr>
-          <w:b/>
-        </w:rPr>
-        <w:t>initial state</w:t>
-      </w:r>
-      <w:r>
-        <w:rPr>
-          <w:b w:val="0"/>
-        </w:rPr>
-        <w:t xml:space="preserve"> and the </w:t>
-      </w:r>
-      <w:r>
-        <w:rPr>
-          <w:b/>
-        </w:rPr>
-        <w:t>state</w:t>
-      </w:r>
-      <w:r>
-        <w:rPr>
-          <w:b w:val="0"/>
-        </w:rPr>
-        <w:t xml:space="preserve"> after each instruction. Underline the number used by the doubling </w:t>
-      </w:r>
-      <w:r>
-        <w:rPr>
-          <w:b/>
-        </w:rPr>
-        <w:t>step</w:t>
-      </w:r>
-      <w:r>
-        <w:rPr>
-          <w:b w:val="0"/>
-        </w:rPr>
-        <w:t xml:space="preserve"> and explain where it came from.</w:t>
-      </w:r>
-    </w:p>
-    <w:p>
-      <w:pPr>
-        <w:pStyle w:val="Heading3"/>
-      </w:pPr>
-      <w:r>
-        <w:t>My reasoning and evidence</w:t>
-      </w:r>
-    </w:p>
-    <w:p>
-      <w:r>
-        <w:t>________________________________________________________________</w:t>
-      </w:r>
-    </w:p>
-    <w:p>
-      <w:r>
-        <w:t>________________________________________________________________</w:t>
-      </w:r>
-    </w:p>
-    <w:p>
-      <w:r>
-        <w:t>________________________________________________________________</w:t>
-      </w:r>
-    </w:p>
-    <w:p>
-      <w:r>
-        <w:t>________________________________________________________________</w:t>
-      </w:r>
-    </w:p>
-    <w:p>
-      <w:r>
-        <w:t>________________________________________________________________</w:t>
-      </w:r>
-    </w:p>
-    <w:p>
-      <w:r>
-        <w:t>________________________________________________________________</w:t>
-      </w:r>
-    </w:p>
-    <w:p>
-      <w:pPr>
-        <w:pStyle w:val="Heading1"/>
-      </w:pPr>
-      <w:r>
-        <w:t>13. W2 Distinguish replacement from addition</w:t>
-      </w:r>
-    </w:p>
-    <w:p>
-      <w:r>
-        <w:t>Distinguish replacement from addition. Apply the supplied Algorithms as Recipes facts and keep your reasoning.</w:t>
-      </w:r>
-    </w:p>
-    <w:p>
-      <w:pPr>
-        <w:spacing w:line="336" w:lineRule="auto" w:after="180"/>
-      </w:pPr>
-      <w:r>
-        <w:rPr>
-          <w:b w:val="0"/>
-        </w:rPr>
-        <w:t xml:space="preserve">Two procedures start score at 6. Procedure A sets score to 4, then adds 2. Procedure B adds 4 to score, then adds 2. </w:t>
-      </w:r>
-      <w:r>
-        <w:rPr>
-          <w:b/>
-        </w:rPr>
-        <w:t>Trace</w:t>
-      </w:r>
-      <w:r>
-        <w:rPr>
-          <w:b w:val="0"/>
-        </w:rPr>
-        <w:t xml:space="preserve"> both and explain why the first instructions are different.</w:t>
-      </w:r>
-    </w:p>
-    <w:p>
-      <w:pPr>
-        <w:pStyle w:val="Heading3"/>
-      </w:pPr>
-      <w:r>
-        <w:t>My reasoning and evidence</w:t>
-      </w:r>
-    </w:p>
-    <w:p>
-      <w:r>
-        <w:t>________________________________________________________________</w:t>
-      </w:r>
-    </w:p>
-    <w:p>
-      <w:r>
-        <w:t>________________________________________________________________</w:t>
-      </w:r>
-    </w:p>
-    <w:p>
-      <w:r>
-        <w:t>________________________________________________________________</w:t>
-      </w:r>
-    </w:p>
-    <w:p>
-      <w:r>
-        <w:t>________________________________________________________________</w:t>
-      </w:r>
-    </w:p>
-    <w:p>
-      <w:r>
-        <w:t>________________________________________________________________</w:t>
-      </w:r>
-    </w:p>
-    <w:p>
-      <w:r>
-        <w:t>________________________________________________________________</w:t>
-      </w:r>
-    </w:p>
-    <w:p>
-      <w:pPr>
-        <w:pStyle w:val="Heading1"/>
-      </w:pPr>
-      <w:r>
-        <w:t>14. W3 Repair the first error</w:t>
-      </w:r>
-    </w:p>
-    <w:p>
-      <w:r>
-        <w:t>Repair the first error. Apply the supplied Algorithms as Recipes facts and keep your reasoning.</w:t>
-      </w:r>
-    </w:p>
-    <w:p>
-      <w:pPr>
-        <w:spacing w:line="336" w:lineRule="auto" w:after="180"/>
-        <w:shd w:fill="F5F1FB"/>
-      </w:pPr>
-      <w:r>
-        <w:rPr>
-          <w:b w:val="0"/>
-        </w:rPr>
-        <w:t xml:space="preserve">A procedure starts score at 6, adds 2, doubles score, then subtracts 3. A </w:t>
-      </w:r>
-      <w:r>
-        <w:rPr>
-          <w:b/>
-        </w:rPr>
-        <w:t>trace</w:t>
-      </w:r>
-      <w:r>
-        <w:rPr>
-          <w:b w:val="0"/>
-        </w:rPr>
-        <w:t xml:space="preserve"> says 6, 8, 12, 9. Identify the first wrong transition, explain the likely mistake and write a complete corrected </w:t>
-      </w:r>
-      <w:r>
-        <w:rPr>
-          <w:b/>
-        </w:rPr>
-        <w:t>trace</w:t>
-      </w:r>
-      <w:r>
-        <w:rPr>
-          <w:b w:val="0"/>
-        </w:rPr>
-        <w:t>.</w:t>
-      </w:r>
-    </w:p>
-    <w:p>
-      <w:pPr>
-        <w:spacing w:line="336" w:lineRule="auto" w:after="180"/>
-        <w:shd w:fill="F5F1FB"/>
-      </w:pPr>
-      <w:r>
-        <w:rPr>
-          <w:b w:val="0"/>
-        </w:rPr>
-        <w:t>Why is changing only the last value inadequate?</w:t>
-      </w:r>
-    </w:p>
-    <w:p>
-      <w:pPr>
-        <w:pStyle w:val="Heading3"/>
-      </w:pPr>
-      <w:r>
-        <w:t>My reasoning and evidence</w:t>
-      </w:r>
-    </w:p>
-    <w:p>
-      <w:r>
-        <w:t>________________________________________________________________</w:t>
-      </w:r>
-    </w:p>
-    <w:p>
-      <w:r>
-        <w:t>________________________________________________________________</w:t>
-      </w:r>
-    </w:p>
-    <w:p>
-      <w:r>
-        <w:t>________________________________________________________________</w:t>
-      </w:r>
-    </w:p>
-    <w:p>
-      <w:r>
-        <w:t>________________________________________________________________</w:t>
-      </w:r>
-    </w:p>
-    <w:p>
-      <w:r>
-        <w:t>________________________________________________________________</w:t>
-      </w:r>
-    </w:p>
-    <w:p>
-      <w:r>
-        <w:t>________________________________________________________________</w:t>
-      </w:r>
-    </w:p>
-    <w:p>
-      <w:pPr>
-        <w:pStyle w:val="Heading1"/>
-      </w:pPr>
-      <w:r>
-        <w:t>15. W4 Trace two changing number boxes</w:t>
-      </w:r>
-    </w:p>
-    <w:p>
-      <w:r>
-        <w:t>Attempt before feedback. If this repeats the selected independent case, reuse that first attempt; otherwise keep a separate record. Trace two changing number boxes. Apply the supplied Algorithms as Recipes facts and keep your reasoning.</w:t>
-      </w:r>
-    </w:p>
-    <w:p>
-      <w:pPr>
-        <w:spacing w:line="336" w:lineRule="auto" w:after="180"/>
-      </w:pPr>
-      <w:r>
-        <w:rPr>
-          <w:b w:val="0"/>
-        </w:rPr>
-        <w:t>For a new display, X starts at 4 and Y starts at 1. Copy the current X into Y; add 3 to X; double Y; report both and stop. Record X and Y initially and after each instruction. Explain why Y does not become 7 when X changes.</w:t>
-      </w:r>
-    </w:p>
-    <w:p>
-      <w:pPr>
-        <w:spacing w:line="336" w:lineRule="auto" w:after="180"/>
-      </w:pPr>
-      <w:r>
-        <w:rPr>
-          <w:b w:val="0"/>
-        </w:rPr>
-        <w:t xml:space="preserve">Then swap the first two instructions and </w:t>
-      </w:r>
-      <w:r>
-        <w:rPr>
-          <w:b/>
-        </w:rPr>
-        <w:t>trace</w:t>
-      </w:r>
-      <w:r>
-        <w:rPr>
-          <w:b w:val="0"/>
-        </w:rPr>
-        <w:t xml:space="preserve"> the new procedure from the same </w:t>
-      </w:r>
-      <w:r>
-        <w:rPr>
-          <w:b/>
-        </w:rPr>
-        <w:t>initial state</w:t>
-      </w:r>
-      <w:r>
-        <w:rPr>
-          <w:b w:val="0"/>
-        </w:rPr>
-        <w:t>.</w:t>
-      </w:r>
-    </w:p>
-    <w:p>
-      <w:pPr>
-        <w:pStyle w:val="Heading3"/>
-      </w:pPr>
-      <w:r>
-        <w:t>My reasoning and evidence</w:t>
-      </w:r>
-    </w:p>
-    <w:p>
-      <w:r>
-        <w:t>________________________________________________________________</w:t>
-      </w:r>
-    </w:p>
-    <w:p>
-      <w:r>
-        <w:t>________________________________________________________________</w:t>
-      </w:r>
-    </w:p>
-    <w:p>
-      <w:r>
-        <w:t>________________________________________________________________</w:t>
-      </w:r>
-    </w:p>
-    <w:p>
-      <w:r>
-        <w:t>________________________________________________________________</w:t>
-      </w:r>
-    </w:p>
-    <w:p>
-      <w:r>
-        <w:t>________________________________________________________________</w:t>
-      </w:r>
-    </w:p>
-    <w:p>
-      <w:r>
-        <w:t>________________________________________________________________</w:t>
-      </w:r>
-    </w:p>
-    <w:p>
-      <w:r>
-        <w:t>________________________________________________________________</w:t>
-      </w:r>
-    </w:p>
-    <w:p>
-      <w:r>
-        <w:t>________________________________________________________________</w:t>
-      </w:r>
-    </w:p>
-    <w:p>
-      <w:pPr>
-        <w:pStyle w:val="Heading1"/>
-      </w:pPr>
-      <w:r>
-        <w:t>16. W5 Test what a final answer can prove</w:t>
-      </w:r>
-    </w:p>
-    <w:p>
-      <w:r>
-        <w:t>Test what a final answer can prove. Apply the supplied Algorithms as Recipes facts and keep your reasoning.</w:t>
-      </w:r>
-    </w:p>
-    <w:p>
-      <w:pPr>
-        <w:spacing w:line="336" w:lineRule="auto" w:after="180"/>
-      </w:pPr>
-      <w:r>
-        <w:rPr>
-          <w:b w:val="0"/>
-        </w:rPr>
-        <w:t>The required procedure starts score at 10, adds 2 and subtracts 2. A learner instead adds 4 and subtracts 4. Both report 10.</w:t>
-      </w:r>
-    </w:p>
-    <w:p>
-      <w:pPr>
-        <w:spacing w:line="336" w:lineRule="auto" w:after="180"/>
-      </w:pPr>
-      <w:r>
-        <w:rPr>
-          <w:b w:val="0"/>
-        </w:rPr>
-        <w:t xml:space="preserve">Write both </w:t>
-      </w:r>
-      <w:r>
-        <w:rPr>
-          <w:b/>
-        </w:rPr>
-        <w:t>trace</w:t>
-      </w:r>
-      <w:r>
-        <w:rPr>
-          <w:b w:val="0"/>
-        </w:rPr>
-        <w:t>s and explain whether matching the final result proves that the learner followed the required procedure.</w:t>
-      </w:r>
-    </w:p>
-    <w:p>
-      <w:pPr>
-        <w:pStyle w:val="Heading3"/>
-      </w:pPr>
-      <w:r>
-        <w:t>My reasoning and evidence</w:t>
-      </w:r>
-    </w:p>
-    <w:p>
-      <w:r>
-        <w:t>________________________________________________________________</w:t>
-      </w:r>
-    </w:p>
-    <w:p>
-      <w:r>
-        <w:t>________________________________________________________________</w:t>
-      </w:r>
-    </w:p>
-    <w:p>
-      <w:r>
-        <w:t>________________________________________________________________</w:t>
-      </w:r>
-    </w:p>
-    <w:p>
-      <w:r>
-        <w:t>________________________________________________________________</w:t>
-      </w:r>
-    </w:p>
-    <w:p>
-      <w:r>
-        <w:t>________________________________________________________________</w:t>
-      </w:r>
-    </w:p>
-    <w:p>
-      <w:r>
-        <w:t>________________________________________________________________</w:t>
-      </w:r>
-    </w:p>
-    <w:p>
-      <w:pPr>
-        <w:pStyle w:val="Heading1"/>
-      </w:pPr>
-      <w:r>
-        <w:t>17. Feedback, return check and learning record</w:t>
-      </w:r>
-    </w:p>
-    <w:p>
-      <w:r>
-        <w:t>Record the first repaired step and a different case to revisit after a delay.</w:t>
+        <w:t>17. Feedback · Repair and return</w:t>
+      </w:r>
+    </w:p>
+    <w:p>
+      <w:r>
+        <w:t>Keep the first attempt, the repair and a changed-case return.</w:t>
+      </w:r>
+    </w:p>
+    <w:p>
+      <w:pPr>
+        <w:pStyle w:val="Heading2"/>
+      </w:pPr>
+      <w:r>
+        <w:t>Your evidence record</w:t>
       </w:r>
     </w:p>
     <w:tbl>
@@ -1817,12 +878,1011 @@
         <w:pStyle w:val="Heading1"/>
       </w:pPr>
       <w:r>
-        <w:t>18. Pictorial case practice: Algorithms as Recipes</w:t>
-      </w:r>
-    </w:p>
-    <w:p>
-      <w:r>
-        <w:t>A fictional paper badge machine transforms an initial score using an ordered recipe. Explain the labelled step before checking the changed condition.</w:t>
+        <w:t>10. Finish · Judge the evidence in your work</w:t>
+      </w:r>
+    </w:p>
+    <w:p>
+      <w:r>
+        <w:t>Point to work that supports your confidence level.</w:t>
+      </w:r>
+    </w:p>
+    <w:p>
+      <w:pPr>
+        <w:pStyle w:val="Heading2"/>
+      </w:pPr>
+      <w:r>
+        <w:t>Your evidence record</w:t>
+      </w:r>
+    </w:p>
+    <w:p>
+      <w:pPr>
+        <w:pStyle w:val="ListBullet"/>
+      </w:pPr>
+      <w:r>
+        <w:t>I can explain the mechanism.</w:t>
+      </w:r>
+    </w:p>
+    <w:p>
+      <w:pPr>
+        <w:pStyle w:val="ListBullet"/>
+      </w:pPr>
+      <w:r>
+        <w:t>I can show evidence.</w:t>
+      </w:r>
+    </w:p>
+    <w:p>
+      <w:pPr>
+        <w:pStyle w:val="ListBullet"/>
+      </w:pPr>
+      <w:r>
+        <w:t>I can handle a changed case.</w:t>
+      </w:r>
+    </w:p>
+    <w:p>
+      <w:pPr>
+        <w:pStyle w:val="ListBullet"/>
+      </w:pPr>
+      <w:r>
+        <w:t>I can name a limit.</w:t>
+      </w:r>
+    </w:p>
+    <w:p>
+      <w:r>
+        <w:t>Mark each as not yet, with help or independently, and attach supporting work.</w:t>
+      </w:r>
+    </w:p>
+    <w:p>
+      <w:pPr>
+        <w:spacing w:line="336" w:lineRule="auto" w:after="180"/>
+      </w:pPr>
+      <w:r>
+        <w:rPr>
+          <w:b w:val="0"/>
+        </w:rPr>
+        <w:t xml:space="preserve">Teacher review ____________________  Next </w:t>
+      </w:r>
+      <w:r>
+        <w:rPr>
+          <w:b/>
+        </w:rPr>
+        <w:t>step</w:t>
+      </w:r>
+      <w:r>
+        <w:rPr>
+          <w:b w:val="0"/>
+        </w:rPr>
+        <w:t xml:space="preserve"> ____________________</w:t>
+      </w:r>
+    </w:p>
+    <w:p>
+      <w:pPr>
+        <w:pStyle w:val="Heading1"/>
+      </w:pPr>
+      <w:r>
+        <w:t>Reference bank and extra practice</w:t>
+      </w:r>
+    </w:p>
+    <w:p>
+      <w:pPr>
+        <w:pStyle w:val="Heading1"/>
+      </w:pPr>
+      <w:r>
+        <w:t>02. Reference · Supported W2 record</w:t>
+      </w:r>
+    </w:p>
+    <w:p>
+      <w:r>
+        <w:t>This is the same W2 attempt. Keep one response record.</w:t>
+      </w:r>
+    </w:p>
+    <w:p>
+      <w:pPr>
+        <w:pStyle w:val="Heading2"/>
+      </w:pPr>
+      <w:r>
+        <w:t>Use this when helpful</w:t>
+      </w:r>
+    </w:p>
+    <w:p>
+      <w:pPr>
+        <w:spacing w:line="336" w:lineRule="auto" w:after="180"/>
+      </w:pPr>
+      <w:r>
+        <w:rPr>
+          <w:b w:val="0"/>
+        </w:rPr>
+        <w:t xml:space="preserve">Use W2: Distinguish replacement from addition for </w:t>
+      </w:r>
+      <w:r>
+        <w:rPr>
+          <w:b/>
+        </w:rPr>
+        <w:t>Algorithm</w:t>
+      </w:r>
+      <w:r>
+        <w:rPr>
+          <w:b w:val="0"/>
+        </w:rPr>
+        <w:t xml:space="preserve">s and changing </w:t>
+      </w:r>
+      <w:r>
+        <w:rPr>
+          <w:b/>
+        </w:rPr>
+        <w:t>state</w:t>
+      </w:r>
+      <w:r>
+        <w:rPr>
+          <w:b w:val="0"/>
+        </w:rPr>
+        <w:t>. Record the answer once; the lesson and workbook refer to the same attempt.</w:t>
+      </w:r>
+    </w:p>
+    <w:tbl>
+      <w:tblPr>
+        <w:tblStyle w:val="LightShading-Accent1"/>
+        <w:tblW w:type="auto" w:w="0"/>
+        <w:tblLook w:firstColumn="1" w:firstRow="1" w:lastColumn="0" w:lastRow="0" w:noHBand="0" w:noVBand="1" w:val="04A0"/>
+      </w:tblPr>
+      <w:tblGrid>
+        <w:gridCol w:w="2556"/>
+        <w:gridCol w:w="2556"/>
+        <w:gridCol w:w="2556"/>
+        <w:gridCol w:w="2556"/>
+      </w:tblGrid>
+      <w:tr>
+        <w:trPr>
+          <w:tblHeader/>
+        </w:trPr>
+        <w:tc>
+          <w:tcPr>
+            <w:tcW w:type="dxa" w:w="2556"/>
+          </w:tcPr>
+          <w:p>
+            <w:r>
+              <w:t>Given inputs</w:t>
+            </w:r>
+          </w:p>
+        </w:tc>
+        <w:tc>
+          <w:tcPr>
+            <w:tcW w:type="dxa" w:w="2556"/>
+          </w:tcPr>
+          <w:p>
+            <w:r>
+              <w:t>Procedure I chose</w:t>
+            </w:r>
+          </w:p>
+        </w:tc>
+        <w:tc>
+          <w:tcPr>
+            <w:tcW w:type="dxa" w:w="2556"/>
+          </w:tcPr>
+          <w:p>
+            <w:r>
+              <w:t>Middle steps</w:t>
+            </w:r>
+          </w:p>
+        </w:tc>
+        <w:tc>
+          <w:tcPr>
+            <w:tcW w:type="dxa" w:w="2556"/>
+          </w:tcPr>
+          <w:p>
+            <w:r>
+              <w:t>Result and check</w:t>
+            </w:r>
+          </w:p>
+        </w:tc>
+      </w:tr>
+      <w:tr>
+        <w:tc>
+          <w:tcPr>
+            <w:tcW w:type="dxa" w:w="2556"/>
+          </w:tcPr>
+          <w:p>
+            <w:r/>
+          </w:p>
+        </w:tc>
+        <w:tc>
+          <w:tcPr>
+            <w:tcW w:type="dxa" w:w="2556"/>
+          </w:tcPr>
+          <w:p>
+            <w:r/>
+          </w:p>
+        </w:tc>
+        <w:tc>
+          <w:tcPr>
+            <w:tcW w:type="dxa" w:w="2556"/>
+          </w:tcPr>
+          <w:p>
+            <w:r/>
+          </w:p>
+        </w:tc>
+        <w:tc>
+          <w:tcPr>
+            <w:tcW w:type="dxa" w:w="2556"/>
+          </w:tcPr>
+          <w:p>
+            <w:r/>
+          </w:p>
+        </w:tc>
+      </w:tr>
+    </w:tbl>
+    <w:p>
+      <w:pPr>
+        <w:pStyle w:val="Heading3"/>
+      </w:pPr>
+      <w:r>
+        <w:t>The step I completed without help, and the hint I needed</w:t>
+      </w:r>
+    </w:p>
+    <w:p>
+      <w:r>
+        <w:t>________________________________________________________________</w:t>
+      </w:r>
+    </w:p>
+    <w:p>
+      <w:r>
+        <w:t>________________________________________________________________</w:t>
+      </w:r>
+    </w:p>
+    <w:p>
+      <w:r>
+        <w:t>________________________________________________________________</w:t>
+      </w:r>
+    </w:p>
+    <w:p>
+      <w:pPr>
+        <w:pStyle w:val="Heading1"/>
+      </w:pPr>
+      <w:r>
+        <w:t>03. Extra practice · Repair the explanation</w:t>
+      </w:r>
+    </w:p>
+    <w:p>
+      <w:r>
+        <w:t>Explain the deciding fact before discussing the answer.</w:t>
+      </w:r>
+    </w:p>
+    <w:p>
+      <w:pPr>
+        <w:pStyle w:val="Heading2"/>
+      </w:pPr>
+      <w:r>
+        <w:t>Use this when helpful</w:t>
+      </w:r>
+    </w:p>
+    <w:p>
+      <w:pPr>
+        <w:spacing w:line="336" w:lineRule="auto" w:after="180"/>
+      </w:pPr>
+      <w:r>
+        <w:rPr>
+          <w:b w:val="0"/>
+        </w:rPr>
+        <w:t xml:space="preserve">Use the worked case for </w:t>
+      </w:r>
+      <w:r>
+        <w:rPr>
+          <w:b/>
+        </w:rPr>
+        <w:t>Algorithm</w:t>
+      </w:r>
+      <w:r>
+        <w:rPr>
+          <w:b w:val="0"/>
+        </w:rPr>
+        <w:t xml:space="preserve">s and changing </w:t>
+      </w:r>
+      <w:r>
+        <w:rPr>
+          <w:b/>
+        </w:rPr>
+        <w:t>state</w:t>
+      </w:r>
+      <w:r>
+        <w:rPr>
+          <w:b w:val="0"/>
+        </w:rPr>
+        <w:t>. Proposed explanation: “Every instruction uses the original number”. Decide whether this explanation is supported.</w:t>
+      </w:r>
+    </w:p>
+    <w:p>
+      <w:pPr>
+        <w:spacing w:line="336" w:lineRule="auto" w:after="180"/>
+      </w:pPr>
+      <w:r>
+        <w:rPr>
+          <w:b w:val="0"/>
+        </w:rPr>
+        <w:t xml:space="preserve">Point to the </w:t>
+      </w:r>
+      <w:r>
+        <w:rPr>
+          <w:b/>
+        </w:rPr>
+        <w:t>step</w:t>
+      </w:r>
+      <w:r>
+        <w:rPr>
+          <w:b w:val="0"/>
+        </w:rPr>
+        <w:t xml:space="preserve"> or supplied fact that decides; explain your repair if needed.</w:t>
+      </w:r>
+    </w:p>
+    <w:p>
+      <w:pPr>
+        <w:pStyle w:val="Heading3"/>
+      </w:pPr>
+      <w:r>
+        <w:t>My explanation before partner discussion</w:t>
+      </w:r>
+    </w:p>
+    <w:p>
+      <w:r>
+        <w:t>________________________________________________________________</w:t>
+      </w:r>
+    </w:p>
+    <w:p>
+      <w:r>
+        <w:t>________________________________________________________________</w:t>
+      </w:r>
+    </w:p>
+    <w:p>
+      <w:r>
+        <w:t>________________________________________________________________</w:t>
+      </w:r>
+    </w:p>
+    <w:p>
+      <w:r>
+        <w:t>________________________________________________________________</w:t>
+      </w:r>
+    </w:p>
+    <w:p>
+      <w:pPr>
+        <w:pStyle w:val="Heading1"/>
+      </w:pPr>
+      <w:r>
+        <w:t>05. Reference · Original learning target</w:t>
+      </w:r>
+    </w:p>
+    <w:p>
+      <w:r>
+        <w:t>Use this target to inspect an explanation.</w:t>
+      </w:r>
+    </w:p>
+    <w:p>
+      <w:pPr>
+        <w:pStyle w:val="Heading2"/>
+      </w:pPr>
+      <w:r>
+        <w:t>Use this when helpful</w:t>
+      </w:r>
+    </w:p>
+    <w:p>
+      <w:pPr>
+        <w:spacing w:line="336" w:lineRule="auto" w:after="180"/>
+      </w:pPr>
+      <w:r>
+        <w:rPr>
+          <w:b w:val="0"/>
+        </w:rPr>
+        <w:t xml:space="preserve">On numbered squares 0–5, start at 1 facing increasing numbers. Execute FORWARD 2, TURN, FORWARD 1, STOP. Define TURN as reversing direction. </w:t>
+      </w:r>
+      <w:r>
+        <w:rPr>
+          <w:b/>
+        </w:rPr>
+        <w:t>Trace</w:t>
+      </w:r>
+      <w:r>
+        <w:rPr>
+          <w:b w:val="0"/>
+        </w:rPr>
+        <w:t xml:space="preserve"> position and direction after every instruction. What if TURN were unspecified?</w:t>
+      </w:r>
+    </w:p>
+    <w:p>
+      <w:pPr>
+        <w:pStyle w:val="Heading1"/>
+      </w:pPr>
+      <w:r>
+        <w:t>06. Extra practice · A complete case</w:t>
+      </w:r>
+    </w:p>
+    <w:p>
+      <w:r>
+        <w:t>Try the question before checking the worked explanation.</w:t>
+      </w:r>
+    </w:p>
+    <w:p>
+      <w:pPr>
+        <w:pStyle w:val="Heading2"/>
+      </w:pPr>
+      <w:r>
+        <w:t>Use this when helpful</w:t>
+      </w:r>
+    </w:p>
+    <w:p>
+      <w:pPr>
+        <w:spacing w:line="336" w:lineRule="auto" w:after="180"/>
+      </w:pPr>
+      <w:r>
+        <w:rPr>
+          <w:b w:val="0"/>
+        </w:rPr>
+        <w:t>A robot starts on the left of three squares, facing right. It executes MOVE, MOVE, STOP, each MOVE being one square.</w:t>
+      </w:r>
+    </w:p>
+    <w:p>
+      <w:pPr>
+        <w:spacing w:line="336" w:lineRule="auto" w:after="180"/>
+      </w:pPr>
+      <w:r>
+        <w:rPr>
+          <w:b/>
+        </w:rPr>
+        <w:t>Trace</w:t>
+      </w:r>
+      <w:r>
+        <w:rPr>
+          <w:b w:val="0"/>
+        </w:rPr>
+        <w:t xml:space="preserve"> the position after each command.</w:t>
+      </w:r>
+    </w:p>
+    <w:p>
+      <w:pPr>
+        <w:spacing w:line="336" w:lineRule="auto" w:after="180"/>
+      </w:pPr>
+      <w:r>
+        <w:rPr>
+          <w:b w:val="0"/>
+        </w:rPr>
+        <w:t xml:space="preserve">Show your </w:t>
+      </w:r>
+      <w:r>
+        <w:rPr>
+          <w:b/>
+        </w:rPr>
+        <w:t>trace</w:t>
+      </w:r>
+      <w:r>
+        <w:rPr>
+          <w:b w:val="0"/>
+        </w:rPr>
+        <w:t xml:space="preserve">, calculation or </w:t>
+      </w:r>
+      <w:r>
+        <w:rPr>
+          <w:b/>
+        </w:rPr>
+        <w:t>evidence</w:t>
+      </w:r>
+    </w:p>
+    <w:p>
+      <w:pPr>
+        <w:pStyle w:val="Heading3"/>
+      </w:pPr>
+      <w:r>
+        <w:t>Write or draw your reasoning and evidence.</w:t>
+      </w:r>
+    </w:p>
+    <w:p>
+      <w:r>
+        <w:t>________________________________________________________________</w:t>
+      </w:r>
+    </w:p>
+    <w:p>
+      <w:r>
+        <w:t>________________________________________________________________</w:t>
+      </w:r>
+    </w:p>
+    <w:p>
+      <w:r>
+        <w:t>________________________________________________________________</w:t>
+      </w:r>
+    </w:p>
+    <w:p>
+      <w:r>
+        <w:t>________________________________________________________________</w:t>
+      </w:r>
+    </w:p>
+    <w:p>
+      <w:r>
+        <w:t>________________________________________________________________</w:t>
+      </w:r>
+    </w:p>
+    <w:p>
+      <w:pPr>
+        <w:pStyle w:val="Heading1"/>
+      </w:pPr>
+      <w:r>
+        <w:t>07. Extra practice · A changed case</w:t>
+      </w:r>
+    </w:p>
+    <w:p>
+      <w:r>
+        <w:t>Keep this practice separate from the reserved independent attempt.</w:t>
+      </w:r>
+    </w:p>
+    <w:p>
+      <w:pPr>
+        <w:pStyle w:val="Heading2"/>
+      </w:pPr>
+      <w:r>
+        <w:t>Use this when helpful</w:t>
+      </w:r>
+    </w:p>
+    <w:p>
+      <w:pPr>
+        <w:spacing w:line="336" w:lineRule="auto" w:after="180"/>
+      </w:pPr>
+      <w:r>
+        <w:rPr>
+          <w:b w:val="0"/>
+        </w:rPr>
+        <w:t xml:space="preserve">Instructions say pick up a pencil, write your name, then find paper. Find the first ordering problem and rewrite the three </w:t>
+      </w:r>
+      <w:r>
+        <w:rPr>
+          <w:b/>
+        </w:rPr>
+        <w:t>step</w:t>
+      </w:r>
+      <w:r>
+        <w:rPr>
+          <w:b w:val="0"/>
+        </w:rPr>
+        <w:t>s so another learner can follow them.</w:t>
+      </w:r>
+    </w:p>
+    <w:p>
+      <w:pPr>
+        <w:spacing w:line="336" w:lineRule="auto" w:after="180"/>
+      </w:pPr>
+      <w:r>
+        <w:rPr>
+          <w:b w:val="0"/>
+        </w:rPr>
+        <w:t>My practice answer and reason</w:t>
+      </w:r>
+    </w:p>
+    <w:p>
+      <w:pPr>
+        <w:pStyle w:val="Heading3"/>
+      </w:pPr>
+      <w:r>
+        <w:t>Write or draw your reasoning and evidence.</w:t>
+      </w:r>
+    </w:p>
+    <w:p>
+      <w:r>
+        <w:t>________________________________________________________________</w:t>
+      </w:r>
+    </w:p>
+    <w:p>
+      <w:r>
+        <w:t>________________________________________________________________</w:t>
+      </w:r>
+    </w:p>
+    <w:p>
+      <w:r>
+        <w:t>________________________________________________________________</w:t>
+      </w:r>
+    </w:p>
+    <w:p>
+      <w:r>
+        <w:t>________________________________________________________________</w:t>
+      </w:r>
+    </w:p>
+    <w:p>
+      <w:r>
+        <w:t>________________________________________________________________</w:t>
+      </w:r>
+    </w:p>
+    <w:p>
+      <w:pPr>
+        <w:pStyle w:val="Heading3"/>
+      </w:pPr>
+      <w:r>
+        <w:t>Week 9 Test and reflect</w:t>
+      </w:r>
+    </w:p>
+    <w:p>
+      <w:pPr>
+        <w:pStyle w:val="Heading1"/>
+      </w:pPr>
+      <w:r>
+        <w:t>08. Extra practice · Design a revealing test</w:t>
+      </w:r>
+    </w:p>
+    <w:p>
+      <w:r>
+        <w:t>Predict before tracing or testing.</w:t>
+      </w:r>
+    </w:p>
+    <w:p>
+      <w:pPr>
+        <w:pStyle w:val="Heading2"/>
+      </w:pPr>
+      <w:r>
+        <w:t>Use this when helpful</w:t>
+      </w:r>
+    </w:p>
+    <w:p>
+      <w:pPr>
+        <w:spacing w:line="336" w:lineRule="auto" w:after="180"/>
+      </w:pPr>
+      <w:r>
+        <w:rPr>
+          <w:b w:val="0"/>
+        </w:rPr>
+        <w:t xml:space="preserve">Create a changed </w:t>
+      </w:r>
+      <w:r>
+        <w:rPr>
+          <w:b/>
+        </w:rPr>
+        <w:t>input</w:t>
+      </w:r>
+      <w:r>
+        <w:rPr>
+          <w:b w:val="0"/>
+        </w:rPr>
+        <w:t>, boundary case or missing-information case. Write the expected answer or safe response before testing.</w:t>
+      </w:r>
+    </w:p>
+    <w:tbl>
+      <w:tblPr>
+        <w:tblStyle w:val="LightShading-Accent1"/>
+        <w:tblW w:type="auto" w:w="0"/>
+        <w:tblLook w:firstColumn="1" w:firstRow="1" w:lastColumn="0" w:lastRow="0" w:noHBand="0" w:noVBand="1" w:val="04A0"/>
+      </w:tblPr>
+      <w:tblGrid>
+        <w:gridCol w:w="5112"/>
+        <w:gridCol w:w="5112"/>
+      </w:tblGrid>
+      <w:tr>
+        <w:trPr>
+          <w:tblHeader/>
+        </w:trPr>
+        <w:tc>
+          <w:tcPr>
+            <w:tcW w:type="dxa" w:w="5112"/>
+          </w:tcPr>
+          <w:p>
+            <w:r>
+              <w:t>Test record</w:t>
+            </w:r>
+          </w:p>
+        </w:tc>
+        <w:tc>
+          <w:tcPr>
+            <w:tcW w:type="dxa" w:w="5112"/>
+          </w:tcPr>
+          <w:p>
+            <w:r>
+              <w:t>My evidence</w:t>
+            </w:r>
+          </w:p>
+        </w:tc>
+      </w:tr>
+      <w:tr>
+        <w:tc>
+          <w:tcPr>
+            <w:tcW w:type="dxa" w:w="5112"/>
+          </w:tcPr>
+          <w:p>
+            <w:r>
+              <w:t>Changed input or condition</w:t>
+            </w:r>
+          </w:p>
+        </w:tc>
+        <w:tc>
+          <w:tcPr>
+            <w:tcW w:type="dxa" w:w="5112"/>
+          </w:tcPr>
+          <w:p>
+            <w:r/>
+          </w:p>
+        </w:tc>
+      </w:tr>
+      <w:tr>
+        <w:tc>
+          <w:tcPr>
+            <w:tcW w:type="dxa" w:w="5112"/>
+          </w:tcPr>
+          <w:p>
+            <w:r>
+              <w:t>Expected answer or fallback</w:t>
+            </w:r>
+          </w:p>
+        </w:tc>
+        <w:tc>
+          <w:tcPr>
+            <w:tcW w:type="dxa" w:w="5112"/>
+          </w:tcPr>
+          <w:p>
+            <w:r/>
+          </w:p>
+        </w:tc>
+      </w:tr>
+      <w:tr>
+        <w:tc>
+          <w:tcPr>
+            <w:tcW w:type="dxa" w:w="5112"/>
+          </w:tcPr>
+          <w:p>
+            <w:r>
+              <w:t>Observed result</w:t>
+            </w:r>
+          </w:p>
+        </w:tc>
+        <w:tc>
+          <w:tcPr>
+            <w:tcW w:type="dxa" w:w="5112"/>
+          </w:tcPr>
+          <w:p>
+            <w:r/>
+          </w:p>
+        </w:tc>
+      </w:tr>
+      <w:tr>
+        <w:tc>
+          <w:tcPr>
+            <w:tcW w:type="dxa" w:w="5112"/>
+          </w:tcPr>
+          <w:p>
+            <w:r>
+              <w:t>Why the result occurred</w:t>
+            </w:r>
+          </w:p>
+        </w:tc>
+        <w:tc>
+          <w:tcPr>
+            <w:tcW w:type="dxa" w:w="5112"/>
+          </w:tcPr>
+          <w:p>
+            <w:r/>
+          </w:p>
+        </w:tc>
+      </w:tr>
+    </w:tbl>
+    <w:p>
+      <w:pPr>
+        <w:pStyle w:val="Heading1"/>
+      </w:pPr>
+      <w:r>
+        <w:t>11. Reference · Original target response space</w:t>
+      </w:r>
+    </w:p>
+    <w:p>
+      <w:r>
+        <w:t>This teaching case is practice rather than a fresh assessment.</w:t>
+      </w:r>
+    </w:p>
+    <w:p>
+      <w:pPr>
+        <w:pStyle w:val="Heading2"/>
+      </w:pPr>
+      <w:r>
+        <w:t>Use this when helpful</w:t>
+      </w:r>
+    </w:p>
+    <w:p>
+      <w:pPr>
+        <w:spacing w:line="336" w:lineRule="auto" w:after="180"/>
+      </w:pPr>
+      <w:r>
+        <w:rPr>
+          <w:b w:val="0"/>
+        </w:rPr>
+        <w:t xml:space="preserve">On numbered squares 0–5, start at 1 facing increasing numbers. Execute FORWARD 2, TURN, FORWARD 1, STOP. Define TURN as reversing direction. </w:t>
+      </w:r>
+      <w:r>
+        <w:rPr>
+          <w:b/>
+        </w:rPr>
+        <w:t>Trace</w:t>
+      </w:r>
+      <w:r>
+        <w:rPr>
+          <w:b w:val="0"/>
+        </w:rPr>
+        <w:t xml:space="preserve"> position and direction after every instruction. What if TURN were unspecified?</w:t>
+      </w:r>
+    </w:p>
+    <w:p>
+      <w:pPr>
+        <w:pStyle w:val="Heading3"/>
+      </w:pPr>
+      <w:r>
+        <w:t>My explanation after practice</w:t>
+      </w:r>
+    </w:p>
+    <w:p>
+      <w:r>
+        <w:t>________________________________________________________________</w:t>
+      </w:r>
+    </w:p>
+    <w:p>
+      <w:r>
+        <w:t>________________________________________________________________</w:t>
+      </w:r>
+    </w:p>
+    <w:p>
+      <w:r>
+        <w:t>________________________________________________________________</w:t>
+      </w:r>
+    </w:p>
+    <w:p>
+      <w:r>
+        <w:t>________________________________________________________________</w:t>
+      </w:r>
+    </w:p>
+    <w:p>
+      <w:r>
+        <w:t>________________________________________________________________</w:t>
+      </w:r>
+    </w:p>
+    <w:p>
+      <w:r>
+        <w:t>________________________________________________________________</w:t>
+      </w:r>
+    </w:p>
+    <w:p>
+      <w:r>
+        <w:t>________________________________________________________________</w:t>
+      </w:r>
+    </w:p>
+    <w:p>
+      <w:pPr>
+        <w:spacing w:line="336" w:lineRule="auto" w:after="180"/>
+      </w:pPr>
+      <w:r>
+        <w:rPr>
+          <w:b w:val="0"/>
+        </w:rPr>
+        <w:t>Record support used: none, hint or teacher explanation.</w:t>
+      </w:r>
+    </w:p>
+    <w:p>
+      <w:pPr>
+        <w:pStyle w:val="Heading1"/>
+      </w:pPr>
+      <w:r>
+        <w:t>15. Reference · Independent-case response copy</w:t>
+      </w:r>
+    </w:p>
+    <w:p>
+      <w:r>
+        <w:t>This duplicates W4. Reuse the same first-attempt record.</w:t>
+      </w:r>
+    </w:p>
+    <w:p>
+      <w:pPr>
+        <w:pStyle w:val="Heading2"/>
+      </w:pPr>
+      <w:r>
+        <w:t>Use this when helpful</w:t>
+      </w:r>
+    </w:p>
+    <w:p>
+      <w:pPr>
+        <w:spacing w:line="336" w:lineRule="auto" w:after="180"/>
+      </w:pPr>
+      <w:r>
+        <w:rPr>
+          <w:b w:val="0"/>
+        </w:rPr>
+        <w:t>For a new display, X starts at 4 and Y starts at 1. Copy the current X into Y; add 3 to X; double Y; report both and stop. Record X and Y initially and after each instruction. Explain why Y does not become 7 when X changes.</w:t>
+      </w:r>
+    </w:p>
+    <w:p>
+      <w:pPr>
+        <w:spacing w:line="336" w:lineRule="auto" w:after="180"/>
+      </w:pPr>
+      <w:r>
+        <w:rPr>
+          <w:b w:val="0"/>
+        </w:rPr>
+        <w:t xml:space="preserve">Then swap the first two instructions and </w:t>
+      </w:r>
+      <w:r>
+        <w:rPr>
+          <w:b/>
+        </w:rPr>
+        <w:t>trace</w:t>
+      </w:r>
+      <w:r>
+        <w:rPr>
+          <w:b w:val="0"/>
+        </w:rPr>
+        <w:t xml:space="preserve"> the new procedure from the same </w:t>
+      </w:r>
+      <w:r>
+        <w:rPr>
+          <w:b/>
+        </w:rPr>
+        <w:t>initial state</w:t>
+      </w:r>
+      <w:r>
+        <w:rPr>
+          <w:b w:val="0"/>
+        </w:rPr>
+        <w:t>.</w:t>
+      </w:r>
+    </w:p>
+    <w:p>
+      <w:pPr>
+        <w:pStyle w:val="Heading3"/>
+      </w:pPr>
+      <w:r>
+        <w:t>My reasoning and evidence</w:t>
+      </w:r>
+    </w:p>
+    <w:p>
+      <w:r>
+        <w:t>________________________________________________________________</w:t>
+      </w:r>
+    </w:p>
+    <w:p>
+      <w:r>
+        <w:t>________________________________________________________________</w:t>
+      </w:r>
+    </w:p>
+    <w:p>
+      <w:r>
+        <w:t>________________________________________________________________</w:t>
+      </w:r>
+    </w:p>
+    <w:p>
+      <w:r>
+        <w:t>________________________________________________________________</w:t>
+      </w:r>
+    </w:p>
+    <w:p>
+      <w:r>
+        <w:t>________________________________________________________________</w:t>
+      </w:r>
+    </w:p>
+    <w:p>
+      <w:r>
+        <w:t>________________________________________________________________</w:t>
+      </w:r>
+    </w:p>
+    <w:p>
+      <w:r>
+        <w:t>________________________________________________________________</w:t>
+      </w:r>
+    </w:p>
+    <w:p>
+      <w:r>
+        <w:t>________________________________________________________________</w:t>
+      </w:r>
+    </w:p>
+    <w:p>
+      <w:pPr>
+        <w:pStyle w:val="Heading1"/>
+      </w:pPr>
+      <w:r>
+        <w:t>18. Extra practice · Use the worked picture</w:t>
+      </w:r>
+    </w:p>
+    <w:p>
+      <w:r>
+        <w:t>Keep the explanation and the support you used.</w:t>
+      </w:r>
+    </w:p>
+    <w:p>
+      <w:pPr>
+        <w:pStyle w:val="Heading2"/>
+      </w:pPr>
+      <w:r>
+        <w:t>Use this when helpful</w:t>
       </w:r>
     </w:p>
     <w:p>
@@ -1981,16 +2041,7 @@
     </w:p>
     <w:p>
       <w:pPr>
-        <w:pStyle w:val="Heading3"/>
-      </w:pPr>
-      <w:r>
-        <w:t>Record the help used</w:t>
-      </w:r>
-    </w:p>
-    <w:p>
-      <w:pPr>
         <w:spacing w:line="336" w:lineRule="auto" w:after="180"/>
-        <w:shd w:fill="F1F6F8"/>
       </w:pPr>
       <w:r>
         <w:rPr>
@@ -2051,12 +2102,20 @@
         <w:pStyle w:val="Heading1"/>
       </w:pPr>
       <w:r>
-        <w:t>19. Project portfolio milestone</w:t>
-      </w:r>
-    </w:p>
-    <w:p>
-      <w:r>
-        <w:t>Keep this week’s input, deciding step, result and limit together in the Helpful Classroom Sorter record.</w:t>
+        <w:t>19. Reference · Project portfolio record</w:t>
+      </w:r>
+    </w:p>
+    <w:p>
+      <w:r>
+        <w:t>Extend your main project response when helpful.</w:t>
+      </w:r>
+    </w:p>
+    <w:p>
+      <w:pPr>
+        <w:pStyle w:val="Heading2"/>
+      </w:pPr>
+      <w:r>
+        <w:t>Use this when helpful</w:t>
       </w:r>
     </w:p>
     <w:p>
@@ -2306,12 +2365,476 @@
         <w:pStyle w:val="Heading1"/>
       </w:pPr>
       <w:r>
-        <w:t>20. Supported practice and learning evidence</w:t>
-      </w:r>
-    </w:p>
-    <w:p>
-      <w:r>
-        <w:t>Try the supported questions before comparing with hints and feedback. Record what you repaired and the evidence you retained.</w:t>
+        <w:t>20. Extra practice: pictures, repair and feedback</w:t>
+      </w:r>
+    </w:p>
+    <w:p>
+      <w:r>
+        <w:t>Attempt each question before opening its explanation. Use one browser or paper copy.</w:t>
+      </w:r>
+    </w:p>
+    <w:p>
+      <w:pPr>
+        <w:pStyle w:val="Heading2"/>
+      </w:pPr>
+      <w:r>
+        <w:t>First supported question</w:t>
+      </w:r>
+    </w:p>
+    <w:p>
+      <w:pPr>
+        <w:pStyle w:val="ListBullet"/>
+      </w:pPr>
+      <w:r>
+        <w:t>A fictional paper badge machine transforms an initial score using an ordered recipe.</w:t>
+      </w:r>
+    </w:p>
+    <w:p>
+      <w:pPr>
+        <w:pStyle w:val="Heading3"/>
+      </w:pPr>
+      <w:r>
+        <w:t>Practice 1: explain the deciding evidence</w:t>
+      </w:r>
+    </w:p>
+    <w:p>
+      <w:pPr>
+        <w:pStyle w:val="ListBullet"/>
+      </w:pPr>
+      <w:r>
+        <w:t>Which labelled step matches this detail? Same operations, different order: outputs 9 and 13.</w:t>
+      </w:r>
+    </w:p>
+    <w:p>
+      <w:pPr>
+        <w:pStyle w:val="ListBullet"/>
+      </w:pPr>
+      <w:r>
+        <w:t>1. Recipe A</w:t>
+      </w:r>
+    </w:p>
+    <w:p>
+      <w:pPr>
+        <w:pStyle w:val="ListBullet"/>
+      </w:pPr>
+      <w:r>
+        <w:t>2. Compare outputs</w:t>
+      </w:r>
+    </w:p>
+    <w:p>
+      <w:pPr>
+        <w:pStyle w:val="ListBullet"/>
+      </w:pPr>
+      <w:r>
+        <w:t>3. Recipe B</w:t>
+      </w:r>
+    </w:p>
+    <w:p>
+      <w:pPr>
+        <w:pStyle w:val="ListBullet"/>
+      </w:pPr>
+      <w:r>
+        <w:t>4. Start</w:t>
+      </w:r>
+    </w:p>
+    <w:p>
+      <w:pPr>
+        <w:pStyle w:val="Heading3"/>
+      </w:pPr>
+      <w:r>
+        <w:t>My selected conclusion, deciding fact and explanation</w:t>
+      </w:r>
+    </w:p>
+    <w:p>
+      <w:r>
+        <w:t>________________________________________________________________</w:t>
+      </w:r>
+    </w:p>
+    <w:p>
+      <w:r>
+        <w:t>________________________________________________________________</w:t>
+      </w:r>
+    </w:p>
+    <w:p>
+      <w:r>
+        <w:t>________________________________________________________________</w:t>
+      </w:r>
+    </w:p>
+    <w:p>
+      <w:r>
+        <w:t>________________________________________________________________</w:t>
+      </w:r>
+    </w:p>
+    <w:p>
+      <w:r>
+        <w:t>________________________________________________________________</w:t>
+      </w:r>
+    </w:p>
+    <w:p>
+      <w:pPr>
+        <w:pStyle w:val="ListBullet"/>
+      </w:pPr>
+      <w:r>
+        <w:t>Hint if needed: Read the steps in the pictorial case. Match the supplied detail to the stage that performs or records it.</w:t>
+      </w:r>
+    </w:p>
+    <w:p>
+      <w:pPr>
+        <w:pStyle w:val="Heading2"/>
+      </w:pPr>
+      <w:r>
+        <w:t>Check the first explanation · reference / check after trying</w:t>
+      </w:r>
+    </w:p>
+    <w:p>
+      <w:pPr>
+        <w:spacing w:line="336" w:lineRule="auto" w:after="180"/>
+      </w:pPr>
+      <w:r>
+        <w:rPr>
+          <w:b w:val="0"/>
+        </w:rPr>
+        <w:t xml:space="preserve">After your attempt, compare with the supported explanation: Compare </w:t>
+      </w:r>
+      <w:r>
+        <w:rPr>
+          <w:b/>
+        </w:rPr>
+        <w:t>output</w:t>
+      </w:r>
+      <w:r>
+        <w:rPr>
+          <w:b w:val="0"/>
+        </w:rPr>
+        <w:t xml:space="preserve">s Same operations, different order: </w:t>
+      </w:r>
+      <w:r>
+        <w:rPr>
+          <w:b/>
+        </w:rPr>
+        <w:t>output</w:t>
+      </w:r>
+      <w:r>
+        <w:rPr>
+          <w:b w:val="0"/>
+        </w:rPr>
+        <w:t>s 9 and 13. Every instruction reads the current score, not the original one unless explicitly told to.</w:t>
+      </w:r>
+    </w:p>
+    <w:p>
+      <w:pPr>
+        <w:spacing w:line="336" w:lineRule="auto" w:after="180"/>
+      </w:pPr>
+      <w:r>
+        <w:rPr>
+          <w:b w:val="0"/>
+        </w:rPr>
+        <w:t>In B, doubling also doubles the added 4. In A, the extra 4 is added after doubling. The final difference of 4 follows from that order, not from different starting data.</w:t>
+      </w:r>
+    </w:p>
+    <w:p>
+      <w:pPr>
+        <w:pStyle w:val="Heading2"/>
+      </w:pPr>
+      <w:r>
+        <w:t>Changed-case question</w:t>
+      </w:r>
+    </w:p>
+    <w:p>
+      <w:pPr>
+        <w:pStyle w:val="Heading3"/>
+      </w:pPr>
+      <w:r>
+        <w:t>Practice 2: explain the deciding evidence</w:t>
+      </w:r>
+    </w:p>
+    <w:p>
+      <w:pPr>
+        <w:pStyle w:val="ListBullet"/>
+      </w:pPr>
+      <w:r>
+        <w:t>Changed-case practice: Change the starting score to 0 for both recipes. Which conclusion is supported by the supplied facts?</w:t>
+      </w:r>
+    </w:p>
+    <w:p>
+      <w:pPr>
+        <w:pStyle w:val="ListBullet"/>
+      </w:pPr>
+      <w:r>
+        <w:t>1. A reports 3 and B reports 7.</w:t>
+      </w:r>
+    </w:p>
+    <w:p>
+      <w:pPr>
+        <w:pStyle w:val="ListBullet"/>
+      </w:pPr>
+      <w:r>
+        <w:t>2. This one example guarantees correct results for every future input.</w:t>
+      </w:r>
+    </w:p>
+    <w:p>
+      <w:pPr>
+        <w:pStyle w:val="ListBullet"/>
+      </w:pPr>
+      <w:r>
+        <w:t>3. We can decide the result without examining the changed input or the procedure.</w:t>
+      </w:r>
+    </w:p>
+    <w:p>
+      <w:pPr>
+        <w:pStyle w:val="Heading3"/>
+      </w:pPr>
+      <w:r>
+        <w:t>My selected conclusion, deciding fact and explanation</w:t>
+      </w:r>
+    </w:p>
+    <w:p>
+      <w:r>
+        <w:t>________________________________________________________________</w:t>
+      </w:r>
+    </w:p>
+    <w:p>
+      <w:r>
+        <w:t>________________________________________________________________</w:t>
+      </w:r>
+    </w:p>
+    <w:p>
+      <w:r>
+        <w:t>________________________________________________________________</w:t>
+      </w:r>
+    </w:p>
+    <w:p>
+      <w:r>
+        <w:t>________________________________________________________________</w:t>
+      </w:r>
+    </w:p>
+    <w:p>
+      <w:r>
+        <w:t>________________________________________________________________</w:t>
+      </w:r>
+    </w:p>
+    <w:p>
+      <w:pPr>
+        <w:pStyle w:val="ListBullet"/>
+      </w:pPr>
+      <w:r>
+        <w:t>Hint if needed: Use the changed condition and the deciding step in the pictorial trace. The answer must say what follows from those facts.</w:t>
+      </w:r>
+    </w:p>
+    <w:p>
+      <w:pPr>
+        <w:pStyle w:val="Heading2"/>
+      </w:pPr>
+      <w:r>
+        <w:t>Check the changed case · reference / check after trying</w:t>
+      </w:r>
+    </w:p>
+    <w:p>
+      <w:pPr>
+        <w:spacing w:line="336" w:lineRule="auto" w:after="180"/>
+      </w:pPr>
+      <w:r>
+        <w:rPr>
+          <w:b w:val="0"/>
+        </w:rPr>
+        <w:t>After your attempt, compare with the supported explanation: A reports 3 and B reports 7. A: 0→0→4→3. B: 0→4→8→7.</w:t>
+      </w:r>
+    </w:p>
+    <w:p>
+      <w:pPr>
+        <w:pStyle w:val="Heading2"/>
+      </w:pPr>
+      <w:r>
+        <w:t>Repair and save your work</w:t>
+      </w:r>
+    </w:p>
+    <w:p>
+      <w:pPr>
+        <w:spacing w:line="336" w:lineRule="auto" w:after="180"/>
+      </w:pPr>
+      <w:r>
+        <w:rPr>
+          <w:b w:val="0"/>
+        </w:rPr>
+        <w:t xml:space="preserve">Review Features: Useful Clues (ai-1/8). Goal: Choose recorded properties that preserve distinctions needed for a </w:t>
+      </w:r>
+      <w:r>
+        <w:rPr>
+          <w:b/>
+        </w:rPr>
+        <w:t>state</w:t>
+      </w:r>
+      <w:r>
+        <w:rPr>
+          <w:b w:val="0"/>
+        </w:rPr>
+        <w:t>d task.</w:t>
+      </w:r>
+    </w:p>
+    <w:p>
+      <w:pPr>
+        <w:spacing w:line="336" w:lineRule="auto" w:after="180"/>
+      </w:pPr>
+      <w:r>
+        <w:rPr>
+          <w:b w:val="0"/>
+        </w:rPr>
+        <w:t xml:space="preserve">Short practice: Point to the pair that tests pattern, then explain why the sticker is a bad early </w:t>
+      </w:r>
+      <w:r>
+        <w:rPr>
+          <w:b/>
+        </w:rPr>
+        <w:t>input</w:t>
+      </w:r>
+      <w:r>
+        <w:rPr>
+          <w:b w:val="0"/>
+        </w:rPr>
+        <w:t>.. Return to this week and explain what you changed.</w:t>
+      </w:r>
+    </w:p>
+    <w:p>
+      <w:pPr>
+        <w:spacing w:line="336" w:lineRule="auto" w:after="180"/>
+      </w:pPr>
+      <w:r>
+        <w:rPr>
+          <w:b w:val="0"/>
+        </w:rPr>
+        <w:t xml:space="preserve">Review Sound Becomes a Signal (ai-1/6). Goal: Interpret an ordered </w:t>
+      </w:r>
+      <w:r>
+        <w:rPr>
+          <w:b/>
+        </w:rPr>
+        <w:t>sequence</w:t>
+      </w:r>
+      <w:r>
+        <w:rPr>
+          <w:b w:val="0"/>
+        </w:rPr>
+        <w:t xml:space="preserve"> of sound-signal samples with a </w:t>
+      </w:r>
+      <w:r>
+        <w:rPr>
+          <w:b/>
+        </w:rPr>
+        <w:t>state</w:t>
+      </w:r>
+      <w:r>
+        <w:rPr>
+          <w:b w:val="0"/>
+        </w:rPr>
+        <w:t>d time interval. Short practice: Does the all-zero retained record prove the full signal was silent?</w:t>
+      </w:r>
+    </w:p>
+    <w:p>
+      <w:pPr>
+        <w:spacing w:line="336" w:lineRule="auto" w:after="180"/>
+      </w:pPr>
+      <w:r>
+        <w:rPr>
+          <w:b w:val="0"/>
+        </w:rPr>
+        <w:t>Use the picture.. Return to this week and explain what you changed.</w:t>
+      </w:r>
+    </w:p>
+    <w:p>
+      <w:pPr>
+        <w:spacing w:line="336" w:lineRule="auto" w:after="180"/>
+      </w:pPr>
+      <w:r>
+        <w:rPr>
+          <w:b w:val="0"/>
+        </w:rPr>
+        <w:t>Review Sensors Are Messengers (ai-1/3). Goal: Describe a measurement using its quantity, value, unit and conditions. Short practice: Why can we calculate the earlier gap but not predict an exact new B reading?.</w:t>
+      </w:r>
+    </w:p>
+    <w:p>
+      <w:pPr>
+        <w:spacing w:line="336" w:lineRule="auto" w:after="180"/>
+      </w:pPr>
+      <w:r>
+        <w:rPr>
+          <w:b w:val="0"/>
+        </w:rPr>
+        <w:t>Return to this week and explain what you changed.</w:t>
+      </w:r>
+    </w:p>
+    <w:p>
+      <w:pPr>
+        <w:spacing w:line="336" w:lineRule="auto" w:after="180"/>
+      </w:pPr>
+      <w:r>
+        <w:rPr>
+          <w:b w:val="0"/>
+        </w:rPr>
+        <w:t xml:space="preserve">Use Download completed work in the hosted lesson to export your answers, reflections, practice feedback and code-run </w:t>
+      </w:r>
+      <w:r>
+        <w:rPr>
+          <w:b/>
+        </w:rPr>
+        <w:t>evidence</w:t>
+      </w:r>
+      <w:r>
+        <w:rPr>
+          <w:b w:val="0"/>
+        </w:rPr>
+        <w:t>. Open the HTML copy to read or print it.</w:t>
+      </w:r>
+    </w:p>
+    <w:p>
+      <w:pPr>
+        <w:spacing w:line="336" w:lineRule="auto" w:after="180"/>
+      </w:pPr>
+      <w:r>
+        <w:rPr>
+          <w:b w:val="0"/>
+        </w:rPr>
+        <w:t>Drafts stay in this browser when storage is available; clear drafts on a shared device.</w:t>
+      </w:r>
+    </w:p>
+    <w:p>
+      <w:pPr>
+        <w:pStyle w:val="Heading3"/>
+      </w:pPr>
+      <w:r>
+        <w:t>What I repaired, the evidence I kept and the next test</w:t>
+      </w:r>
+    </w:p>
+    <w:p>
+      <w:r>
+        <w:t>________________________________________________________________</w:t>
+      </w:r>
+    </w:p>
+    <w:p>
+      <w:r>
+        <w:t>________________________________________________________________</w:t>
+      </w:r>
+    </w:p>
+    <w:p>
+      <w:r>
+        <w:t>________________________________________________________________</w:t>
+      </w:r>
+    </w:p>
+    <w:p>
+      <w:r>
+        <w:t>________________________________________________________________</w:t>
+      </w:r>
+    </w:p>
+    <w:p>
+      <w:r>
+        <w:t>________________________________________________________________</w:t>
+      </w:r>
+    </w:p>
+    <w:p>
+      <w:pPr>
+        <w:pStyle w:val="Heading2"/>
+      </w:pPr>
+      <w:r>
+        <w:t>Earlier wording, alternatives and picture transcripts · reference / check after trying</w:t>
       </w:r>
     </w:p>
     <w:p>
@@ -2327,116 +2850,10 @@
     </w:p>
     <w:p>
       <w:pPr>
-        <w:spacing w:line="336" w:lineRule="auto" w:after="180"/>
-      </w:pPr>
-      <w:r>
-        <w:rPr>
-          <w:b w:val="0"/>
-        </w:rPr>
-        <w:t>A fictional paper badge machine transforms an initial score using an ordered recipe.</w:t>
-      </w:r>
-    </w:p>
-    <w:p>
-      <w:pPr>
         <w:pStyle w:val="Heading3"/>
       </w:pPr>
       <w:r>
-        <w:t>Practice 1: explain the deciding evidence</w:t>
-      </w:r>
-    </w:p>
-    <w:p>
-      <w:pPr>
-        <w:spacing w:line="336" w:lineRule="auto" w:after="180"/>
-      </w:pPr>
-      <w:r>
-        <w:rPr>
-          <w:b w:val="0"/>
-        </w:rPr>
-        <w:t xml:space="preserve">Which labelled </w:t>
-      </w:r>
-      <w:r>
-        <w:rPr>
-          <w:b/>
-        </w:rPr>
-        <w:t>step</w:t>
-      </w:r>
-      <w:r>
-        <w:rPr>
-          <w:b w:val="0"/>
-        </w:rPr>
-        <w:t xml:space="preserve"> matches this detail? Same operations, different order: </w:t>
-      </w:r>
-      <w:r>
-        <w:rPr>
-          <w:b/>
-        </w:rPr>
-        <w:t>output</w:t>
-      </w:r>
-      <w:r>
-        <w:rPr>
-          <w:b w:val="0"/>
-        </w:rPr>
-        <w:t>s 9 and 13.</w:t>
-      </w:r>
-    </w:p>
-    <w:p>
-      <w:pPr>
-        <w:spacing w:line="336" w:lineRule="auto" w:after="180"/>
-        <w:shd w:fill="F4F9FC"/>
-      </w:pPr>
-      <w:r>
-        <w:rPr>
-          <w:b w:val="0"/>
-        </w:rPr>
-        <w:t>1. Recipe A</w:t>
-      </w:r>
-    </w:p>
-    <w:p>
-      <w:pPr>
-        <w:spacing w:line="336" w:lineRule="auto" w:after="180"/>
-        <w:shd w:fill="F4F9FC"/>
-      </w:pPr>
-      <w:r>
-        <w:rPr>
-          <w:b w:val="0"/>
-        </w:rPr>
-        <w:t xml:space="preserve">2. Compare </w:t>
-      </w:r>
-      <w:r>
-        <w:rPr>
-          <w:b/>
-        </w:rPr>
-        <w:t>output</w:t>
-      </w:r>
-      <w:r>
-        <w:rPr>
-          <w:b w:val="0"/>
-        </w:rPr>
-        <w:t>s</w:t>
-      </w:r>
-    </w:p>
-    <w:p>
-      <w:pPr>
-        <w:spacing w:line="336" w:lineRule="auto" w:after="180"/>
-        <w:shd w:fill="F4F9FC"/>
-      </w:pPr>
-      <w:r>
-        <w:rPr>
-          <w:b w:val="0"/>
-        </w:rPr>
-        <w:t>3. Recipe B</w:t>
-      </w:r>
-    </w:p>
-    <w:p>
-      <w:pPr>
-        <w:spacing w:line="336" w:lineRule="auto" w:after="180"/>
-        <w:shd w:fill="F4F9FC"/>
-      </w:pPr>
-      <w:r>
-        <w:rPr>
-          <w:b w:val="0"/>
-        </w:rPr>
-        <w:t>4. Start</w:t>
+        <w:t>Repair a missing building block</w:t>
       </w:r>
     </w:p>
     <w:p>
@@ -2444,520 +2861,25 @@
         <w:pStyle w:val="Heading3"/>
       </w:pPr>
       <w:r>
-        <w:t>My selected conclusion, deciding fact and explanation</w:t>
-      </w:r>
-    </w:p>
-    <w:p>
-      <w:r>
-        <w:t>________________________________________________________________</w:t>
-      </w:r>
-    </w:p>
-    <w:p>
-      <w:r>
-        <w:t>________________________________________________________________</w:t>
-      </w:r>
-    </w:p>
-    <w:p>
-      <w:r>
-        <w:t>________________________________________________________________</w:t>
-      </w:r>
-    </w:p>
-    <w:p>
-      <w:r>
-        <w:t>________________________________________________________________</w:t>
-      </w:r>
-    </w:p>
-    <w:p>
-      <w:r>
-        <w:t>________________________________________________________________</w:t>
-      </w:r>
-    </w:p>
-    <w:p>
-      <w:pPr>
-        <w:pStyle w:val="Heading3"/>
-      </w:pPr>
-      <w:r>
-        <w:t>Hint · try first</w:t>
-      </w:r>
-    </w:p>
-    <w:p>
-      <w:pPr>
-        <w:spacing w:line="336" w:lineRule="auto" w:after="180"/>
-        <w:shd w:fill="F1F6F8"/>
-      </w:pPr>
-      <w:r>
-        <w:rPr>
-          <w:b w:val="0"/>
-        </w:rPr>
-        <w:t xml:space="preserve">Hint if needed: Read the </w:t>
-      </w:r>
-      <w:r>
-        <w:rPr>
-          <w:b/>
-        </w:rPr>
-        <w:t>step</w:t>
-      </w:r>
-      <w:r>
-        <w:rPr>
-          <w:b w:val="0"/>
-        </w:rPr>
-        <w:t>s in the pictorial case. Match the supplied detail to the stage that performs or records it.</w:t>
-      </w:r>
-    </w:p>
-    <w:p>
-      <w:pPr>
-        <w:pStyle w:val="Heading3"/>
-      </w:pPr>
-      <w:r>
-        <w:t>Feedback · compare after trying</w:t>
-      </w:r>
-    </w:p>
-    <w:p>
-      <w:pPr>
-        <w:spacing w:line="336" w:lineRule="auto" w:after="180"/>
-        <w:shd w:fill="F1F6FC"/>
-      </w:pPr>
-      <w:r>
-        <w:rPr>
-          <w:b w:val="0"/>
-        </w:rPr>
-        <w:t xml:space="preserve">After your attempt, compare with the supported explanation: Compare </w:t>
-      </w:r>
-      <w:r>
-        <w:rPr>
-          <w:b/>
-        </w:rPr>
-        <w:t>output</w:t>
-      </w:r>
-      <w:r>
-        <w:rPr>
-          <w:b w:val="0"/>
-        </w:rPr>
-        <w:t xml:space="preserve">s Same operations, different order: </w:t>
-      </w:r>
-      <w:r>
-        <w:rPr>
-          <w:b/>
-        </w:rPr>
-        <w:t>output</w:t>
-      </w:r>
-      <w:r>
-        <w:rPr>
-          <w:b w:val="0"/>
-        </w:rPr>
-        <w:t>s 9 and 13. Every instruction reads the current score, not the original one unless explicitly told to.</w:t>
-      </w:r>
-    </w:p>
-    <w:p>
-      <w:pPr>
-        <w:spacing w:line="336" w:lineRule="auto" w:after="180"/>
-        <w:shd w:fill="F1F6FC"/>
-      </w:pPr>
-      <w:r>
-        <w:rPr>
-          <w:b w:val="0"/>
-        </w:rPr>
-        <w:t>In B, doubling also doubles the added 4. In A, the extra 4 is added after doubling. The final difference of 4 follows from that order, not from different starting data.</w:t>
-      </w:r>
-    </w:p>
-    <w:p>
-      <w:pPr>
-        <w:pStyle w:val="Heading3"/>
-      </w:pPr>
-      <w:r>
-        <w:t>Practice 2: explain the deciding evidence</w:t>
-      </w:r>
-    </w:p>
-    <w:p>
-      <w:pPr>
-        <w:pStyle w:val="Heading3"/>
-      </w:pPr>
-      <w:r>
-        <w:t>Changed case · predict first</w:t>
-      </w:r>
-    </w:p>
-    <w:p>
-      <w:pPr>
-        <w:spacing w:line="336" w:lineRule="auto" w:after="180"/>
-        <w:shd w:fill="F5F1FB"/>
-      </w:pPr>
-      <w:r>
-        <w:rPr>
-          <w:b w:val="0"/>
-        </w:rPr>
-        <w:t>Changed-case practice: Change the starting score to 0 for both recipes. Which conclusion is supported by the supplied facts?</w:t>
-      </w:r>
-    </w:p>
-    <w:p>
-      <w:pPr>
-        <w:spacing w:line="336" w:lineRule="auto" w:after="180"/>
-        <w:shd w:fill="F4F9FC"/>
-      </w:pPr>
-      <w:r>
-        <w:rPr>
-          <w:b w:val="0"/>
-        </w:rPr>
-        <w:t>1. A reports 3 and B reports 7.</w:t>
-      </w:r>
-    </w:p>
-    <w:p>
-      <w:pPr>
-        <w:spacing w:line="336" w:lineRule="auto" w:after="180"/>
-        <w:shd w:fill="F4F9FC"/>
-      </w:pPr>
-      <w:r>
-        <w:rPr>
-          <w:b w:val="0"/>
-        </w:rPr>
-        <w:t xml:space="preserve">2. This one example guarantees correct results for every future </w:t>
-      </w:r>
-      <w:r>
-        <w:rPr>
-          <w:b/>
-        </w:rPr>
-        <w:t>input</w:t>
-      </w:r>
-      <w:r>
-        <w:rPr>
-          <w:b w:val="0"/>
-        </w:rPr>
-        <w:t>.</w:t>
-      </w:r>
-    </w:p>
-    <w:p>
-      <w:pPr>
-        <w:spacing w:line="336" w:lineRule="auto" w:after="180"/>
-        <w:shd w:fill="F4F9FC"/>
-      </w:pPr>
-      <w:r>
-        <w:rPr>
-          <w:b w:val="0"/>
-        </w:rPr>
-        <w:t xml:space="preserve">3. We can decide the result without examining the changed </w:t>
-      </w:r>
-      <w:r>
-        <w:rPr>
-          <w:b/>
-        </w:rPr>
-        <w:t>input</w:t>
-      </w:r>
-      <w:r>
-        <w:rPr>
-          <w:b w:val="0"/>
-        </w:rPr>
-        <w:t xml:space="preserve"> or the procedure.</w:t>
-      </w:r>
-    </w:p>
-    <w:p>
-      <w:pPr>
-        <w:pStyle w:val="Heading3"/>
-      </w:pPr>
-      <w:r>
-        <w:t>My selected conclusion, deciding fact and explanation</w:t>
-      </w:r>
-    </w:p>
-    <w:p>
-      <w:r>
-        <w:t>________________________________________________________________</w:t>
-      </w:r>
-    </w:p>
-    <w:p>
-      <w:r>
-        <w:t>________________________________________________________________</w:t>
-      </w:r>
-    </w:p>
-    <w:p>
-      <w:r>
-        <w:t>________________________________________________________________</w:t>
-      </w:r>
-    </w:p>
-    <w:p>
-      <w:r>
-        <w:t>________________________________________________________________</w:t>
-      </w:r>
-    </w:p>
-    <w:p>
-      <w:r>
-        <w:t>________________________________________________________________</w:t>
-      </w:r>
-    </w:p>
-    <w:p>
-      <w:pPr>
-        <w:pStyle w:val="Heading3"/>
-      </w:pPr>
-      <w:r>
-        <w:t>Hint · try first</w:t>
-      </w:r>
-    </w:p>
-    <w:p>
-      <w:pPr>
-        <w:spacing w:line="336" w:lineRule="auto" w:after="180"/>
-        <w:shd w:fill="F1F6F8"/>
-      </w:pPr>
-      <w:r>
-        <w:rPr>
-          <w:b w:val="0"/>
-        </w:rPr>
-        <w:t xml:space="preserve">Hint if needed: Use the changed condition and the deciding </w:t>
-      </w:r>
-      <w:r>
-        <w:rPr>
-          <w:b/>
-        </w:rPr>
-        <w:t>step</w:t>
-      </w:r>
-      <w:r>
-        <w:rPr>
-          <w:b w:val="0"/>
-        </w:rPr>
-        <w:t xml:space="preserve"> in the pictorial </w:t>
-      </w:r>
-      <w:r>
-        <w:rPr>
-          <w:b/>
-        </w:rPr>
-        <w:t>trace</w:t>
-      </w:r>
-      <w:r>
-        <w:rPr>
-          <w:b w:val="0"/>
-        </w:rPr>
-        <w:t>. The answer must say what follows from those facts.</w:t>
-      </w:r>
-    </w:p>
-    <w:p>
-      <w:pPr>
-        <w:pStyle w:val="Heading3"/>
-      </w:pPr>
-      <w:r>
-        <w:t>Feedback · compare after trying</w:t>
-      </w:r>
-    </w:p>
-    <w:p>
-      <w:pPr>
-        <w:spacing w:line="336" w:lineRule="auto" w:after="180"/>
-        <w:shd w:fill="F1F6FC"/>
-      </w:pPr>
-      <w:r>
-        <w:rPr>
-          <w:b w:val="0"/>
-        </w:rPr>
-        <w:t>After your attempt, compare with the supported explanation: A reports 3 and B reports 7. A: 0→0→4→3. B: 0→4→8→7.</w:t>
-      </w:r>
-    </w:p>
-    <w:p>
-      <w:pPr>
-        <w:pStyle w:val="Heading3"/>
-      </w:pPr>
-      <w:r>
-        <w:t>Repair a missing building block</w:t>
-      </w:r>
-    </w:p>
-    <w:p>
-      <w:pPr>
-        <w:spacing w:line="336" w:lineRule="auto" w:after="180"/>
-      </w:pPr>
-      <w:r>
-        <w:rPr>
-          <w:b w:val="0"/>
-        </w:rPr>
-        <w:t xml:space="preserve">Review Features: Useful Clues (ai-1/8). Goal: Choose recorded properties that preserve distinctions needed for a </w:t>
-      </w:r>
-      <w:r>
-        <w:rPr>
-          <w:b/>
-        </w:rPr>
-        <w:t>state</w:t>
-      </w:r>
-      <w:r>
-        <w:rPr>
-          <w:b w:val="0"/>
-        </w:rPr>
-        <w:t>d task.</w:t>
-      </w:r>
-    </w:p>
-    <w:p>
-      <w:pPr>
-        <w:spacing w:line="336" w:lineRule="auto" w:after="180"/>
-      </w:pPr>
-      <w:r>
-        <w:rPr>
-          <w:b w:val="0"/>
-        </w:rPr>
-        <w:t xml:space="preserve">Short practice: Point to the pair that tests pattern, then explain why the sticker is a bad early </w:t>
-      </w:r>
-      <w:r>
-        <w:rPr>
-          <w:b/>
-        </w:rPr>
-        <w:t>input</w:t>
-      </w:r>
-      <w:r>
-        <w:rPr>
-          <w:b w:val="0"/>
-        </w:rPr>
-        <w:t>.. Return to this week and explain what you changed.</w:t>
-      </w:r>
-    </w:p>
-    <w:p>
-      <w:pPr>
-        <w:spacing w:line="336" w:lineRule="auto" w:after="180"/>
-      </w:pPr>
-      <w:r>
-        <w:rPr>
-          <w:b w:val="0"/>
-        </w:rPr>
-        <w:t xml:space="preserve">Review Sound Becomes a Signal (ai-1/6). Goal: Interpret an ordered </w:t>
-      </w:r>
-      <w:r>
-        <w:rPr>
-          <w:b/>
-        </w:rPr>
-        <w:t>sequence</w:t>
-      </w:r>
-      <w:r>
-        <w:rPr>
-          <w:b w:val="0"/>
-        </w:rPr>
-        <w:t xml:space="preserve"> of sound-signal samples with a </w:t>
-      </w:r>
-      <w:r>
-        <w:rPr>
-          <w:b/>
-        </w:rPr>
-        <w:t>state</w:t>
-      </w:r>
-      <w:r>
-        <w:rPr>
-          <w:b w:val="0"/>
-        </w:rPr>
-        <w:t>d time interval. Short practice: Does the all-zero retained record prove the full signal was silent?</w:t>
-      </w:r>
-    </w:p>
-    <w:p>
-      <w:pPr>
-        <w:spacing w:line="336" w:lineRule="auto" w:after="180"/>
-      </w:pPr>
-      <w:r>
-        <w:rPr>
-          <w:b w:val="0"/>
-        </w:rPr>
-        <w:t>Use the picture.. Return to this week and explain what you changed.</w:t>
-      </w:r>
-    </w:p>
-    <w:p>
-      <w:pPr>
-        <w:spacing w:line="336" w:lineRule="auto" w:after="180"/>
-      </w:pPr>
-      <w:r>
-        <w:rPr>
-          <w:b w:val="0"/>
-        </w:rPr>
-        <w:t>Review Sensors Are Messengers (ai-1/3). Goal: Describe a measurement using its quantity, value, unit and conditions. Short practice: Why can we calculate the earlier gap but not predict an exact new B reading?.</w:t>
-      </w:r>
-    </w:p>
-    <w:p>
-      <w:pPr>
-        <w:spacing w:line="336" w:lineRule="auto" w:after="180"/>
-      </w:pPr>
-      <w:r>
-        <w:rPr>
-          <w:b w:val="0"/>
-        </w:rPr>
-        <w:t>Return to this week and explain what you changed.</w:t>
-      </w:r>
-    </w:p>
-    <w:p>
-      <w:pPr>
-        <w:pStyle w:val="Heading3"/>
-      </w:pPr>
-      <w:r>
         <w:t>Keep your completed work</w:t>
       </w:r>
     </w:p>
     <w:p>
       <w:pPr>
-        <w:spacing w:line="336" w:lineRule="auto" w:after="180"/>
-      </w:pPr>
-      <w:r>
-        <w:rPr>
-          <w:b w:val="0"/>
-        </w:rPr>
-        <w:t xml:space="preserve">Use Download completed work in the hosted lesson to export your answers, reflections, practice feedback and code-run </w:t>
-      </w:r>
-      <w:r>
-        <w:rPr>
-          <w:b/>
-        </w:rPr>
-        <w:t>evidence</w:t>
-      </w:r>
-      <w:r>
-        <w:rPr>
-          <w:b w:val="0"/>
-        </w:rPr>
-        <w:t>. Open the HTML copy to read or print it.</w:t>
-      </w:r>
-    </w:p>
-    <w:p>
-      <w:pPr>
-        <w:spacing w:line="336" w:lineRule="auto" w:after="180"/>
-      </w:pPr>
-      <w:r>
-        <w:rPr>
-          <w:b w:val="0"/>
-        </w:rPr>
-        <w:t>Drafts stay in this browser when storage is available; clear drafts on a shared device.</w:t>
-      </w:r>
-    </w:p>
-    <w:p>
-      <w:pPr>
-        <w:pStyle w:val="Heading3"/>
-      </w:pPr>
-      <w:r>
-        <w:t>What I repaired, the evidence I kept and the next test</w:t>
-      </w:r>
-    </w:p>
-    <w:p>
-      <w:r>
-        <w:t>________________________________________________________________</w:t>
-      </w:r>
-    </w:p>
-    <w:p>
-      <w:r>
-        <w:t>________________________________________________________________</w:t>
-      </w:r>
-    </w:p>
-    <w:p>
-      <w:r>
-        <w:t>________________________________________________________________</w:t>
-      </w:r>
-    </w:p>
-    <w:p>
-      <w:r>
-        <w:t>________________________________________________________________</w:t>
-      </w:r>
-    </w:p>
-    <w:p>
-      <w:r>
-        <w:t>________________________________________________________________</w:t>
-      </w:r>
-    </w:p>
-    <w:p>
-      <w:pPr>
         <w:pStyle w:val="Heading1"/>
       </w:pPr>
       <w:r>
-        <w:t>21. Visual concept journey</w:t>
-      </w:r>
-    </w:p>
-    <w:p>
-      <w:r>
-        <w:t>Explain each Algorithms as Recipes picture from its labels, then record a relevant limit.</w:t>
-      </w:r>
-    </w:p>
-    <w:p>
-      <w:pPr>
-        <w:pStyle w:val="Heading3"/>
+        <w:t>21. Reference · Six-picture response sheets</w:t>
+      </w:r>
+    </w:p>
+    <w:p>
+      <w:r>
+        <w:t>Choose the image that helps rather than repeating all six.</w:t>
+      </w:r>
+    </w:p>
+    <w:p>
+      <w:pPr>
+        <w:pStyle w:val="Heading2"/>
       </w:pPr>
       <w:r>
         <w:t>01. Algorithms as Recipes: the case</w:t>
@@ -3024,7 +2946,6 @@
     <w:p>
       <w:pPr>
         <w:spacing w:line="336" w:lineRule="auto" w:after="180"/>
-        <w:shd w:fill="F5F1FB"/>
       </w:pPr>
       <w:r>
         <w:rPr>
@@ -3063,7 +2984,7 @@
     </w:p>
     <w:p>
       <w:pPr>
-        <w:pStyle w:val="Heading3"/>
+        <w:pStyle w:val="Heading2"/>
       </w:pPr>
       <w:r>
         <w:t>02. Follow the deciding steps</w:t>
@@ -3143,7 +3064,6 @@
     <w:p>
       <w:pPr>
         <w:spacing w:line="336" w:lineRule="auto" w:after="180"/>
-        <w:shd w:fill="F5F1FB"/>
       </w:pPr>
       <w:r>
         <w:rPr>
@@ -3194,7 +3114,7 @@
     </w:p>
     <w:p>
       <w:pPr>
-        <w:pStyle w:val="Heading3"/>
+        <w:pStyle w:val="Heading2"/>
       </w:pPr>
       <w:r>
         <w:t>03. Changing instruction order</w:t>
@@ -3298,7 +3218,6 @@
     <w:p>
       <w:pPr>
         <w:spacing w:line="336" w:lineRule="auto" w:after="180"/>
-        <w:shd w:fill="F5F1FB"/>
       </w:pPr>
       <w:r>
         <w:rPr>
@@ -3337,7 +3256,7 @@
     </w:p>
     <w:p>
       <w:pPr>
-        <w:pStyle w:val="Heading3"/>
+        <w:pStyle w:val="Heading2"/>
       </w:pPr>
       <w:r>
         <w:t>04. Change one thing. Trace what follows.</w:t>
@@ -3405,7 +3324,6 @@
     <w:p>
       <w:pPr>
         <w:spacing w:line="336" w:lineRule="auto" w:after="180"/>
-        <w:shd w:fill="F5F1FB"/>
       </w:pPr>
       <w:r>
         <w:rPr>
@@ -3444,7 +3362,7 @@
     </w:p>
     <w:p>
       <w:pPr>
-        <w:pStyle w:val="Heading3"/>
+        <w:pStyle w:val="Heading2"/>
       </w:pPr>
       <w:r>
         <w:t>05. Connect the explanation to its limit</w:t>
@@ -3535,7 +3453,6 @@
     <w:p>
       <w:pPr>
         <w:spacing w:line="336" w:lineRule="auto" w:after="180"/>
-        <w:shd w:fill="F5F1FB"/>
       </w:pPr>
       <w:r>
         <w:rPr>
@@ -3574,7 +3491,7 @@
     </w:p>
     <w:p>
       <w:pPr>
-        <w:pStyle w:val="Heading3"/>
+        <w:pStyle w:val="Heading2"/>
       </w:pPr>
       <w:r>
         <w:t>06. Make the idea visible in your project</w:t>
@@ -3689,7 +3606,6 @@
     <w:p>
       <w:pPr>
         <w:spacing w:line="336" w:lineRule="auto" w:after="180"/>
-        <w:shd w:fill="F5F1FB"/>
       </w:pPr>
       <w:r>
         <w:rPr>
@@ -3760,6 +3676,62 @@
     <w:p>
       <w:r>
         <w:t>________________________________________________________________</w:t>
+      </w:r>
+    </w:p>
+    <w:p>
+      <w:pPr>
+        <w:pStyle w:val="Heading2"/>
+      </w:pPr>
+      <w:r>
+        <w:t>Earlier wording, alternatives and picture transcripts · reference / check after trying</w:t>
+      </w:r>
+    </w:p>
+    <w:p>
+      <w:pPr>
+        <w:pStyle w:val="Heading3"/>
+      </w:pPr>
+      <w:r>
+        <w:t>01. Algorithms as Recipes: the case</w:t>
+      </w:r>
+    </w:p>
+    <w:p>
+      <w:pPr>
+        <w:pStyle w:val="Heading3"/>
+      </w:pPr>
+      <w:r>
+        <w:t>02. Follow the deciding steps</w:t>
+      </w:r>
+    </w:p>
+    <w:p>
+      <w:pPr>
+        <w:pStyle w:val="Heading3"/>
+      </w:pPr>
+      <w:r>
+        <w:t>03. Changing instruction order</w:t>
+      </w:r>
+    </w:p>
+    <w:p>
+      <w:pPr>
+        <w:pStyle w:val="Heading3"/>
+      </w:pPr>
+      <w:r>
+        <w:t>04. Change one thing. Trace what follows.</w:t>
+      </w:r>
+    </w:p>
+    <w:p>
+      <w:pPr>
+        <w:pStyle w:val="Heading3"/>
+      </w:pPr>
+      <w:r>
+        <w:t>05. Connect the explanation to its limit</w:t>
+      </w:r>
+    </w:p>
+    <w:p>
+      <w:pPr>
+        <w:pStyle w:val="Heading3"/>
+      </w:pPr>
+      <w:r>
+        <w:t>06. Make the idea visible in your project</w:t>
       </w:r>
     </w:p>
     <w:sectPr>
